--- a/deliverables/Week_07_Prompt_Engineering_and_Evaluation/Week_07_Teaching_Notes.docx
+++ b/deliverables/Week_07_Prompt_Engineering_and_Evaluation/Week_07_Teaching_Notes.docx
@@ -603,7 +603,7 @@
                 <w:sz w:val="20"/>
                 <w:szCs w:val="20"/>
               </w:rPr>
-              <w:t xml:space="preserve">Notebook and Python file with TODOs. Embedded and separate diagrams accompany the lab.</w:t>
+              <w:t xml:space="preserve">Notebook with TODOs. Embedded and separate diagrams accompany the lab.</w:t>
             </w:r>
           </w:p>
         </w:tc>
@@ -669,7 +669,7 @@
                 <w:sz w:val="20"/>
                 <w:szCs w:val="20"/>
               </w:rPr>
-              <w:t xml:space="preserve">Instructor notebook and Python file with completed code and model answers.</w:t>
+              <w:t xml:space="preserve">Instructor notebook with completed code and model answers.</w:t>
             </w:r>
           </w:p>
         </w:tc>
@@ -702,7 +702,7 @@
         <w:t xml:space="preserve">evaluate</w:t>
       </w:r>
       <w:r>
-        <w:t xml:space="preserve"> prompts with a test set and sound statistics. All results in the slides come from running this week's lab notebook on Qwen2.5-1.5B-Instruct (the notebook's instructor cell saves them to </w:t>
+        <w:t xml:space="preserve"> prompts with a test set and sound statistics. The results charts on slide 18, slide 22 and slide 40 come from a stored instructor GPU run of an earlier, larger version of this lab with Qwen2.5-1.5B-Instruct (40 routing messages and 16 word problems; </w:t>
       </w:r>
       <w:r>
         <w:rPr>
@@ -714,7 +714,7 @@
         <w:t xml:space="preserve">curriculum/assets/week_07/results.json</w:t>
       </w:r>
       <w:r>
-        <w:t xml:space="preserve">).</w:t>
+        <w:t xml:space="preserve">). The CPU core that students run uses Qwen2.5-0.5B-Instruct; its measured numbers are in the lab guide.</w:t>
       </w:r>
     </w:p>
     <w:tbl>
@@ -1995,8 +1995,8 @@
       </w:tblPr>
       <w:tblGrid>
         <w:gridCol w:w="1220"/>
-        <w:gridCol w:w="4330"/>
-        <w:gridCol w:w="3862"/>
+        <w:gridCol w:w="4452"/>
+        <w:gridCol w:w="3740"/>
       </w:tblGrid>
       <w:tr>
         <w:trPr>
@@ -2036,7 +2036,7 @@
         </w:tc>
         <w:tc>
           <w:tcPr>
-            <w:tcW w:type="dxa" w:w="4330"/>
+            <w:tcW w:type="dxa" w:w="4452"/>
             <w:tcBorders>
               <w:top w:val="single" w:color="D1D5DB" w:sz="4"/>
               <w:left w:val="single" w:color="D1D5DB" w:sz="4"/>
@@ -2067,7 +2067,7 @@
         </w:tc>
         <w:tc>
           <w:tcPr>
-            <w:tcW w:type="dxa" w:w="3862"/>
+            <w:tcW w:type="dxa" w:w="3740"/>
             <w:tcBorders>
               <w:top w:val="single" w:color="D1D5DB" w:sz="4"/>
               <w:left w:val="single" w:color="D1D5DB" w:sz="4"/>
@@ -2133,7 +2133,7 @@
         </w:tc>
         <w:tc>
           <w:tcPr>
-            <w:tcW w:type="dxa" w:w="4330"/>
+            <w:tcW w:type="dxa" w:w="4452"/>
             <w:tcBorders>
               <w:top w:val="single" w:color="D1D5DB" w:sz="4"/>
               <w:left w:val="single" w:color="D1D5DB" w:sz="4"/>
@@ -2161,7 +2161,7 @@
         </w:tc>
         <w:tc>
           <w:tcPr>
-            <w:tcW w:type="dxa" w:w="3862"/>
+            <w:tcW w:type="dxa" w:w="3740"/>
             <w:tcBorders>
               <w:top w:val="single" w:color="D1D5DB" w:sz="4"/>
               <w:left w:val="single" w:color="D1D5DB" w:sz="4"/>
@@ -2218,13 +2218,13 @@
                 <w:sz w:val="20"/>
                 <w:szCs w:val="20"/>
               </w:rPr>
-              <w:t xml:space="preserve">Ground truth</w:t>
-            </w:r>
-          </w:p>
-        </w:tc>
-        <w:tc>
-          <w:tcPr>
-            <w:tcW w:type="dxa" w:w="4330"/>
+              <w:t xml:space="preserve">Accuracy</w:t>
+            </w:r>
+          </w:p>
+        </w:tc>
+        <w:tc>
+          <w:tcPr>
+            <w:tcW w:type="dxa" w:w="4452"/>
             <w:tcBorders>
               <w:top w:val="single" w:color="D1D5DB" w:sz="4"/>
               <w:left w:val="single" w:color="D1D5DB" w:sz="4"/>
@@ -2246,13 +2246,13 @@
                 <w:sz w:val="20"/>
                 <w:szCs w:val="20"/>
               </w:rPr>
-              <w:t xml:space="preserve">A reference answer or observation used to check a model output.</w:t>
-            </w:r>
-          </w:p>
-        </w:tc>
-        <w:tc>
-          <w:tcPr>
-            <w:tcW w:type="dxa" w:w="3862"/>
+              <w:t xml:space="preserve">The fraction of evaluated examples counted as correct.</w:t>
+            </w:r>
+          </w:p>
+        </w:tc>
+        <w:tc>
+          <w:tcPr>
+            <w:tcW w:type="dxa" w:w="3740"/>
             <w:tcBorders>
               <w:top w:val="single" w:color="D1D5DB" w:sz="4"/>
               <w:left w:val="single" w:color="D1D5DB" w:sz="4"/>
@@ -2274,7 +2274,7 @@
                 <w:sz w:val="20"/>
                 <w:szCs w:val="20"/>
               </w:rPr>
-              <w:t xml:space="preserve">For a labelled ticket, which field supplies the expected team?</w:t>
+              <w:t xml:space="preserve">If 16 of 20 labels are correct, what is the accuracy?</w:t>
             </w:r>
           </w:p>
         </w:tc>
@@ -2309,13 +2309,13 @@
                 <w:sz w:val="20"/>
                 <w:szCs w:val="20"/>
               </w:rPr>
-              <w:t xml:space="preserve">Accuracy</w:t>
-            </w:r>
-          </w:p>
-        </w:tc>
-        <w:tc>
-          <w:tcPr>
-            <w:tcW w:type="dxa" w:w="4330"/>
+              <w:t xml:space="preserve">JSON</w:t>
+            </w:r>
+          </w:p>
+        </w:tc>
+        <w:tc>
+          <w:tcPr>
+            <w:tcW w:type="dxa" w:w="4452"/>
             <w:tcBorders>
               <w:top w:val="single" w:color="D1D5DB" w:sz="4"/>
               <w:left w:val="single" w:color="D1D5DB" w:sz="4"/>
@@ -2337,13 +2337,13 @@
                 <w:sz w:val="20"/>
                 <w:szCs w:val="20"/>
               </w:rPr>
-              <w:t xml:space="preserve">The fraction of evaluated examples counted as correct.</w:t>
-            </w:r>
-          </w:p>
-        </w:tc>
-        <w:tc>
-          <w:tcPr>
-            <w:tcW w:type="dxa" w:w="3862"/>
+              <w:t xml:space="preserve">A structured text format for exchanging fields and values, including objects and lists.</w:t>
+            </w:r>
+          </w:p>
+        </w:tc>
+        <w:tc>
+          <w:tcPr>
+            <w:tcW w:type="dxa" w:w="3740"/>
             <w:tcBorders>
               <w:top w:val="single" w:color="D1D5DB" w:sz="4"/>
               <w:left w:val="single" w:color="D1D5DB" w:sz="4"/>
@@ -2365,189 +2365,7 @@
                 <w:sz w:val="20"/>
                 <w:szCs w:val="20"/>
               </w:rPr>
-              <w:t xml:space="preserve">If 32 of 40 predictions are correct, what is the accuracy?</w:t>
-            </w:r>
-          </w:p>
-        </w:tc>
-      </w:tr>
-      <w:tr>
-        <w:trPr>
-          <w:cantSplit/>
-        </w:trPr>
-        <w:tc>
-          <w:tcPr>
-            <w:tcW w:type="dxa" w:w="1220"/>
-            <w:tcBorders>
-              <w:top w:val="single" w:color="D1D5DB" w:sz="4"/>
-              <w:left w:val="single" w:color="D1D5DB" w:sz="4"/>
-              <w:bottom w:val="single" w:color="D1D5DB" w:sz="4"/>
-              <w:right w:val="single" w:color="D1D5DB" w:sz="4"/>
-            </w:tcBorders>
-            <w:shd w:fill="FFFFFF" w:color="auto" w:val="clear"/>
-            <w:tcMar>
-              <w:top w:type="dxa" w:w="80"/>
-              <w:left w:type="dxa" w:w="120"/>
-              <w:bottom w:type="dxa" w:w="80"/>
-              <w:right w:type="dxa" w:w="120"/>
-            </w:tcMar>
-            <w:vAlign w:val="top"/>
-          </w:tcPr>
-          <w:p>
-            <w:r>
-              <w:rPr>
-                <w:b/>
-                <w:bCs/>
-                <w:sz w:val="20"/>
-                <w:szCs w:val="20"/>
-              </w:rPr>
-              <w:t xml:space="preserve">Token</w:t>
-            </w:r>
-          </w:p>
-        </w:tc>
-        <w:tc>
-          <w:tcPr>
-            <w:tcW w:type="dxa" w:w="4330"/>
-            <w:tcBorders>
-              <w:top w:val="single" w:color="D1D5DB" w:sz="4"/>
-              <w:left w:val="single" w:color="D1D5DB" w:sz="4"/>
-              <w:bottom w:val="single" w:color="D1D5DB" w:sz="4"/>
-              <w:right w:val="single" w:color="D1D5DB" w:sz="4"/>
-            </w:tcBorders>
-            <w:shd w:fill="FFFFFF" w:color="auto" w:val="clear"/>
-            <w:tcMar>
-              <w:top w:type="dxa" w:w="80"/>
-              <w:left w:type="dxa" w:w="120"/>
-              <w:bottom w:type="dxa" w:w="80"/>
-              <w:right w:type="dxa" w:w="120"/>
-            </w:tcMar>
-            <w:vAlign w:val="top"/>
-          </w:tcPr>
-          <w:p>
-            <w:r>
-              <w:rPr>
-                <w:sz w:val="20"/>
-                <w:szCs w:val="20"/>
-              </w:rPr>
-              <w:t xml:space="preserve">A unit processed or generated by a model; a text token can be a word, word part or character.</w:t>
-            </w:r>
-          </w:p>
-        </w:tc>
-        <w:tc>
-          <w:tcPr>
-            <w:tcW w:type="dxa" w:w="3862"/>
-            <w:tcBorders>
-              <w:top w:val="single" w:color="D1D5DB" w:sz="4"/>
-              <w:left w:val="single" w:color="D1D5DB" w:sz="4"/>
-              <w:bottom w:val="single" w:color="D1D5DB" w:sz="4"/>
-              <w:right w:val="single" w:color="D1D5DB" w:sz="4"/>
-            </w:tcBorders>
-            <w:shd w:fill="FFFFFF" w:color="auto" w:val="clear"/>
-            <w:tcMar>
-              <w:top w:type="dxa" w:w="80"/>
-              <w:left w:type="dxa" w:w="120"/>
-              <w:bottom w:type="dxa" w:w="80"/>
-              <w:right w:type="dxa" w:w="120"/>
-            </w:tcMar>
-            <w:vAlign w:val="top"/>
-          </w:tcPr>
-          <w:p>
-            <w:r>
-              <w:rPr>
-                <w:sz w:val="20"/>
-                <w:szCs w:val="20"/>
-              </w:rPr>
-              <w:t xml:space="preserve">Does a long reply usually use more output tokens?</w:t>
-            </w:r>
-          </w:p>
-        </w:tc>
-      </w:tr>
-      <w:tr>
-        <w:trPr>
-          <w:cantSplit/>
-        </w:trPr>
-        <w:tc>
-          <w:tcPr>
-            <w:tcW w:type="dxa" w:w="1220"/>
-            <w:tcBorders>
-              <w:top w:val="single" w:color="D1D5DB" w:sz="4"/>
-              <w:left w:val="single" w:color="D1D5DB" w:sz="4"/>
-              <w:bottom w:val="single" w:color="D1D5DB" w:sz="4"/>
-              <w:right w:val="single" w:color="D1D5DB" w:sz="4"/>
-            </w:tcBorders>
-            <w:shd w:fill="EEF0FF" w:color="auto" w:val="clear"/>
-            <w:tcMar>
-              <w:top w:type="dxa" w:w="80"/>
-              <w:left w:type="dxa" w:w="120"/>
-              <w:bottom w:type="dxa" w:w="80"/>
-              <w:right w:type="dxa" w:w="120"/>
-            </w:tcMar>
-            <w:vAlign w:val="top"/>
-          </w:tcPr>
-          <w:p>
-            <w:r>
-              <w:rPr>
-                <w:b/>
-                <w:bCs/>
-                <w:sz w:val="20"/>
-                <w:szCs w:val="20"/>
-              </w:rPr>
-              <w:t xml:space="preserve">JSON</w:t>
-            </w:r>
-          </w:p>
-        </w:tc>
-        <w:tc>
-          <w:tcPr>
-            <w:tcW w:type="dxa" w:w="4330"/>
-            <w:tcBorders>
-              <w:top w:val="single" w:color="D1D5DB" w:sz="4"/>
-              <w:left w:val="single" w:color="D1D5DB" w:sz="4"/>
-              <w:bottom w:val="single" w:color="D1D5DB" w:sz="4"/>
-              <w:right w:val="single" w:color="D1D5DB" w:sz="4"/>
-            </w:tcBorders>
-            <w:shd w:fill="EEF0FF" w:color="auto" w:val="clear"/>
-            <w:tcMar>
-              <w:top w:type="dxa" w:w="80"/>
-              <w:left w:type="dxa" w:w="120"/>
-              <w:bottom w:type="dxa" w:w="80"/>
-              <w:right w:type="dxa" w:w="120"/>
-            </w:tcMar>
-            <w:vAlign w:val="top"/>
-          </w:tcPr>
-          <w:p>
-            <w:r>
-              <w:rPr>
-                <w:sz w:val="20"/>
-                <w:szCs w:val="20"/>
-              </w:rPr>
-              <w:t xml:space="preserve">A structured text format for exchanging fields and values, including objects and lists.</w:t>
-            </w:r>
-          </w:p>
-        </w:tc>
-        <w:tc>
-          <w:tcPr>
-            <w:tcW w:type="dxa" w:w="3862"/>
-            <w:tcBorders>
-              <w:top w:val="single" w:color="D1D5DB" w:sz="4"/>
-              <w:left w:val="single" w:color="D1D5DB" w:sz="4"/>
-              <w:bottom w:val="single" w:color="D1D5DB" w:sz="4"/>
-              <w:right w:val="single" w:color="D1D5DB" w:sz="4"/>
-            </w:tcBorders>
-            <w:shd w:fill="EEF0FF" w:color="auto" w:val="clear"/>
-            <w:tcMar>
-              <w:top w:type="dxa" w:w="80"/>
-              <w:left w:type="dxa" w:w="120"/>
-              <w:bottom w:type="dxa" w:w="80"/>
-              <w:right w:type="dxa" w:w="120"/>
-            </w:tcMar>
-            <w:vAlign w:val="top"/>
-          </w:tcPr>
-          <w:p>
-            <w:r>
-              <w:rPr>
-                <w:sz w:val="20"/>
-                <w:szCs w:val="20"/>
-              </w:rPr>
-              <w:t xml:space="preserve">Is valid JSON automatically factually correct?</w:t>
+              <w:t xml:space="preserve">Is valid JSON automatically correct?</w:t>
             </w:r>
           </w:p>
         </w:tc>
@@ -2590,7 +2408,7 @@
         <w:t xml:space="preserve">Prompt:</w:t>
       </w:r>
       <w:r>
-        <w:t xml:space="preserve"> No. A prompt changes the input for one request, not the stored weights.</w:t>
+        <w:t xml:space="preserve"> No. It changes the input for one request; the weights stay fixed.</w:t>
       </w:r>
     </w:p>
     <w:p>
@@ -2608,10 +2426,10 @@
           <w:b/>
           <w:bCs/>
         </w:rPr>
-        <w:t xml:space="preserve">Ground truth:</w:t>
-      </w:r>
-      <w:r>
-        <w:t xml:space="preserve"> The label stored with each ticket, such as IT_ACCESS.</w:t>
+        <w:t xml:space="preserve">Accuracy:</w:t>
+      </w:r>
+      <w:r>
+        <w:t xml:space="preserve"> 0.8, or 80%, because 16 ÷ 20 = 0.8.</w:t>
       </w:r>
     </w:p>
     <w:p>
@@ -2629,52 +2447,10 @@
           <w:b/>
           <w:bCs/>
         </w:rPr>
-        <w:t xml:space="preserve">Accuracy:</w:t>
-      </w:r>
-      <w:r>
-        <w:t xml:space="preserve"> 0.8, or 80%, because 32 ÷ 40 = 0.8.</w:t>
-      </w:r>
-    </w:p>
-    <w:p>
-      <w:pPr>
-        <w:pStyle w:val="ListParagraph"/>
-        <w:keepLines/>
-        <w:numPr>
-          <w:ilvl w:val="0"/>
-          <w:numId w:val="2"/>
-        </w:numPr>
-        <w:spacing w:after="80" w:line="276"/>
-      </w:pPr>
-      <w:r>
-        <w:rPr>
-          <w:b/>
-          <w:bCs/>
-        </w:rPr>
-        <w:t xml:space="preserve">Token:</w:t>
-      </w:r>
-      <w:r>
-        <w:t xml:space="preserve"> Yes. More output text usually means more tokens, time and cost.</w:t>
-      </w:r>
-    </w:p>
-    <w:p>
-      <w:pPr>
-        <w:pStyle w:val="ListParagraph"/>
-        <w:keepLines/>
-        <w:numPr>
-          <w:ilvl w:val="0"/>
-          <w:numId w:val="2"/>
-        </w:numPr>
-        <w:spacing w:after="80" w:line="276"/>
-      </w:pPr>
-      <w:r>
-        <w:rPr>
-          <w:b/>
-          <w:bCs/>
-        </w:rPr>
         <w:t xml:space="preserve">JSON:</w:t>
       </w:r>
       <w:r>
-        <w:t xml:space="preserve"> No. Valid JSON only means the format can be read; the values can still be wrong.</w:t>
+        <w:t xml:space="preserve"> No. Code can read it, but its values can still be wrong.</w:t>
       </w:r>
     </w:p>
     <w:p>
@@ -2693,7 +2469,7 @@
         <w:spacing w:after="140" w:line="288"/>
       </w:pPr>
       <w:r>
-        <w:t xml:space="preserve">Follow one labelled student-services ticket through the harness</w:t>
+        <w:t xml:space="preserve">Weights fixed</w:t>
       </w:r>
     </w:p>
     <w:p>
@@ -2766,7 +2542,7 @@
         <w:spacing w:after="140" w:line="288"/>
       </w:pPr>
       <w:r>
-        <w:t xml:space="preserve">The harness turns prompt design into a measurable experiment. Each item contains input text and a reference answer. A prompt function converts that item into messages, and llm returns generated text plus its output-token count. The scorer then interprets the reply and compares its label with the reference. The evaluate function stores one row per item and computes summary measures. An invalid reply and a recognised but wrong label are different failure types. Compare prompts on the same items with declared settings so that observed differences have meaning. This is a small development dataset, so repeatedly improving a prompt on these examples can overfit them. Reserve new examples for a final check. The harness stores shortened previews of text and output, so those table cells are useful summaries rather than complete records of every response.</w:t>
+        <w:t xml:space="preserve">A labelled message goes into a prompt function, which returns chat messages. The model generates a reply with fixed settings: greedy decoding and a small token cap. A scorer reads the reply, finds a recognised label and compares it with the known answer. The evaluate function repeats this for every development message and summarises accuracy, invalid replies, average output tokens and seconds. Only the prompt changes between runs, so differences come from the prompt. Reading the failed replies explains what the number cannot: a wrong team, an invalid sentence or a genuinely ambiguous message.</w:t>
       </w:r>
     </w:p>
     <w:p>
@@ -2789,7 +2565,7 @@
         <w:spacing w:after="80" w:line="276"/>
       </w:pPr>
       <w:r>
-        <w:t xml:space="preserve">The ticket about an expired Moodle password has the reference label IT_ACCESS.</w:t>
+        <w:t xml:space="preserve">The development ticket "I can't log into Moodle" has the known label IT_ACCESS.</w:t>
       </w:r>
     </w:p>
     <w:p>
@@ -2803,7 +2579,7 @@
         <w:spacing w:after="80" w:line="276"/>
       </w:pPr>
       <w:r>
-        <w:t xml:space="preserve">A prompt lists the five permitted teams and asks for a single label.</w:t>
+        <w:t xml:space="preserve">few_shot adds the task, the five labels and five worked examples.</w:t>
       </w:r>
     </w:p>
     <w:p>
@@ -2817,7 +2593,7 @@
         <w:spacing w:after="80" w:line="276"/>
       </w:pPr>
       <w:r>
-        <w:t xml:space="preserve">The scorer searches the returned text for a recognised label.</w:t>
+        <w:t xml:space="preserve">llm returns a short reply with greedy decoding and an eight-token cap.</w:t>
       </w:r>
     </w:p>
     <w:p>
@@ -2831,7 +2607,7 @@
         <w:spacing w:after="80" w:line="276"/>
       </w:pPr>
       <w:r>
-        <w:t xml:space="preserve">One wrong answer among 40 changes accuracy by 2.5 percentage points.</w:t>
+        <w:t xml:space="preserve">label_scorer finds IT_ACCESS and compares it with the known label.</w:t>
       </w:r>
     </w:p>
     <w:p>
@@ -2845,7 +2621,7 @@
         <w:spacing w:after="80" w:line="276"/>
       </w:pPr>
       <w:r>
-        <w:t xml:space="preserve">Inspect both invalid outputs and valid-but-wrong labels before changing the prompt.</w:t>
+        <w:t xml:space="preserve">evaluate reports accuracy, invalid replies and average output tokens for 20 messages.</w:t>
       </w:r>
     </w:p>
     <w:p>
@@ -2862,7 +2638,7 @@
         <w:t xml:space="preserve">Check your understanding.</w:t>
       </w:r>
       <w:r>
-        <w:t xml:space="preserve"> If a prompt improves from 32 to 34 correct answers out of 40, how many examples account for the gain?</w:t>
+        <w:t xml:space="preserve"> Weights change?</w:t>
       </w:r>
     </w:p>
     <w:p>
@@ -2879,7 +2655,7 @@
         <w:t xml:space="preserve">Instructor explanation.</w:t>
       </w:r>
       <w:r>
-        <w:t xml:space="preserve"> Two examples. That is a five-percentage-point gain, which a small dataset alone may not establish reliably.</w:t>
+        <w:t xml:space="preserve"> No. Only the prompt changes between runs; the model weights stay fixed.</w:t>
       </w:r>
     </w:p>
     <w:p>
@@ -2898,7 +2674,7 @@
         <w:spacing w:after="140" w:line="288"/>
       </w:pPr>
       <w:r>
-        <w:t xml:space="preserve">Validate structure, then check whether the values match the email</w:t>
+        <w:t xml:space="preserve">Shape, then facts</w:t>
       </w:r>
     </w:p>
     <w:p>
@@ -2971,7 +2747,7 @@
         <w:spacing w:after="140" w:line="288"/>
       </w:pPr>
       <w:r>
-        <w:t xml:space="preserve">A schema is a contract about output structure. Here the Request model specifies fields, allowed request labels and checks for the ID and date spelling. The try_parse function first finds a JSON object and decodes it, then constructs Request to run those checks. The parse_with_retry function returns immediately when validation succeeds. If parsing or validation fails, it sends the response and error back to the model and tries once more; a second failure returns None. This is a controlled repair path rather than an unlimited loop. Validation is weaker than factual checking: a different eight-digit ID can pass while referring to the wrong student. The date validator checks a YYYY-MM-DD pattern, rather than whether that date exists in the calendar. The lab therefore also compares extracted fields with the labelled reference values.</w:t>
+        <w:t xml:space="preserve">Structured extraction asks the model for a JSON object with named fields. Parsing turns the reply text into a Python dictionary, and the Request schema checks each field: a name, an eight-digit student ID, one of three request types and an ISO date or null. When parsing or validation fails, the error message goes back to the model once and the retry is checked again. A valid object is not yet a correct one: each field must still be compared with the facts in the source email.</w:t>
       </w:r>
     </w:p>
     <w:p>
@@ -3022,7 +2798,7 @@
         <w:spacing w:after="80" w:line="276"/>
       </w:pPr>
       <w:r>
-        <w:t xml:space="preserve">Malformed JSON or a seven-digit ID triggers the error-handling branch.</w:t>
+        <w:t xml:space="preserve">Malformed JSON or a seven-digit ID triggers the error branch.</w:t>
       </w:r>
     </w:p>
     <w:p>
@@ -3036,7 +2812,7 @@
         <w:spacing w:after="80" w:line="276"/>
       </w:pPr>
       <w:r>
-        <w:t xml:space="preserve">A corrected response is checked once more; a second failure returns None.</w:t>
+        <w:t xml:space="preserve">The error message goes back to the model once; a second failure returns None.</w:t>
       </w:r>
     </w:p>
     <w:p>
@@ -3050,7 +2826,7 @@
         <w:spacing w:after="80" w:line="276"/>
       </w:pPr>
       <w:r>
-        <w:t xml:space="preserve">A valid object is separately compared with gold values to measure correctness.</w:t>
+        <w:t xml:space="preserve">A valid object is then compared field by field with the gold values.</w:t>
       </w:r>
     </w:p>
     <w:p>
@@ -3067,7 +2843,7 @@
         <w:t xml:space="preserve">Check your understanding.</w:t>
       </w:r>
       <w:r>
-        <w:t xml:space="preserve"> Would the wrong student ID pass validation if it still contained eight digits?</w:t>
+        <w:t xml:space="preserve"> Valid but wrong?</w:t>
       </w:r>
     </w:p>
     <w:p>
@@ -3084,7 +2860,7 @@
         <w:t xml:space="preserve">Instructor explanation.</w:t>
       </w:r>
       <w:r>
-        <w:t xml:space="preserve"> Yes. The format check would pass; comparison with the source and reference is needed to detect the wrong value.</w:t>
+        <w:t xml:space="preserve"> Yes. A wrong eight-digit ID passes the format check; only comparison with the email reveals it.</w:t>
       </w:r>
     </w:p>
     <w:p>
@@ -3093,7 +2869,7 @@
         <w:keepNext/>
       </w:pPr>
       <w:r>
-        <w:t xml:space="preserve">Five prompt experiments</w:t>
+        <w:t xml:space="preserve">Choose on development; report on held-out</w:t>
       </w:r>
     </w:p>
     <w:p>
@@ -3103,7 +2879,7 @@
         <w:spacing w:after="140" w:line="288"/>
       </w:pPr>
       <w:r>
-        <w:t xml:space="preserve">Use a different success check for each task</w:t>
+        <w:t xml:space="preserve">Part 1</w:t>
       </w:r>
     </w:p>
     <w:p>
@@ -3117,7 +2893,7 @@
           <wp:inline distT="0" distB="0" distL="0" distR="0">
             <wp:extent cx="5334000" cy="1962150"/>
             <wp:effectExtent t="0" r="0" b="0" l="0"/>
-            <wp:docPr id="4" name="Five prompt experiments" descr="Five prompt experiments" title="Five prompt experiments"/>
+            <wp:docPr id="4" name="Choose on development; report on held-out" descr="Choose on development; report on held-out" title="Choose on development; report on held-out"/>
             <wp:cNvGraphicFramePr>
               <a:graphicFrameLocks xmlns:a="http://schemas.openxmlformats.org/drawingml/2006/main" noChangeAspect="1"/>
             </wp:cNvGraphicFramePr>
@@ -3166,7 +2942,7 @@
           <w:sz w:val="19"/>
           <w:szCs w:val="19"/>
         </w:rPr>
-        <w:t xml:space="preserve">Five prompt experiments</w:t>
+        <w:t xml:space="preserve">Choose on development; report on held-out</w:t>
       </w:r>
     </w:p>
     <w:p>
@@ -3176,7 +2952,7 @@
         <w:spacing w:after="140" w:line="288"/>
       </w:pPr>
       <w:r>
-        <w:t xml:space="preserve">The lab reuses model calls but changes the success criterion for each task. Classification checks a team label; arithmetic checks the final numerical answer; extraction checks structure and values separately. Self-consistency samples several responses and selects the most common parsed answer, increasing output-token cost without guaranteeing truth. The injection experiment compares a simple summary prompt with one that explicitly treats document text as data. Its hijacked detector is a keyword heuristic, so a flagged word may appear in a harmless quotation and an attack may succeed without those words. The judge experiment swaps answer order to reveal position effects. Inspect the actual A/B verdicts and report invalid replies separately from agreement. These are separate experiments, and each metric should be read together with concrete output examples and its limitations.</w:t>
+        <w:t xml:space="preserve">Part 1 compares four prompts on 20 development messages, where you may read errors and revise. The best development prompt is then run once on 20 held-out messages that played no part in the choice. The held-out accuracy is the fairer estimate for new messages, because choosing a prompt on the same messages you report tends to overstate its accuracy. With 20 messages, one item moves accuracy by five percentage points, so small differences need cautious wording.</w:t>
       </w:r>
     </w:p>
     <w:p>
@@ -3199,7 +2975,7 @@
         <w:spacing w:after="80" w:line="276"/>
       </w:pPr>
       <w:r>
-        <w:t xml:space="preserve">For ticket routing, score the permitted label rather than the confidence of the prose.</w:t>
+        <w:t xml:space="preserve">The 40 synthetic tickets split into 20 development and 20 held-out messages, four per team each.</w:t>
       </w:r>
     </w:p>
     <w:p>
@@ -3213,7 +2989,7 @@
         <w:spacing w:after="80" w:line="276"/>
       </w:pPr>
       <w:r>
-        <w:t xml:space="preserve">For arithmetic, extract the final number and compare it with the known answer.</w:t>
+        <w:t xml:space="preserve">Zero-shot, one-shot, few-shot and role + few-shot prompts run on the development messages.</w:t>
       </w:r>
     </w:p>
     <w:p>
@@ -3227,7 +3003,7 @@
         <w:spacing w:after="80" w:line="276"/>
       </w:pPr>
       <w:r>
-        <w:t xml:space="preserve">For extraction, count valid output and correct fields as separate results.</w:t>
+        <w:t xml:space="preserve">The highest accuracy, with fewer output tokens as the tie-break, selects one prompt.</w:t>
       </w:r>
     </w:p>
     <w:p>
@@ -3241,7 +3017,7 @@
         <w:spacing w:after="80" w:line="276"/>
       </w:pPr>
       <w:r>
-        <w:t xml:space="preserve">For hostile documents, inspect the output as well as the keyword detector.</w:t>
+        <w:t xml:space="preserve">Only that prompt runs once on the held-out messages.</w:t>
       </w:r>
     </w:p>
     <w:p>
@@ -3255,7 +3031,7 @@
         <w:spacing w:after="80" w:line="276"/>
       </w:pPr>
       <w:r>
-        <w:t xml:space="preserve">For judging, swap A and B and inspect invalid verdicts before reporting consistency.</w:t>
+        <w:t xml:space="preserve">The evidence table reports both accuracies with the model and settings.</w:t>
       </w:r>
     </w:p>
     <w:p>
@@ -3272,7 +3048,7 @@
         <w:t xml:space="preserve">Check your understanding.</w:t>
       </w:r>
       <w:r>
-        <w:t xml:space="preserve"> Why inspect examples even after an automatic metric has been calculated?</w:t>
+        <w:t xml:space="preserve"> Why held-out?</w:t>
       </w:r>
     </w:p>
     <w:p>
@@ -3289,7 +3065,7 @@
         <w:t xml:space="preserve">Instructor explanation.</w:t>
       </w:r>
       <w:r>
-        <w:t xml:space="preserve"> Parsers and detectors can miss failures or flag harmless outputs; examples show what the measurement actually counted.</w:t>
+        <w:t xml:space="preserve"> The prompt was chosen on the development messages, so their score overstates accuracy on new messages.</w:t>
       </w:r>
     </w:p>
     <w:p>
@@ -3308,7 +3084,7 @@
         <w:spacing w:after="140" w:line="288"/>
       </w:pPr>
       <w:r>
-        <w:t xml:space="preserve">This is prompt development: model weights stay fixed</w:t>
+        <w:t xml:space="preserve">Weights fixed</w:t>
       </w:r>
     </w:p>
     <w:p>
@@ -3381,7 +3157,7 @@
         <w:spacing w:after="140" w:line="288"/>
       </w:pPr>
       <w:r>
-        <w:t xml:space="preserve">Prompt development changes the instructions, rather than the model weights. Begin with examples whose correct answers are known. Write a short prompt and a version with examples, then run both on the same items using the same settings. Accuracy compares the predicted labels with the reference labels; token counts measure part of the cost. Read the cases where the prompts disagree, including replies the parser cannot recognise. Use development examples to revise the prompt. A final check needs fresh examples that were not used for choosing wording. The lab supplies a small development set; adding a separate final set is a project design step, not an extra training stage.</w:t>
+        <w:t xml:space="preserve">Prompt development changes one component at a time, such as the examples or the role, and runs both versions with the same model, messages and settings. Comparing the two summaries shows the net change in accuracy, but reading the items that changed shows why: a revision can fix two messages and break one. Model weights never change in this loop. When a prompt has been chosen, a single run on held-out messages checks whether the gain transfers.</w:t>
       </w:r>
     </w:p>
     <w:p>
@@ -3404,7 +3180,7 @@
         <w:spacing w:after="80" w:line="276"/>
       </w:pPr>
       <w:r>
-        <w:t xml:space="preserve">Suppose prompt A gets 32 of 40 labels right and prompt B gets 34.</w:t>
+        <w:t xml:space="preserve">Suppose prompt A gets 16 of 20 development labels right and prompt B gets 17.</w:t>
       </w:r>
     </w:p>
     <w:p>
@@ -3418,7 +3194,7 @@
         <w:spacing w:after="80" w:line="276"/>
       </w:pPr>
       <w:r>
-        <w:t xml:space="preserve">Accuracy changes from 80% to 85%; two examples produce the gain.</w:t>
+        <w:t xml:space="preserve">Accuracy changes from 80% to 85%; one message produces the gain.</w:t>
       </w:r>
     </w:p>
     <w:p>
@@ -3432,7 +3208,7 @@
         <w:spacing w:after="80" w:line="276"/>
       </w:pPr>
       <w:r>
-        <w:t xml:space="preserve">Read those two and any newly wrong examples before choosing B.</w:t>
+        <w:t xml:space="preserve">Read that message and any newly wrong ones before choosing B.</w:t>
       </w:r>
     </w:p>
     <w:p>
@@ -3446,7 +3222,7 @@
         <w:spacing w:after="80" w:line="276"/>
       </w:pPr>
       <w:r>
-        <w:t xml:space="preserve">Run the selected version on fresh tickets before claiming a reliable improvement.</w:t>
+        <w:t xml:space="preserve">Run the chosen prompt once on held-out messages before claiming an improvement.</w:t>
       </w:r>
     </w:p>
     <w:p>
@@ -3463,7 +3239,7 @@
         <w:t xml:space="preserve">Check your understanding.</w:t>
       </w:r>
       <w:r>
-        <w:t xml:space="preserve"> Did the 80% to 85% improvement change any stored model weights?</w:t>
+        <w:t xml:space="preserve"> Weights change?</w:t>
       </w:r>
     </w:p>
     <w:p>
@@ -3480,7 +3256,7 @@
         <w:t xml:space="preserve">Instructor explanation.</w:t>
       </w:r>
       <w:r>
-        <w:t xml:space="preserve"> No. Only the prompt changed; two additional examples were correct.</w:t>
+        <w:t xml:space="preserve"> No. Only the prompt changed; one more message was answered correctly.</w:t>
       </w:r>
     </w:p>
     <w:p>
@@ -3499,7 +3275,7 @@
         <w:spacing w:after="140" w:line="288"/>
       </w:pPr>
       <w:r>
-        <w:t xml:space="preserve">Inference uses the selected prompt to make a prediction</w:t>
+        <w:t xml:space="preserve">Chosen prompt</w:t>
       </w:r>
     </w:p>
     <w:p>
@@ -3572,7 +3348,7 @@
         <w:spacing w:after="140" w:line="288"/>
       </w:pPr>
       <w:r>
-        <w:t xml:space="preserve">Inference means using a trained model to make a prediction. A new message is placed into the chosen routing prompt, along with the allowed team labels and any worked examples. The model returns text, so the application must interpret it before using it. In the lab, label_scorer looks for a recognised label and compares it with a reference during evaluation. A real new request does not usually have a reference answer available. The application therefore needs a policy for unrecognised or ambiguous replies, such as asking for review. The diagram shows the code path used in the evaluation harness; operational routing and review would be added by an application.</w:t>
+        <w:t xml:space="preserve">Inference uses the fixed model and the chosen prompt to answer one new message. The prompt lists the five allowed teams with one example each, generation stops after at most eight new tokens, and the scorer accepts a reply only when it names exactly one label. A recognised label is a valid routing decision, but it can still be the wrong team; only comparison with a known label, or human review in a real service, shows whether it is correct.</w:t>
       </w:r>
     </w:p>
     <w:p>
@@ -3637,7 +3413,7 @@
         <w:spacing w:after="80" w:line="276"/>
       </w:pPr>
       <w:r>
-        <w:t xml:space="preserve">The parser recognises the label; a sentence naming several teams needs inspection.</w:t>
+        <w:t xml:space="preserve">The scorer recognises exactly one label; a reply naming two teams is counted as invalid.</w:t>
       </w:r>
     </w:p>
     <w:p>
@@ -3654,7 +3430,7 @@
         <w:t xml:space="preserve">Check your understanding.</w:t>
       </w:r>
       <w:r>
-        <w:t xml:space="preserve"> Can a recognised label still be wrong?</w:t>
+        <w:t xml:space="preserve"> Valid but wrong?</w:t>
       </w:r>
     </w:p>
     <w:p>
@@ -3671,7 +3447,7 @@
         <w:t xml:space="preserve">Instructor explanation.</w:t>
       </w:r>
       <w:r>
-        <w:t xml:space="preserve"> Yes. A parser checks the form of the reply; it does not establish the correct team.</w:t>
+        <w:t xml:space="preserve"> Yes. Parsing checks the form; only the known label shows whether the team is correct.</w:t>
       </w:r>
     </w:p>
     <w:p>
@@ -3886,7 +3662,7 @@
                 <w:sz w:val="20"/>
                 <w:szCs w:val="20"/>
               </w:rPr>
-              <w:t xml:space="preserve">Check the number of items, fixed settings, score definition and preview truncation.</w:t>
+              <w:t xml:space="preserve">Check the number of items, fixed settings, score definition and the invalid count.</w:t>
             </w:r>
           </w:p>
         </w:tc>
@@ -4516,6 +4292,40 @@
     </w:p>
     <w:p>
       <w:pPr>
+        <w:keepNext w:val="false"/>
+        <w:keepLines/>
+        <w:spacing w:after="140" w:line="288"/>
+      </w:pPr>
+      <w:r>
+        <w:rPr>
+          <w:b/>
+          <w:bCs/>
+        </w:rPr>
+        <w:t xml:space="preserve">Ground truth.</w:t>
+      </w:r>
+      <w:r>
+        <w:t xml:space="preserve"> A reference answer or observation used to check a model output.</w:t>
+      </w:r>
+    </w:p>
+    <w:p>
+      <w:pPr>
+        <w:keepNext w:val="false"/>
+        <w:keepLines/>
+        <w:spacing w:after="140" w:line="288"/>
+      </w:pPr>
+      <w:r>
+        <w:rPr>
+          <w:b/>
+          <w:bCs/>
+        </w:rPr>
+        <w:t xml:space="preserve">Token.</w:t>
+      </w:r>
+      <w:r>
+        <w:t xml:space="preserve"> A unit processed or generated by a model; a text token can be a word, word part or character.</w:t>
+      </w:r>
+    </w:p>
+    <w:p>
+      <w:pPr>
         <w:pStyle w:val="Heading1"/>
         <w:keepNext/>
       </w:pPr>
@@ -4574,6 +4384,16 @@
       </w:r>
       <w:r>
         <w:t xml:space="preserve"> "Cannot sign in" should route to IT_ACCESS. Add that input-answer example to the prompt, run a new message, and ask whether any stored model weight changed. It did not.</w:t>
+      </w:r>
+    </w:p>
+    <w:p>
+      <w:pPr>
+        <w:keepNext w:val="false"/>
+        <w:keepLines/>
+        <w:spacing w:after="140" w:line="288"/>
+      </w:pPr>
+      <w:r>
+        <w:t xml:space="preserve">The table illustrates large-model practice, not minimum requirements. Small models need far less training data and compute.</w:t>
       </w:r>
     </w:p>
     <w:tbl>
@@ -4590,10 +4410,10 @@
         <w:tblLayout w:type="fixed"/>
       </w:tblPr>
       <w:tblGrid>
-        <w:gridCol w:w="1201"/>
-        <w:gridCol w:w="1902"/>
-        <w:gridCol w:w="3003"/>
-        <w:gridCol w:w="3306"/>
+        <w:gridCol w:w="1105"/>
+        <w:gridCol w:w="2482"/>
+        <w:gridCol w:w="2490"/>
+        <w:gridCol w:w="3335"/>
       </w:tblGrid>
       <w:tr>
         <w:trPr>
@@ -4602,7 +4422,7 @@
         </w:trPr>
         <w:tc>
           <w:tcPr>
-            <w:tcW w:type="dxa" w:w="1201"/>
+            <w:tcW w:type="dxa" w:w="1105"/>
             <w:tcBorders>
               <w:top w:val="single" w:color="D1D5DB" w:sz="4"/>
               <w:left w:val="single" w:color="D1D5DB" w:sz="4"/>
@@ -4622,7 +4442,7 @@
         </w:tc>
         <w:tc>
           <w:tcPr>
-            <w:tcW w:type="dxa" w:w="1902"/>
+            <w:tcW w:type="dxa" w:w="2482"/>
             <w:tcBorders>
               <w:top w:val="single" w:color="D1D5DB" w:sz="4"/>
               <w:left w:val="single" w:color="D1D5DB" w:sz="4"/>
@@ -4653,7 +4473,7 @@
         </w:tc>
         <w:tc>
           <w:tcPr>
-            <w:tcW w:type="dxa" w:w="3003"/>
+            <w:tcW w:type="dxa" w:w="2490"/>
             <w:tcBorders>
               <w:top w:val="single" w:color="D1D5DB" w:sz="4"/>
               <w:left w:val="single" w:color="D1D5DB" w:sz="4"/>
@@ -4684,7 +4504,7 @@
         </w:tc>
         <w:tc>
           <w:tcPr>
-            <w:tcW w:type="dxa" w:w="3306"/>
+            <w:tcW w:type="dxa" w:w="3335"/>
             <w:tcBorders>
               <w:top w:val="single" w:color="D1D5DB" w:sz="4"/>
               <w:left w:val="single" w:color="D1D5DB" w:sz="4"/>
@@ -4720,7 +4540,7 @@
         </w:trPr>
         <w:tc>
           <w:tcPr>
-            <w:tcW w:type="dxa" w:w="1201"/>
+            <w:tcW w:type="dxa" w:w="1105"/>
             <w:tcBorders>
               <w:top w:val="single" w:color="D1D5DB" w:sz="4"/>
               <w:left w:val="single" w:color="D1D5DB" w:sz="4"/>
@@ -4750,7 +4570,7 @@
         </w:tc>
         <w:tc>
           <w:tcPr>
-            <w:tcW w:type="dxa" w:w="1902"/>
+            <w:tcW w:type="dxa" w:w="2482"/>
             <w:tcBorders>
               <w:top w:val="single" w:color="D1D5DB" w:sz="4"/>
               <w:left w:val="single" w:color="D1D5DB" w:sz="4"/>
@@ -4778,7 +4598,7 @@
         </w:tc>
         <w:tc>
           <w:tcPr>
-            <w:tcW w:type="dxa" w:w="3003"/>
+            <w:tcW w:type="dxa" w:w="2490"/>
             <w:tcBorders>
               <w:top w:val="single" w:color="D1D5DB" w:sz="4"/>
               <w:left w:val="single" w:color="D1D5DB" w:sz="4"/>
@@ -4806,7 +4626,7 @@
         </w:tc>
         <w:tc>
           <w:tcPr>
-            <w:tcW w:type="dxa" w:w="3306"/>
+            <w:tcW w:type="dxa" w:w="3335"/>
             <w:tcBorders>
               <w:top w:val="single" w:color="D1D5DB" w:sz="4"/>
               <w:left w:val="single" w:color="D1D5DB" w:sz="4"/>
@@ -4839,7 +4659,7 @@
         </w:trPr>
         <w:tc>
           <w:tcPr>
-            <w:tcW w:type="dxa" w:w="1201"/>
+            <w:tcW w:type="dxa" w:w="1105"/>
             <w:tcBorders>
               <w:top w:val="single" w:color="D1D5DB" w:sz="4"/>
               <w:left w:val="single" w:color="D1D5DB" w:sz="4"/>
@@ -4869,7 +4689,7 @@
         </w:tc>
         <w:tc>
           <w:tcPr>
-            <w:tcW w:type="dxa" w:w="1902"/>
+            <w:tcW w:type="dxa" w:w="2482"/>
             <w:tcBorders>
               <w:top w:val="single" w:color="D1D5DB" w:sz="4"/>
               <w:left w:val="single" w:color="D1D5DB" w:sz="4"/>
@@ -4891,13 +4711,13 @@
                 <w:sz w:val="20"/>
                 <w:szCs w:val="20"/>
               </w:rPr>
-              <w:t xml:space="preserve">Trillions of tokens</w:t>
-            </w:r>
-          </w:p>
-        </w:tc>
-        <w:tc>
-          <w:tcPr>
-            <w:tcW w:type="dxa" w:w="3003"/>
+              <w:t xml:space="preserve">Frontier scale: trillions of tokens</w:t>
+            </w:r>
+          </w:p>
+        </w:tc>
+        <w:tc>
+          <w:tcPr>
+            <w:tcW w:type="dxa" w:w="2490"/>
             <w:tcBorders>
               <w:top w:val="single" w:color="D1D5DB" w:sz="4"/>
               <w:left w:val="single" w:color="D1D5DB" w:sz="4"/>
@@ -4925,7 +4745,7 @@
         </w:tc>
         <w:tc>
           <w:tcPr>
-            <w:tcW w:type="dxa" w:w="3306"/>
+            <w:tcW w:type="dxa" w:w="3335"/>
             <w:tcBorders>
               <w:top w:val="single" w:color="D1D5DB" w:sz="4"/>
               <w:left w:val="single" w:color="D1D5DB" w:sz="4"/>
@@ -4958,7 +4778,7 @@
         </w:trPr>
         <w:tc>
           <w:tcPr>
-            <w:tcW w:type="dxa" w:w="1201"/>
+            <w:tcW w:type="dxa" w:w="1105"/>
             <w:tcBorders>
               <w:top w:val="single" w:color="D1D5DB" w:sz="4"/>
               <w:left w:val="single" w:color="D1D5DB" w:sz="4"/>
@@ -4988,7 +4808,7 @@
         </w:tc>
         <w:tc>
           <w:tcPr>
-            <w:tcW w:type="dxa" w:w="1902"/>
+            <w:tcW w:type="dxa" w:w="2482"/>
             <w:tcBorders>
               <w:top w:val="single" w:color="D1D5DB" w:sz="4"/>
               <w:left w:val="single" w:color="D1D5DB" w:sz="4"/>
@@ -5010,13 +4830,13 @@
                 <w:sz w:val="20"/>
                 <w:szCs w:val="20"/>
               </w:rPr>
-              <w:t xml:space="preserve">Millions</w:t>
-            </w:r>
-          </w:p>
-        </w:tc>
-        <w:tc>
-          <w:tcPr>
-            <w:tcW w:type="dxa" w:w="3003"/>
+              <w:t xml:space="preserve">Large compute budget; varies by scale</w:t>
+            </w:r>
+          </w:p>
+        </w:tc>
+        <w:tc>
+          <w:tcPr>
+            <w:tcW w:type="dxa" w:w="2490"/>
             <w:tcBorders>
               <w:top w:val="single" w:color="D1D5DB" w:sz="4"/>
               <w:left w:val="single" w:color="D1D5DB" w:sz="4"/>
@@ -5038,13 +4858,13 @@
                 <w:sz w:val="20"/>
                 <w:szCs w:val="20"/>
               </w:rPr>
-              <w:t xml:space="preserve">GPU hours (cheaper with LoRA)</w:t>
-            </w:r>
-          </w:p>
-        </w:tc>
-        <w:tc>
-          <w:tcPr>
-            <w:tcW w:type="dxa" w:w="3306"/>
+              <w:t xml:space="preserve">Compute time (often lower with LoRA)</w:t>
+            </w:r>
+          </w:p>
+        </w:tc>
+        <w:tc>
+          <w:tcPr>
+            <w:tcW w:type="dxa" w:w="3335"/>
             <w:tcBorders>
               <w:top w:val="single" w:color="D1D5DB" w:sz="4"/>
               <w:left w:val="single" w:color="D1D5DB" w:sz="4"/>
@@ -5066,7 +4886,7 @@
                 <w:sz w:val="20"/>
                 <w:szCs w:val="20"/>
               </w:rPr>
-              <w:t xml:space="preserve">Cost per call; minutes to iterate</w:t>
+              <w:t xml:space="preserve">Local compute or provider usage; minutes to iterate</w:t>
             </w:r>
           </w:p>
         </w:tc>
@@ -5077,7 +4897,7 @@
         </w:trPr>
         <w:tc>
           <w:tcPr>
-            <w:tcW w:type="dxa" w:w="1201"/>
+            <w:tcW w:type="dxa" w:w="1105"/>
             <w:tcBorders>
               <w:top w:val="single" w:color="D1D5DB" w:sz="4"/>
               <w:left w:val="single" w:color="D1D5DB" w:sz="4"/>
@@ -5107,7 +4927,7 @@
         </w:tc>
         <w:tc>
           <w:tcPr>
-            <w:tcW w:type="dxa" w:w="1902"/>
+            <w:tcW w:type="dxa" w:w="2482"/>
             <w:tcBorders>
               <w:top w:val="single" w:color="D1D5DB" w:sz="4"/>
               <w:left w:val="single" w:color="D1D5DB" w:sz="4"/>
@@ -5135,7 +4955,7 @@
         </w:tc>
         <w:tc>
           <w:tcPr>
-            <w:tcW w:type="dxa" w:w="3003"/>
+            <w:tcW w:type="dxa" w:w="2490"/>
             <w:tcBorders>
               <w:top w:val="single" w:color="D1D5DB" w:sz="4"/>
               <w:left w:val="single" w:color="D1D5DB" w:sz="4"/>
@@ -5163,7 +4983,7 @@
         </w:tc>
         <w:tc>
           <w:tcPr>
-            <w:tcW w:type="dxa" w:w="3306"/>
+            <w:tcW w:type="dxa" w:w="3335"/>
             <w:tcBorders>
               <w:top w:val="single" w:color="D1D5DB" w:sz="4"/>
               <w:left w:val="single" w:color="D1D5DB" w:sz="4"/>
@@ -5421,7 +5241,7 @@
       <w:r>
         <w:drawing>
           <wp:inline distT="0" distB="0" distL="0" distR="0">
-            <wp:extent cx="5334000" cy="2381250"/>
+            <wp:extent cx="5334000" cy="2047875"/>
             <wp:effectExtent t="0" r="0" b="0" l="0"/>
             <wp:docPr id="7" name="Anatomy of a prompt" descr="Anatomy of a prompt" title="Anatomy of a prompt"/>
             <wp:cNvGraphicFramePr>
@@ -5446,7 +5266,7 @@
                   <pic:spPr bwMode="auto">
                     <a:xfrm>
                       <a:off x="0" y="0"/>
-                      <a:ext cx="5334000" cy="2381250"/>
+                      <a:ext cx="5334000" cy="2047875"/>
                     </a:xfrm>
                     <a:prstGeom prst="rect">
                       <a:avLst/>
@@ -6814,12 +6634,12 @@
         <w:keepNext/>
       </w:pPr>
       <w:r>
-        <w:t xml:space="preserve">Real results</w:t>
-      </w:r>
-    </w:p>
-    <w:p>
-      <w:pPr>
-        <w:keepNext/>
+        <w:t xml:space="preserve">Measured results</w:t>
+      </w:r>
+    </w:p>
+    <w:p>
+      <w:pPr>
+        <w:keepNext w:val="false"/>
         <w:keepLines/>
         <w:spacing w:after="140" w:line="288"/>
       </w:pPr>
@@ -6831,7 +6651,7 @@
         <w:t xml:space="preserve">Measured (Qwen2.5-1.5B-Instruct, 40 messages, temperature 0):</w:t>
       </w:r>
       <w:r>
-        <w:t xml:space="preserve"> accuracy zero-shot 70.0%, one-shot 60.0%, few-shot 72.5%, role + few-shot 67.5%; invalid labels zero-shot 0, one-shot 0, few-shot 0, role + few-shot 0.</w:t>
+        <w:t xml:space="preserve"> accuracy zero-shot 70.0%, one-shot 60.0%, few-shot 72.5%, role + few-shot 67.5%; invalid labels zero-shot 0, one-shot 0, few-shot 0, role + few-shot 0. This stored GPU run scored all 40 tickets with each prompt. In the CPU core, Qwen2.5-0.5B-Instruct scored zero-shot 20%, one-shot 25%, few-shot 50%, role + few-shot 50% on 20 development messages, and the chosen role + few-shot prompt scored 45% on 20 held-out messages. Ask students to compare the two runs: how much do examples help each model, and what do the zero-shot errors have in common?</w:t>
       </w:r>
     </w:p>
     <w:p>
@@ -6845,7 +6665,7 @@
           <wp:inline distT="0" distB="0" distL="0" distR="0">
             <wp:extent cx="5334000" cy="2628900"/>
             <wp:effectExtent t="0" r="0" b="0" l="0"/>
-            <wp:docPr id="8" name="Few-shot results from the lab" descr="Few-shot results from the lab" title="Few-shot results from the lab"/>
+            <wp:docPr id="8" name="Stored GPU run: few-shot results" descr="Stored GPU run: few-shot results" title="Stored GPU run: few-shot results"/>
             <wp:cNvGraphicFramePr>
               <a:graphicFrameLocks xmlns:a="http://schemas.openxmlformats.org/drawingml/2006/main" noChangeAspect="1"/>
             </wp:cNvGraphicFramePr>
@@ -6894,7 +6714,7 @@
           <w:sz w:val="19"/>
           <w:szCs w:val="19"/>
         </w:rPr>
-        <w:t xml:space="preserve">Few-shot results from the lab</w:t>
+        <w:t xml:space="preserve">Stored GPU run: few-shot results</w:t>
       </w:r>
     </w:p>
     <w:p>
@@ -6978,7 +6798,7 @@
     </w:p>
     <w:p>
       <w:pPr>
-        <w:keepNext/>
+        <w:keepNext w:val="false"/>
         <w:keepLines/>
         <w:spacing w:after="140" w:line="288"/>
       </w:pPr>
@@ -6990,7 +6810,7 @@
         <w:t xml:space="preserve">Measured (Qwen2.5-1.5B-Instruct):</w:t>
       </w:r>
       <w:r>
-        <w:t xml:space="preserve"> direct 50.0% (3 tokens); chain-of-thought 81.2% (189 tokens); self-consistency (k=5) 87.5% (914 tokens). Report accuracy together with token cost.</w:t>
+        <w:t xml:space="preserve"> direct 50.0% (3 tokens); chain-of-thought 81.2% (189 tokens); self-consistency (k=5) 87.5% (914 tokens). Report accuracy together with token cost. The CPU core measured direct 33% on 6 problems (4 output tokens); chain-of-thought 50% on 6 problems (190 output tokens); self-consistency (k=3) 100% on 1 problem (573 output tokens). With so few problems, treat the CPU numbers as a demonstration of token cost rather than an accuracy estimate.</w:t>
       </w:r>
     </w:p>
     <w:p>
@@ -7004,7 +6824,7 @@
           <wp:inline distT="0" distB="0" distL="0" distR="0">
             <wp:extent cx="5334000" cy="2247900"/>
             <wp:effectExtent t="0" r="0" b="0" l="0"/>
-            <wp:docPr id="9" name="CoT and self-consistency results from the lab" descr="CoT and self-consistency results from the lab" title="CoT and self-consistency results from the lab"/>
+            <wp:docPr id="9" name="Stored GPU run: direct, chain-of-thought and self-consistency" descr="Stored GPU run: direct, chain-of-thought and self-consistency" title="Stored GPU run: direct, chain-of-thought and self-consistency"/>
             <wp:cNvGraphicFramePr>
               <a:graphicFrameLocks xmlns:a="http://schemas.openxmlformats.org/drawingml/2006/main" noChangeAspect="1"/>
             </wp:cNvGraphicFramePr>
@@ -7053,7 +6873,7 @@
           <w:sz w:val="19"/>
           <w:szCs w:val="19"/>
         </w:rPr>
-        <w:t xml:space="preserve">CoT and self-consistency results from the lab</w:t>
+        <w:t xml:space="preserve">Stored GPU run: direct, chain-of-thought and self-consistency</w:t>
       </w:r>
     </w:p>
     <w:p>
@@ -7120,7 +6940,7 @@
         <w:t xml:space="preserve">validate in code</w:t>
       </w:r>
       <w:r>
-        <w:t xml:space="preserve">, and retry once with the validation error. Many APIs can enforce a JSON schema during decoding. A valid structure does not guarantee correct values: evaluate field-level accuracy. In the lab: 50.0% of outputs were valid JSON after at most one retry, but only 33.3% had every field correct.</w:t>
+        <w:t xml:space="preserve">, and retry once with the validation error. Many APIs can enforce a JSON schema during decoding. A valid structure does not guarantee correct values: evaluate field-level accuracy. In the stored GPU run, 50.0% of outputs were valid JSON after at most one retry, but only 33.3% had every field correct. The CPU core measured 100% valid after at most one retry, 33% with every field correct.</w:t>
       </w:r>
     </w:p>
     <w:tbl>
@@ -7330,7 +7150,7 @@
       <w:r>
         <w:drawing>
           <wp:inline distT="0" distB="0" distL="0" distR="0">
-            <wp:extent cx="5334000" cy="2257425"/>
+            <wp:extent cx="5334000" cy="2133600"/>
             <wp:effectExtent t="0" r="0" b="0" l="0"/>
             <wp:docPr id="10" name="Context engineering" descr="Context engineering" title="Context engineering"/>
             <wp:cNvGraphicFramePr>
@@ -7355,7 +7175,7 @@
                   <pic:spPr bwMode="auto">
                     <a:xfrm>
                       <a:off x="0" y="0"/>
-                      <a:ext cx="5334000" cy="2257425"/>
+                      <a:ext cx="5334000" cy="2133600"/>
                     </a:xfrm>
                     <a:prstGeom prst="rect">
                       <a:avLst/>
@@ -8703,7 +8523,7 @@
         <w:t xml:space="preserve">LLM judge</w:t>
       </w:r>
       <w:r>
-        <w:t xml:space="preserve"> scores answers against a rubric or selects between two replies. In MT-Bench, strong judges agreed with human preferences about 80% of the time (Zheng et al., 2023). They can favour the first position, long answers, their own model family or confident style. Swap positions, provide reference answers and compare with human scores. In the lab, the small judge gave valid A/B verdicts selecting the same underlying answer in both orders for 75% of pairs and was correct in both orders for 75%.</w:t>
+        <w:t xml:space="preserve"> scores answers against a rubric or selects between two replies. In MT-Bench, strong judges agreed with human preferences about 80% of the time (Zheng et al., 2023). They can favour the first position, long answers, their own model family or confident style. Swap positions, provide reference answers and compare with human scores. In the stored GPU run, the Qwen2.5-1.5B-Instruct judge gave valid A/B verdicts selecting the same underlying answer in both orders for 75% of pairs and was correct in both orders for 75%. The CPU core's Qwen2.5-0.5B-Instruct judge was consistent in both orders for 0 of 4 pairs, correct in both orders for 0 of 4; a small judge can follow the answer slot rather than the content.</w:t>
       </w:r>
     </w:p>
     <w:p>
@@ -9482,7 +9302,7 @@
         <w:t xml:space="preserve"> = 40</w:t>
       </w:r>
       <w:r>
-        <w:t xml:space="preserve">: SE ≈ 0.063, so the 95% margin is about ±12 points. Compare prompts on the same items (paired), run several seeds for sampled outputs, keep a held-out set, and report model, version, date, settings, </w:t>
+        <w:t xml:space="preserve">: SE ≈ 0.063, so the 95% margin is about ±12 points. The Wilson interval used in the charts gives about 65%–89% for 32 correct out of 40. Compare prompts on the same items (paired), run several seeds for sampled outputs, keep a held-out set, and report model, version, date, settings, </w:t>
       </w:r>
       <w:r>
         <w:rPr>
@@ -9544,7 +9364,7 @@
         <w:keepNext/>
       </w:pPr>
       <w:r>
-        <w:t xml:space="preserve">Limitations</w:t>
+        <w:t xml:space="preserve">Limitations and challenges</w:t>
       </w:r>
     </w:p>
     <w:p>
@@ -9625,7 +9445,7 @@
         <w:spacing w:after="140" w:line="288"/>
       </w:pPr>
       <w:r>
-        <w:t xml:space="preserve">Prompt injection tops the OWASP list of LLM application risks. In the lab: the keyword heuristic flagged 3 of 3 injected-document replies with the naive prompt and 2 of 3 injected-document replies with the defended prompt. Inspect the actual replies before claiming instruction-following. Delimiters and system rules reduce but do not eliminate injection, because instructions and data share one channel. Real systems need defence in depth: least privilege, tool allow-lists and argument validation, output filtering, human approval for consequential actions, monitoring and red-teaming (week 12).</w:t>
+        <w:t xml:space="preserve">Prompt injection tops the OWASP list of LLM application risks. In the stored GPU run, the keyword heuristic flagged 3 of 3 injected-document replies with the naive prompt and 2 of 3 injected-document replies with the defended prompt. Inspect the actual replies before claiming instruction-following. The CPU core flagged naive prompt 2 of 3, defended prompt 2 of 3. Delimiters and system rules reduce but do not eliminate injection, because instructions and data share one channel. Real systems need defence in depth: least privilege, tool allow-lists and argument validation, output filtering, human approval for consequential actions, monitoring and red-teaming (week 12).</w:t>
       </w:r>
     </w:p>
     <w:p>
@@ -9639,7 +9459,7 @@
           <wp:inline distT="0" distB="0" distL="0" distR="0">
             <wp:extent cx="5334000" cy="3209925"/>
             <wp:effectExtent t="0" r="0" b="0" l="0"/>
-            <wp:docPr id="13" name="Prompt injection measurement from the lab" descr="Prompt injection measurement from the lab" title="Prompt injection measurement from the lab"/>
+            <wp:docPr id="13" name="Stored GPU run: keyword-flagged injection replies" descr="Stored GPU run: keyword-flagged injection replies" title="Stored GPU run: keyword-flagged injection replies"/>
             <wp:cNvGraphicFramePr>
               <a:graphicFrameLocks xmlns:a="http://schemas.openxmlformats.org/drawingml/2006/main" noChangeAspect="1"/>
             </wp:cNvGraphicFramePr>
@@ -9688,7 +9508,7 @@
           <w:sz w:val="19"/>
           <w:szCs w:val="19"/>
         </w:rPr>
-        <w:t xml:space="preserve">Prompt injection measurement from the lab</w:t>
+        <w:t xml:space="preserve">Stored GPU run: keyword-flagged injection replies</w:t>
       </w:r>
     </w:p>
     <w:p>
@@ -10257,7 +10077,16 @@
         <w:keepNext/>
       </w:pPr>
       <w:r>
-        <w:t xml:space="preserve">Responsible AI lens: prompting and evaluation</w:t>
+        <w:t xml:space="preserve">Worked examples to teach at the board</w:t>
+      </w:r>
+    </w:p>
+    <w:p>
+      <w:pPr>
+        <w:pStyle w:val="Heading2"/>
+        <w:keepNext/>
+      </w:pPr>
+      <w:r>
+        <w:t xml:space="preserve">Build a few-shot prompt and score it</w:t>
       </w:r>
     </w:p>
     <w:p>
@@ -10271,14 +10100,7 @@
         <w:spacing w:after="80" w:line="276"/>
       </w:pPr>
       <w:r>
-        <w:rPr>
-          <w:b/>
-          <w:bCs/>
-        </w:rPr>
-        <w:t xml:space="preserve">Privacy:</w:t>
-      </w:r>
-      <w:r>
-        <w:t xml:space="preserve"> prompts are data; follow the week 1 checklist before pasting information into tools.</w:t>
+        <w:t xml:space="preserve">Write the task: "Classify the student message into exactly one category: IT_ACCESS, FEES_FINANCE, TIMETABLE_EXAMS, WELLBEING, LIBRARY. Reply with the category name only."</w:t>
       </w:r>
     </w:p>
     <w:p>
@@ -10292,14 +10114,7 @@
         <w:spacing w:after="80" w:line="276"/>
       </w:pPr>
       <w:r>
-        <w:rPr>
-          <w:b/>
-          <w:bCs/>
-        </w:rPr>
-        <w:t xml:space="preserve">Bias testing:</w:t>
-      </w:r>
-      <w:r>
-        <w:t xml:space="preserve"> include counterfactual variations (names, dialects, demographics) in test sets.</w:t>
+        <w:t xml:space="preserve">Add five examples, one per team, each as "Message: …" then "Category: …".</w:t>
       </w:r>
     </w:p>
     <w:p>
@@ -10313,14 +10128,7 @@
         <w:spacing w:after="80" w:line="276"/>
       </w:pPr>
       <w:r>
-        <w:rPr>
-          <w:b/>
-          <w:bCs/>
-        </w:rPr>
-        <w:t xml:space="preserve">Over-reliance:</w:t>
-      </w:r>
-      <w:r>
-        <w:t xml:space="preserve"> design verification into workflows where errors matter.</w:t>
+        <w:t xml:space="preserve">End with the new message and "Category:".</w:t>
       </w:r>
     </w:p>
     <w:p>
@@ -10334,14 +10142,7 @@
         <w:spacing w:after="80" w:line="276"/>
       </w:pPr>
       <w:r>
-        <w:rPr>
-          <w:b/>
-          <w:bCs/>
-        </w:rPr>
-        <w:t xml:space="preserve">Transparency and accountability:</w:t>
-      </w:r>
-      <w:r>
-        <w:t xml:space="preserve"> disclose AI assistance; version and log prompts.</w:t>
+        <w:t xml:space="preserve">Suppose 20 development messages give 17 correct and 1 invalid reply: accuracy is 17 ÷ 20 = 85%, with 1 invalid.</w:t>
       </w:r>
     </w:p>
     <w:p>
@@ -10355,14 +10156,64 @@
         <w:spacing w:after="80" w:line="276"/>
       </w:pPr>
       <w:r>
-        <w:rPr>
-          <w:b/>
-          <w:bCs/>
-        </w:rPr>
-        <w:t xml:space="preserve">Evaluation is responsible practice:</w:t>
-      </w:r>
-      <w:r>
-        <w:t xml:space="preserve"> untested prompts are untested software.</w:t>
+        <w:t xml:space="preserve">Read the two wrong replies and the invalid one before changing anything.</w:t>
+      </w:r>
+    </w:p>
+    <w:p>
+      <w:pPr>
+        <w:pStyle w:val="Heading2"/>
+        <w:keepNext/>
+      </w:pPr>
+      <w:r>
+        <w:t xml:space="preserve">Parse a step-by-step answer</w:t>
+      </w:r>
+    </w:p>
+    <w:p>
+      <w:pPr>
+        <w:keepNext w:val="false"/>
+        <w:keepLines/>
+        <w:spacing w:after="140" w:line="288"/>
+      </w:pPr>
+      <w:r>
+        <w:t xml:space="preserve">The reply "28 ÷ 4 = 7 teams. 7 × 2 = 14. Answer: 14" gives the last number 14, which matches the known answer. If the token cap cuts the reply after "7 teams", the last number is 7 and the item is scored wrong although the working was on track. Count truncated replies separately when you lower the cap.</w:t>
+      </w:r>
+    </w:p>
+    <w:p>
+      <w:pPr>
+        <w:pStyle w:val="Heading2"/>
+        <w:keepNext/>
+      </w:pPr>
+      <w:r>
+        <w:t xml:space="preserve">Majority vote by hand</w:t>
+      </w:r>
+    </w:p>
+    <w:p>
+      <w:pPr>
+        <w:keepNext w:val="false"/>
+        <w:keepLines/>
+        <w:spacing w:after="140" w:line="288"/>
+      </w:pPr>
+      <w:r>
+        <w:t xml:space="preserve">Three samples give 36, 3 and 36. Replies with no number are ignored; the vote is 36 because it appears twice. With samples 21, 18 and None, the two remaining values tie and the first one encountered, 21, wins. A tie is weak evidence.</w:t>
+      </w:r>
+    </w:p>
+    <w:p>
+      <w:pPr>
+        <w:pStyle w:val="Heading2"/>
+        <w:keepNext/>
+      </w:pPr>
+      <w:r>
+        <w:t xml:space="preserve">Wilson interval for 16 of 20</w:t>
+      </w:r>
+    </w:p>
+    <w:p>
+      <w:pPr>
+        <w:keepNext w:val="false"/>
+        <w:keepLines/>
+        <w:spacing w:after="140" w:line="288"/>
+      </w:pPr>
+      <w:r>
+        <w:t xml:space="preserve">With p = 0.8, n = 20 and z = 1.96, the centre is (0.8 + 1.96²/40) ÷ (1 + 1.96²/20) = 0.896 ÷ 1.192 ≈ 0.752. The half-width is 1.96 × √(0.8 × 0.2/20 + 1.96²/1600) ÷ 1.192 ≈ 0.168. The interval is about 58%–92%: wide enough that one or two messages can change the conclusion.</w:t>
       </w:r>
     </w:p>
     <w:p>
@@ -10371,43 +10222,485 @@
         <w:keepNext/>
       </w:pPr>
       <w:r>
-        <w:t xml:space="preserve">Lab guide and answers</w:t>
-      </w:r>
-    </w:p>
-    <w:p>
-      <w:pPr>
-        <w:keepNext w:val="false"/>
-        <w:keepLines/>
-        <w:spacing w:after="140" w:line="288"/>
-      </w:pPr>
-      <w:r>
-        <w:rPr>
-          <w:b/>
-          <w:bCs/>
-        </w:rPr>
-        <w:t xml:space="preserve">Runtime:</w:t>
-      </w:r>
-      <w:r>
-        <w:t xml:space="preserve"> Colab T4 GPU (Qwen2.5-1.5B-Instruct) or CPU (Qwen2.5-0.5B-Instruct, slower). On the 4 GB GTX 1650 laptop GPU used to check this pack (9 October 2026), the full notebook with Qwen2.5-1.5B-Instruct took about 58 minutes with the models and data already downloaded; a T4 is usually faster. The CPU path was not timed in full. </w:t>
-      </w:r>
-      <w:r>
-        <w:rPr>
-          <w:b/>
-          <w:bCs/>
-        </w:rPr>
-        <w:t xml:space="preserve">Hand-in:</w:t>
-      </w:r>
-      <w:r>
-        <w:t xml:space="preserve"> results tables, error analysis, five written answers and the harness.</w:t>
-      </w:r>
-    </w:p>
-    <w:p>
-      <w:pPr>
-        <w:pStyle w:val="Heading2"/>
+        <w:t xml:space="preserve">Frequently confused ideas</w:t>
+      </w:r>
+    </w:p>
+    <w:tbl>
+      <w:tblPr>
+        <w:tblW w:type="dxa" w:w="9412"/>
+        <w:tblBorders>
+          <w:top w:val="single" w:color="auto" w:sz="4"/>
+          <w:left w:val="single" w:color="auto" w:sz="4"/>
+          <w:bottom w:val="single" w:color="auto" w:sz="4"/>
+          <w:right w:val="single" w:color="auto" w:sz="4"/>
+          <w:insideH w:val="single" w:color="auto" w:sz="4"/>
+          <w:insideV w:val="single" w:color="auto" w:sz="4"/>
+        </w:tblBorders>
+        <w:tblLayout w:type="fixed"/>
+      </w:tblPr>
+      <w:tblGrid>
+        <w:gridCol w:w="4458"/>
+        <w:gridCol w:w="4954"/>
+      </w:tblGrid>
+      <w:tr>
+        <w:trPr>
+          <w:cantSplit/>
+          <w:tblHeader/>
+        </w:trPr>
+        <w:tc>
+          <w:tcPr>
+            <w:tcW w:type="dxa" w:w="4458"/>
+            <w:tcBorders>
+              <w:top w:val="single" w:color="D1D5DB" w:sz="4"/>
+              <w:left w:val="single" w:color="D1D5DB" w:sz="4"/>
+              <w:bottom w:val="single" w:color="D1D5DB" w:sz="4"/>
+              <w:right w:val="single" w:color="D1D5DB" w:sz="4"/>
+            </w:tcBorders>
+            <w:shd w:fill="1E1B4B" w:color="auto" w:val="clear"/>
+            <w:tcMar>
+              <w:top w:type="dxa" w:w="80"/>
+              <w:left w:type="dxa" w:w="120"/>
+              <w:bottom w:type="dxa" w:w="80"/>
+              <w:right w:type="dxa" w:w="120"/>
+            </w:tcMar>
+            <w:vAlign w:val="top"/>
+          </w:tcPr>
+          <w:p>
+            <w:r>
+              <w:rPr>
+                <w:b/>
+                <w:bCs/>
+                <w:color w:val="FFFFFF"/>
+                <w:sz w:val="20"/>
+                <w:szCs w:val="20"/>
+              </w:rPr>
+              <w:t xml:space="preserve">Student question</w:t>
+            </w:r>
+          </w:p>
+        </w:tc>
+        <w:tc>
+          <w:tcPr>
+            <w:tcW w:type="dxa" w:w="4954"/>
+            <w:tcBorders>
+              <w:top w:val="single" w:color="D1D5DB" w:sz="4"/>
+              <w:left w:val="single" w:color="D1D5DB" w:sz="4"/>
+              <w:bottom w:val="single" w:color="D1D5DB" w:sz="4"/>
+              <w:right w:val="single" w:color="D1D5DB" w:sz="4"/>
+            </w:tcBorders>
+            <w:shd w:fill="1E1B4B" w:color="auto" w:val="clear"/>
+            <w:tcMar>
+              <w:top w:type="dxa" w:w="80"/>
+              <w:left w:type="dxa" w:w="120"/>
+              <w:bottom w:type="dxa" w:w="80"/>
+              <w:right w:type="dxa" w:w="120"/>
+            </w:tcMar>
+            <w:vAlign w:val="top"/>
+          </w:tcPr>
+          <w:p>
+            <w:r>
+              <w:rPr>
+                <w:b/>
+                <w:bCs/>
+                <w:color w:val="FFFFFF"/>
+                <w:sz w:val="20"/>
+                <w:szCs w:val="20"/>
+              </w:rPr>
+              <w:t xml:space="preserve">Answer</w:t>
+            </w:r>
+          </w:p>
+        </w:tc>
+      </w:tr>
+      <w:tr>
+        <w:trPr>
+          <w:cantSplit/>
+        </w:trPr>
+        <w:tc>
+          <w:tcPr>
+            <w:tcW w:type="dxa" w:w="4458"/>
+            <w:tcBorders>
+              <w:top w:val="single" w:color="D1D5DB" w:sz="4"/>
+              <w:left w:val="single" w:color="D1D5DB" w:sz="4"/>
+              <w:bottom w:val="single" w:color="D1D5DB" w:sz="4"/>
+              <w:right w:val="single" w:color="D1D5DB" w:sz="4"/>
+            </w:tcBorders>
+            <w:shd w:fill="EEF0FF" w:color="auto" w:val="clear"/>
+            <w:tcMar>
+              <w:top w:type="dxa" w:w="80"/>
+              <w:left w:type="dxa" w:w="120"/>
+              <w:bottom w:type="dxa" w:w="80"/>
+              <w:right w:type="dxa" w:w="120"/>
+            </w:tcMar>
+            <w:vAlign w:val="top"/>
+          </w:tcPr>
+          <w:p>
+            <w:r>
+              <w:rPr>
+                <w:b/>
+                <w:bCs/>
+                <w:sz w:val="20"/>
+                <w:szCs w:val="20"/>
+              </w:rPr>
+              <w:t xml:space="preserve">Does a few-shot prompt train the model?</w:t>
+            </w:r>
+          </w:p>
+        </w:tc>
+        <w:tc>
+          <w:tcPr>
+            <w:tcW w:type="dxa" w:w="4954"/>
+            <w:tcBorders>
+              <w:top w:val="single" w:color="D1D5DB" w:sz="4"/>
+              <w:left w:val="single" w:color="D1D5DB" w:sz="4"/>
+              <w:bottom w:val="single" w:color="D1D5DB" w:sz="4"/>
+              <w:right w:val="single" w:color="D1D5DB" w:sz="4"/>
+            </w:tcBorders>
+            <w:shd w:fill="EEF0FF" w:color="auto" w:val="clear"/>
+            <w:tcMar>
+              <w:top w:type="dxa" w:w="80"/>
+              <w:left w:type="dxa" w:w="120"/>
+              <w:bottom w:type="dxa" w:w="80"/>
+              <w:right w:type="dxa" w:w="120"/>
+            </w:tcMar>
+            <w:vAlign w:val="top"/>
+          </w:tcPr>
+          <w:p>
+            <w:r>
+              <w:rPr>
+                <w:sz w:val="20"/>
+                <w:szCs w:val="20"/>
+              </w:rPr>
+              <w:t xml:space="preserve">No. The examples are input tokens for that request; the weights stay fixed.</w:t>
+            </w:r>
+          </w:p>
+        </w:tc>
+      </w:tr>
+      <w:tr>
+        <w:trPr>
+          <w:cantSplit/>
+        </w:trPr>
+        <w:tc>
+          <w:tcPr>
+            <w:tcW w:type="dxa" w:w="4458"/>
+            <w:tcBorders>
+              <w:top w:val="single" w:color="D1D5DB" w:sz="4"/>
+              <w:left w:val="single" w:color="D1D5DB" w:sz="4"/>
+              <w:bottom w:val="single" w:color="D1D5DB" w:sz="4"/>
+              <w:right w:val="single" w:color="D1D5DB" w:sz="4"/>
+            </w:tcBorders>
+            <w:shd w:fill="FFFFFF" w:color="auto" w:val="clear"/>
+            <w:tcMar>
+              <w:top w:type="dxa" w:w="80"/>
+              <w:left w:type="dxa" w:w="120"/>
+              <w:bottom w:type="dxa" w:w="80"/>
+              <w:right w:type="dxa" w:w="120"/>
+            </w:tcMar>
+            <w:vAlign w:val="top"/>
+          </w:tcPr>
+          <w:p>
+            <w:r>
+              <w:rPr>
+                <w:b/>
+                <w:bCs/>
+                <w:sz w:val="20"/>
+                <w:szCs w:val="20"/>
+              </w:rPr>
+              <w:t xml:space="preserve">Is the development accuracy my final result?</w:t>
+            </w:r>
+          </w:p>
+        </w:tc>
+        <w:tc>
+          <w:tcPr>
+            <w:tcW w:type="dxa" w:w="4954"/>
+            <w:tcBorders>
+              <w:top w:val="single" w:color="D1D5DB" w:sz="4"/>
+              <w:left w:val="single" w:color="D1D5DB" w:sz="4"/>
+              <w:bottom w:val="single" w:color="D1D5DB" w:sz="4"/>
+              <w:right w:val="single" w:color="D1D5DB" w:sz="4"/>
+            </w:tcBorders>
+            <w:shd w:fill="FFFFFF" w:color="auto" w:val="clear"/>
+            <w:tcMar>
+              <w:top w:type="dxa" w:w="80"/>
+              <w:left w:type="dxa" w:w="120"/>
+              <w:bottom w:type="dxa" w:w="80"/>
+              <w:right w:type="dxa" w:w="120"/>
+            </w:tcMar>
+            <w:vAlign w:val="top"/>
+          </w:tcPr>
+          <w:p>
+            <w:r>
+              <w:rPr>
+                <w:sz w:val="20"/>
+                <w:szCs w:val="20"/>
+              </w:rPr>
+              <w:t xml:space="preserve">No. You chose the prompt on those messages; report the held-out accuracy.</w:t>
+            </w:r>
+          </w:p>
+        </w:tc>
+      </w:tr>
+      <w:tr>
+        <w:trPr>
+          <w:cantSplit/>
+        </w:trPr>
+        <w:tc>
+          <w:tcPr>
+            <w:tcW w:type="dxa" w:w="4458"/>
+            <w:tcBorders>
+              <w:top w:val="single" w:color="D1D5DB" w:sz="4"/>
+              <w:left w:val="single" w:color="D1D5DB" w:sz="4"/>
+              <w:bottom w:val="single" w:color="D1D5DB" w:sz="4"/>
+              <w:right w:val="single" w:color="D1D5DB" w:sz="4"/>
+            </w:tcBorders>
+            <w:shd w:fill="EEF0FF" w:color="auto" w:val="clear"/>
+            <w:tcMar>
+              <w:top w:type="dxa" w:w="80"/>
+              <w:left w:type="dxa" w:w="120"/>
+              <w:bottom w:type="dxa" w:w="80"/>
+              <w:right w:type="dxa" w:w="120"/>
+            </w:tcMar>
+            <w:vAlign w:val="top"/>
+          </w:tcPr>
+          <w:p>
+            <w:r>
+              <w:rPr>
+                <w:b/>
+                <w:bCs/>
+                <w:sz w:val="20"/>
+                <w:szCs w:val="20"/>
+              </w:rPr>
+              <w:t xml:space="preserve">If the JSON validates, are the fields right?</w:t>
+            </w:r>
+          </w:p>
+        </w:tc>
+        <w:tc>
+          <w:tcPr>
+            <w:tcW w:type="dxa" w:w="4954"/>
+            <w:tcBorders>
+              <w:top w:val="single" w:color="D1D5DB" w:sz="4"/>
+              <w:left w:val="single" w:color="D1D5DB" w:sz="4"/>
+              <w:bottom w:val="single" w:color="D1D5DB" w:sz="4"/>
+              <w:right w:val="single" w:color="D1D5DB" w:sz="4"/>
+            </w:tcBorders>
+            <w:shd w:fill="EEF0FF" w:color="auto" w:val="clear"/>
+            <w:tcMar>
+              <w:top w:type="dxa" w:w="80"/>
+              <w:left w:type="dxa" w:w="120"/>
+              <w:bottom w:type="dxa" w:w="80"/>
+              <w:right w:type="dxa" w:w="120"/>
+            </w:tcMar>
+            <w:vAlign w:val="top"/>
+          </w:tcPr>
+          <w:p>
+            <w:r>
+              <w:rPr>
+                <w:sz w:val="20"/>
+                <w:szCs w:val="20"/>
+              </w:rPr>
+              <w:t xml:space="preserve">Not necessarily. Validation checks shape; compare every field with the source.</w:t>
+            </w:r>
+          </w:p>
+        </w:tc>
+      </w:tr>
+      <w:tr>
+        <w:trPr>
+          <w:cantSplit/>
+        </w:trPr>
+        <w:tc>
+          <w:tcPr>
+            <w:tcW w:type="dxa" w:w="4458"/>
+            <w:tcBorders>
+              <w:top w:val="single" w:color="D1D5DB" w:sz="4"/>
+              <w:left w:val="single" w:color="D1D5DB" w:sz="4"/>
+              <w:bottom w:val="single" w:color="D1D5DB" w:sz="4"/>
+              <w:right w:val="single" w:color="D1D5DB" w:sz="4"/>
+            </w:tcBorders>
+            <w:shd w:fill="FFFFFF" w:color="auto" w:val="clear"/>
+            <w:tcMar>
+              <w:top w:type="dxa" w:w="80"/>
+              <w:left w:type="dxa" w:w="120"/>
+              <w:bottom w:type="dxa" w:w="80"/>
+              <w:right w:type="dxa" w:w="120"/>
+            </w:tcMar>
+            <w:vAlign w:val="top"/>
+          </w:tcPr>
+          <w:p>
+            <w:r>
+              <w:rPr>
+                <w:b/>
+                <w:bCs/>
+                <w:sz w:val="20"/>
+                <w:szCs w:val="20"/>
+              </w:rPr>
+              <w:t xml:space="preserve">Does a longer step-by-step reply mean better reasoning?</w:t>
+            </w:r>
+          </w:p>
+        </w:tc>
+        <w:tc>
+          <w:tcPr>
+            <w:tcW w:type="dxa" w:w="4954"/>
+            <w:tcBorders>
+              <w:top w:val="single" w:color="D1D5DB" w:sz="4"/>
+              <w:left w:val="single" w:color="D1D5DB" w:sz="4"/>
+              <w:bottom w:val="single" w:color="D1D5DB" w:sz="4"/>
+              <w:right w:val="single" w:color="D1D5DB" w:sz="4"/>
+            </w:tcBorders>
+            <w:shd w:fill="FFFFFF" w:color="auto" w:val="clear"/>
+            <w:tcMar>
+              <w:top w:type="dxa" w:w="80"/>
+              <w:left w:type="dxa" w:w="120"/>
+              <w:bottom w:type="dxa" w:w="80"/>
+              <w:right w:type="dxa" w:w="120"/>
+            </w:tcMar>
+            <w:vAlign w:val="top"/>
+          </w:tcPr>
+          <w:p>
+            <w:r>
+              <w:rPr>
+                <w:sz w:val="20"/>
+                <w:szCs w:val="20"/>
+              </w:rPr>
+              <w:t xml:space="preserve">No. Score the final answer and count the extra tokens.</w:t>
+            </w:r>
+          </w:p>
+        </w:tc>
+      </w:tr>
+      <w:tr>
+        <w:trPr>
+          <w:cantSplit/>
+        </w:trPr>
+        <w:tc>
+          <w:tcPr>
+            <w:tcW w:type="dxa" w:w="4458"/>
+            <w:tcBorders>
+              <w:top w:val="single" w:color="D1D5DB" w:sz="4"/>
+              <w:left w:val="single" w:color="D1D5DB" w:sz="4"/>
+              <w:bottom w:val="single" w:color="D1D5DB" w:sz="4"/>
+              <w:right w:val="single" w:color="D1D5DB" w:sz="4"/>
+            </w:tcBorders>
+            <w:shd w:fill="EEF0FF" w:color="auto" w:val="clear"/>
+            <w:tcMar>
+              <w:top w:type="dxa" w:w="80"/>
+              <w:left w:type="dxa" w:w="120"/>
+              <w:bottom w:type="dxa" w:w="80"/>
+              <w:right w:type="dxa" w:w="120"/>
+            </w:tcMar>
+            <w:vAlign w:val="top"/>
+          </w:tcPr>
+          <w:p>
+            <w:r>
+              <w:rPr>
+                <w:b/>
+                <w:bCs/>
+                <w:sz w:val="20"/>
+                <w:szCs w:val="20"/>
+              </w:rPr>
+              <w:t xml:space="preserve">Is a keyword flag the same as a successful attack?</w:t>
+            </w:r>
+          </w:p>
+        </w:tc>
+        <w:tc>
+          <w:tcPr>
+            <w:tcW w:type="dxa" w:w="4954"/>
+            <w:tcBorders>
+              <w:top w:val="single" w:color="D1D5DB" w:sz="4"/>
+              <w:left w:val="single" w:color="D1D5DB" w:sz="4"/>
+              <w:bottom w:val="single" w:color="D1D5DB" w:sz="4"/>
+              <w:right w:val="single" w:color="D1D5DB" w:sz="4"/>
+            </w:tcBorders>
+            <w:shd w:fill="EEF0FF" w:color="auto" w:val="clear"/>
+            <w:tcMar>
+              <w:top w:type="dxa" w:w="80"/>
+              <w:left w:type="dxa" w:w="120"/>
+              <w:bottom w:type="dxa" w:w="80"/>
+              <w:right w:type="dxa" w:w="120"/>
+            </w:tcMar>
+            <w:vAlign w:val="top"/>
+          </w:tcPr>
+          <w:p>
+            <w:r>
+              <w:rPr>
+                <w:sz w:val="20"/>
+                <w:szCs w:val="20"/>
+              </w:rPr>
+              <w:t xml:space="preserve">No. Read the reply: it may quote or describe the attack without obeying it.</w:t>
+            </w:r>
+          </w:p>
+        </w:tc>
+      </w:tr>
+      <w:tr>
+        <w:trPr>
+          <w:cantSplit/>
+        </w:trPr>
+        <w:tc>
+          <w:tcPr>
+            <w:tcW w:type="dxa" w:w="4458"/>
+            <w:tcBorders>
+              <w:top w:val="single" w:color="D1D5DB" w:sz="4"/>
+              <w:left w:val="single" w:color="D1D5DB" w:sz="4"/>
+              <w:bottom w:val="single" w:color="D1D5DB" w:sz="4"/>
+              <w:right w:val="single" w:color="D1D5DB" w:sz="4"/>
+            </w:tcBorders>
+            <w:shd w:fill="FFFFFF" w:color="auto" w:val="clear"/>
+            <w:tcMar>
+              <w:top w:type="dxa" w:w="80"/>
+              <w:left w:type="dxa" w:w="120"/>
+              <w:bottom w:type="dxa" w:w="80"/>
+              <w:right w:type="dxa" w:w="120"/>
+            </w:tcMar>
+            <w:vAlign w:val="top"/>
+          </w:tcPr>
+          <w:p>
+            <w:r>
+              <w:rPr>
+                <w:b/>
+                <w:bCs/>
+                <w:sz w:val="20"/>
+                <w:szCs w:val="20"/>
+              </w:rPr>
+              <w:t xml:space="preserve">The judge picks A twice after swapping. Which answer is better?</w:t>
+            </w:r>
+          </w:p>
+        </w:tc>
+        <w:tc>
+          <w:tcPr>
+            <w:tcW w:type="dxa" w:w="4954"/>
+            <w:tcBorders>
+              <w:top w:val="single" w:color="D1D5DB" w:sz="4"/>
+              <w:left w:val="single" w:color="D1D5DB" w:sz="4"/>
+              <w:bottom w:val="single" w:color="D1D5DB" w:sz="4"/>
+              <w:right w:val="single" w:color="D1D5DB" w:sz="4"/>
+            </w:tcBorders>
+            <w:shd w:fill="FFFFFF" w:color="auto" w:val="clear"/>
+            <w:tcMar>
+              <w:top w:type="dxa" w:w="80"/>
+              <w:left w:type="dxa" w:w="120"/>
+              <w:bottom w:type="dxa" w:w="80"/>
+              <w:right w:type="dxa" w:w="120"/>
+            </w:tcMar>
+            <w:vAlign w:val="top"/>
+          </w:tcPr>
+          <w:p>
+            <w:r>
+              <w:rPr>
+                <w:sz w:val="20"/>
+                <w:szCs w:val="20"/>
+              </w:rPr>
+              <w:t xml:space="preserve">Neither is established; the verdict followed the slot, which is position bias.</w:t>
+            </w:r>
+          </w:p>
+        </w:tc>
+      </w:tr>
+    </w:tbl>
+    <w:p>
+      <w:pPr>
+        <w:spacing w:after="120"/>
+      </w:pPr>
+    </w:p>
+    <w:p>
+      <w:pPr>
+        <w:pStyle w:val="Heading1"/>
         <w:keepNext/>
       </w:pPr>
       <w:r>
-        <w:t xml:space="preserve">TODOs</w:t>
+        <w:t xml:space="preserve">Self-checks with answers</w:t>
       </w:r>
     </w:p>
     <w:p>
@@ -10425,10 +10718,20 @@
           <w:b/>
           <w:bCs/>
         </w:rPr>
-        <w:t xml:space="preserve">TODO 1</w:t>
-      </w:r>
-      <w:r>
-        <w:t xml:space="preserve"> few-shot: join the five examples in the one-shot format, then the message.</w:t>
+        <w:t xml:space="preserve">A prompt scores 15 of 20 on the development set. What is its accuracy, and how much does one message change it?</w:t>
+      </w:r>
+      <w:r>
+        <w:t xml:space="preserve"> </w:t>
+      </w:r>
+      <w:r>
+        <w:rPr>
+          <w:i/>
+          <w:iCs/>
+        </w:rPr>
+        <w:t xml:space="preserve">Answer:</w:t>
+      </w:r>
+      <w:r>
+        <w:t xml:space="preserve"> 75%; one message moves accuracy by 5 percentage points.</w:t>
       </w:r>
     </w:p>
     <w:p>
@@ -10446,10 +10749,20 @@
           <w:b/>
           <w:bCs/>
         </w:rPr>
-        <w:t xml:space="preserve">TODO 2</w:t>
-      </w:r>
-      <w:r>
-        <w:t xml:space="preserve"> role + few-shot: add a system message with role and allowed labels before the few-shot user message.</w:t>
+        <w:t xml:space="preserve">Why choose the prompt on development messages and report it on held-out messages?</w:t>
+      </w:r>
+      <w:r>
+        <w:t xml:space="preserve"> </w:t>
+      </w:r>
+      <w:r>
+        <w:rPr>
+          <w:i/>
+          <w:iCs/>
+        </w:rPr>
+        <w:t xml:space="preserve">Answer:</w:t>
+      </w:r>
+      <w:r>
+        <w:t xml:space="preserve"> choosing on the reported messages adapts the prompt to them and overstates accuracy; held-out messages give a fairer estimate.</w:t>
       </w:r>
     </w:p>
     <w:p>
@@ -10467,34 +10780,20 @@
           <w:b/>
           <w:bCs/>
         </w:rPr>
-        <w:t xml:space="preserve">TODO 3</w:t>
+        <w:t xml:space="preserve">A JSON reply passes the schema. Name one error it can still contain.</w:t>
       </w:r>
       <w:r>
         <w:t xml:space="preserve"> </w:t>
       </w:r>
       <w:r>
         <w:rPr>
-          <w:rFonts w:ascii="Consolas" w:cs="Consolas" w:eastAsia="Consolas" w:hAnsi="Consolas"/>
-          <w:color w:val="4F46E5"/>
-          <w:sz w:val="20"/>
-          <w:szCs w:val="20"/>
-        </w:rPr>
-        <w:t xml:space="preserve">extract_number</w:t>
-      </w:r>
-      <w:r>
-        <w:t xml:space="preserve">: last number in the text (regex); </w:t>
-      </w:r>
-      <w:r>
-        <w:rPr>
-          <w:rFonts w:ascii="Consolas" w:cs="Consolas" w:eastAsia="Consolas" w:hAnsi="Consolas"/>
-          <w:color w:val="4F46E5"/>
-          <w:sz w:val="20"/>
-          <w:szCs w:val="20"/>
-        </w:rPr>
-        <w:t xml:space="preserve">majority_vote</w:t>
-      </w:r>
-      <w:r>
-        <w:t xml:space="preserve">: most common non-None value.</w:t>
+          <w:i/>
+          <w:iCs/>
+        </w:rPr>
+        <w:t xml:space="preserve">Answer:</w:t>
+      </w:r>
+      <w:r>
+        <w:t xml:space="preserve"> any plausible but wrong value, such as a wrong eight-digit ID, a swapped day and month, or an invented date.</w:t>
       </w:r>
     </w:p>
     <w:p>
@@ -10512,10 +10811,20 @@
           <w:b/>
           <w:bCs/>
         </w:rPr>
-        <w:t xml:space="preserve">TODO 4</w:t>
-      </w:r>
-      <w:r>
-        <w:t xml:space="preserve"> retry: append the model's output as an assistant message and a user message containing the validation error; parse again.</w:t>
+        <w:t xml:space="preserve">Why can delimiters and a system rule not fully stop prompt injection?</w:t>
+      </w:r>
+      <w:r>
+        <w:t xml:space="preserve"> </w:t>
+      </w:r>
+      <w:r>
+        <w:rPr>
+          <w:i/>
+          <w:iCs/>
+        </w:rPr>
+        <w:t xml:space="preserve">Answer:</w:t>
+      </w:r>
+      <w:r>
+        <w:t xml:space="preserve"> instructions and data share one context, and hostile text can imitate tags or system lines; real protection needs permissions and checks in code.</w:t>
       </w:r>
     </w:p>
     <w:p>
@@ -10533,10 +10842,182 @@
           <w:b/>
           <w:bCs/>
         </w:rPr>
-        <w:t xml:space="preserve">TODO 5</w:t>
-      </w:r>
-      <w:r>
-        <w:t xml:space="preserve"> defended prompt: system rule that document content is untrusted data; document inside </w:t>
+        <w:t xml:space="preserve">Compute ROUGE-1 recall and precision for the reference "the exam results are published in four weeks" and the output "results published in four weeks".</w:t>
+      </w:r>
+      <w:r>
+        <w:t xml:space="preserve"> </w:t>
+      </w:r>
+      <w:r>
+        <w:rPr>
+          <w:i/>
+          <w:iCs/>
+        </w:rPr>
+        <w:t xml:space="preserve">Answer:</w:t>
+      </w:r>
+      <w:r>
+        <w:t xml:space="preserve"> five words overlap (results, published, in, four, weeks); recall = 5/8 = 0.625 and precision = 5/5 = 1.0.</w:t>
+      </w:r>
+    </w:p>
+    <w:p>
+      <w:pPr>
+        <w:pStyle w:val="Heading1"/>
+        <w:keepNext/>
+      </w:pPr>
+      <w:r>
+        <w:t xml:space="preserve">Responsible AI lens: prompting and evaluation</w:t>
+      </w:r>
+    </w:p>
+    <w:p>
+      <w:pPr>
+        <w:pStyle w:val="ListParagraph"/>
+        <w:keepLines/>
+        <w:numPr>
+          <w:ilvl w:val="0"/>
+          <w:numId w:val="14"/>
+        </w:numPr>
+        <w:spacing w:after="80" w:line="276"/>
+      </w:pPr>
+      <w:r>
+        <w:rPr>
+          <w:b/>
+          <w:bCs/>
+        </w:rPr>
+        <w:t xml:space="preserve">Privacy:</w:t>
+      </w:r>
+      <w:r>
+        <w:t xml:space="preserve"> prompts are data; follow the week 1 checklist before pasting information into tools.</w:t>
+      </w:r>
+    </w:p>
+    <w:p>
+      <w:pPr>
+        <w:pStyle w:val="ListParagraph"/>
+        <w:keepLines/>
+        <w:numPr>
+          <w:ilvl w:val="0"/>
+          <w:numId w:val="14"/>
+        </w:numPr>
+        <w:spacing w:after="80" w:line="276"/>
+      </w:pPr>
+      <w:r>
+        <w:rPr>
+          <w:b/>
+          <w:bCs/>
+        </w:rPr>
+        <w:t xml:space="preserve">Bias testing:</w:t>
+      </w:r>
+      <w:r>
+        <w:t xml:space="preserve"> include counterfactual variations (names, dialects, demographics) in test sets.</w:t>
+      </w:r>
+    </w:p>
+    <w:p>
+      <w:pPr>
+        <w:pStyle w:val="ListParagraph"/>
+        <w:keepLines/>
+        <w:numPr>
+          <w:ilvl w:val="0"/>
+          <w:numId w:val="14"/>
+        </w:numPr>
+        <w:spacing w:after="80" w:line="276"/>
+      </w:pPr>
+      <w:r>
+        <w:rPr>
+          <w:b/>
+          <w:bCs/>
+        </w:rPr>
+        <w:t xml:space="preserve">Over-reliance:</w:t>
+      </w:r>
+      <w:r>
+        <w:t xml:space="preserve"> design verification into workflows where errors matter.</w:t>
+      </w:r>
+    </w:p>
+    <w:p>
+      <w:pPr>
+        <w:pStyle w:val="ListParagraph"/>
+        <w:keepLines/>
+        <w:numPr>
+          <w:ilvl w:val="0"/>
+          <w:numId w:val="14"/>
+        </w:numPr>
+        <w:spacing w:after="80" w:line="276"/>
+      </w:pPr>
+      <w:r>
+        <w:rPr>
+          <w:b/>
+          <w:bCs/>
+        </w:rPr>
+        <w:t xml:space="preserve">Transparency and accountability:</w:t>
+      </w:r>
+      <w:r>
+        <w:t xml:space="preserve"> disclose AI assistance; version and log prompts.</w:t>
+      </w:r>
+    </w:p>
+    <w:p>
+      <w:pPr>
+        <w:pStyle w:val="ListParagraph"/>
+        <w:keepLines/>
+        <w:numPr>
+          <w:ilvl w:val="0"/>
+          <w:numId w:val="14"/>
+        </w:numPr>
+        <w:spacing w:after="80" w:line="276"/>
+      </w:pPr>
+      <w:r>
+        <w:rPr>
+          <w:b/>
+          <w:bCs/>
+        </w:rPr>
+        <w:t xml:space="preserve">Evaluation is responsible practice:</w:t>
+      </w:r>
+      <w:r>
+        <w:t xml:space="preserve"> untested prompts are untested software.</w:t>
+      </w:r>
+    </w:p>
+    <w:p>
+      <w:pPr>
+        <w:pStyle w:val="Heading1"/>
+        <w:keepNext/>
+      </w:pPr>
+      <w:r>
+        <w:t xml:space="preserve">Lab guide and answers</w:t>
+      </w:r>
+    </w:p>
+    <w:p>
+      <w:pPr>
+        <w:keepNext w:val="false"/>
+        <w:keepLines/>
+        <w:spacing w:after="140" w:line="288"/>
+      </w:pPr>
+      <w:r>
+        <w:rPr>
+          <w:b/>
+          <w:bCs/>
+        </w:rPr>
+        <w:t xml:space="preserve">CPU core:</w:t>
+      </w:r>
+      <w:r>
+        <w:t xml:space="preserve"> one small instruction model (</w:t>
+      </w:r>
+      <w:hyperlink w:history="1" r:id="rIdimeqrorb0h0olupvx3u5v">
+        <w:r>
+          <w:rPr>
+            <w:color w:val="4F46E5"/>
+            <w:u w:val="single"/>
+          </w:rPr>
+          <w:t xml:space="preserve">Qwen/Qwen2.5-0.5B-Instruct</w:t>
+        </w:r>
+      </w:hyperlink>
+      <w:r>
+        <w:t xml:space="preserve">) answers every experiment with short, capped replies: eight new tokens for routing labels, 192 for step-by-step answers, 80 for JSON and 40 for summaries. Part 1 uses 20 development and 20 held-out tickets; Part 2 scores six word problems and one three-sample vote. On the course laptop (4 CPU threads, model already downloaded) the complete core took 7.3 minutes, recorded on 11 October 2026. </w:t>
+      </w:r>
+      <w:r>
+        <w:rPr>
+          <w:b/>
+          <w:bCs/>
+        </w:rPr>
+        <w:t xml:space="preserve">Optional stretch:</w:t>
+      </w:r>
+      <w:r>
+        <w:t xml:space="preserve"> </w:t>
       </w:r>
       <w:r>
         <w:rPr>
@@ -10545,10 +11026,63 @@
           <w:sz w:val="20"/>
           <w:szCs w:val="20"/>
         </w:rPr>
-        <w:t xml:space="preserve">&lt;document&gt;</w:t>
-      </w:r>
-      <w:r>
-        <w:t xml:space="preserve"> tags; ask for a factual one-sentence summary.</w:t>
+        <w:t xml:space="preserve">RUN_STRETCH = True</w:t>
+      </w:r>
+      <w:r>
+        <w:t xml:space="preserve"> scores all 16 problems with five-sample votes, which takes much longer on a CPU. </w:t>
+      </w:r>
+      <w:r>
+        <w:rPr>
+          <w:b/>
+          <w:bCs/>
+        </w:rPr>
+        <w:t xml:space="preserve">Optional hosted judge:</w:t>
+      </w:r>
+      <w:r>
+        <w:t xml:space="preserve"> keep </w:t>
+      </w:r>
+      <w:r>
+        <w:rPr>
+          <w:rFonts w:ascii="Consolas" w:cs="Consolas" w:eastAsia="Consolas" w:hAnsi="Consolas"/>
+          <w:color w:val="4F46E5"/>
+          <w:sz w:val="20"/>
+          <w:szCs w:val="20"/>
+        </w:rPr>
+        <w:t xml:space="preserve">USE_GEMINI = False</w:t>
+      </w:r>
+      <w:r>
+        <w:t xml:space="preserve"> and </w:t>
+      </w:r>
+      <w:r>
+        <w:rPr>
+          <w:rFonts w:ascii="Consolas" w:cs="Consolas" w:eastAsia="Consolas" w:hAnsi="Consolas"/>
+          <w:color w:val="4F46E5"/>
+          <w:sz w:val="20"/>
+          <w:szCs w:val="20"/>
+        </w:rPr>
+        <w:t xml:space="preserve">USE_OPENAI = False</w:t>
+      </w:r>
+      <w:r>
+        <w:t xml:space="preserve"> for the local route; enable exactly one in the shared setup to send the four invented answer pairs (at most eight short calls) to a hosted judge. OpenAI API use is billed separately from a ChatGPT subscription. </w:t>
+      </w:r>
+      <w:r>
+        <w:rPr>
+          <w:b/>
+          <w:bCs/>
+        </w:rPr>
+        <w:t xml:space="preserve">Hand-in:</w:t>
+      </w:r>
+      <w:r>
+        <w:t xml:space="preserve"> the evidence table, the routing errors you read, the five written answers and the harness for your project.</w:t>
+      </w:r>
+    </w:p>
+    <w:p>
+      <w:pPr>
+        <w:pStyle w:val="Heading2"/>
+        <w:keepNext/>
+      </w:pPr>
+      <w:r>
+        <w:t xml:space="preserve">TODOs and expected outputs</w:t>
       </w:r>
     </w:p>
     <w:p>
@@ -10557,7 +11091,7 @@
         <w:keepLines/>
         <w:numPr>
           <w:ilvl w:val="0"/>
-          <w:numId w:val="13"/>
+          <w:numId w:val="15"/>
         </w:numPr>
         <w:spacing w:after="80" w:line="276"/>
       </w:pPr>
@@ -10566,10 +11100,283 @@
           <w:b/>
           <w:bCs/>
         </w:rPr>
+        <w:t xml:space="preserve">TODO 1</w:t>
+      </w:r>
+      <w:r>
+        <w:t xml:space="preserve"> </w:t>
+      </w:r>
+      <w:r>
+        <w:rPr>
+          <w:rFonts w:ascii="Consolas" w:cs="Consolas" w:eastAsia="Consolas" w:hAnsi="Consolas"/>
+          <w:color w:val="4F46E5"/>
+          <w:sz w:val="20"/>
+          <w:szCs w:val="20"/>
+        </w:rPr>
+        <w:t xml:space="preserve">few_shot</w:t>
+      </w:r>
+      <w:r>
+        <w:t xml:space="preserve">: join the five </w:t>
+      </w:r>
+      <w:r>
+        <w:rPr>
+          <w:rFonts w:ascii="Consolas" w:cs="Consolas" w:eastAsia="Consolas" w:hAnsi="Consolas"/>
+          <w:color w:val="4F46E5"/>
+          <w:sz w:val="20"/>
+          <w:szCs w:val="20"/>
+        </w:rPr>
+        <w:t xml:space="preserve">EXAMPLES</w:t>
+      </w:r>
+      <w:r>
+        <w:t xml:space="preserve"> as </w:t>
+      </w:r>
+      <w:r>
+        <w:rPr>
+          <w:rFonts w:ascii="Consolas" w:cs="Consolas" w:eastAsia="Consolas" w:hAnsi="Consolas"/>
+          <w:color w:val="4F46E5"/>
+          <w:sz w:val="20"/>
+          <w:szCs w:val="20"/>
+        </w:rPr>
+        <w:t xml:space="preserve">Message: … / Category: …</w:t>
+      </w:r>
+      <w:r>
+        <w:t xml:space="preserve"> pairs, then the new message ending in </w:t>
+      </w:r>
+      <w:r>
+        <w:rPr>
+          <w:rFonts w:ascii="Consolas" w:cs="Consolas" w:eastAsia="Consolas" w:hAnsi="Consolas"/>
+          <w:color w:val="4F46E5"/>
+          <w:sz w:val="20"/>
+          <w:szCs w:val="20"/>
+        </w:rPr>
+        <w:t xml:space="preserve">Category:</w:t>
+      </w:r>
+      <w:r>
+        <w:t xml:space="preserve">. </w:t>
+      </w:r>
+      <w:r>
+        <w:rPr>
+          <w:rFonts w:ascii="Consolas" w:cs="Consolas" w:eastAsia="Consolas" w:hAnsi="Consolas"/>
+          <w:color w:val="4F46E5"/>
+          <w:sz w:val="20"/>
+          <w:szCs w:val="20"/>
+        </w:rPr>
+        <w:t xml:space="preserve">check_few_shot</w:t>
+      </w:r>
+      <w:r>
+        <w:t xml:space="preserve"> confirms every pair and that no ticket text was copied.</w:t>
+      </w:r>
+    </w:p>
+    <w:p>
+      <w:pPr>
+        <w:pStyle w:val="ListParagraph"/>
+        <w:keepLines/>
+        <w:numPr>
+          <w:ilvl w:val="0"/>
+          <w:numId w:val="15"/>
+        </w:numPr>
+        <w:spacing w:after="80" w:line="276"/>
+      </w:pPr>
+      <w:r>
+        <w:rPr>
+          <w:b/>
+          <w:bCs/>
+        </w:rPr>
+        <w:t xml:space="preserve">TODO 2</w:t>
+      </w:r>
+      <w:r>
+        <w:t xml:space="preserve"> </w:t>
+      </w:r>
+      <w:r>
+        <w:rPr>
+          <w:rFonts w:ascii="Consolas" w:cs="Consolas" w:eastAsia="Consolas" w:hAnsi="Consolas"/>
+          <w:color w:val="4F46E5"/>
+          <w:sz w:val="20"/>
+          <w:szCs w:val="20"/>
+        </w:rPr>
+        <w:t xml:space="preserve">role_few_shot</w:t>
+      </w:r>
+      <w:r>
+        <w:t xml:space="preserve">: put a system message naming the role and all five labels before the few-shot messages.</w:t>
+      </w:r>
+    </w:p>
+    <w:p>
+      <w:pPr>
+        <w:pStyle w:val="ListParagraph"/>
+        <w:keepLines/>
+        <w:numPr>
+          <w:ilvl w:val="0"/>
+          <w:numId w:val="15"/>
+        </w:numPr>
+        <w:spacing w:after="80" w:line="276"/>
+      </w:pPr>
+      <w:r>
+        <w:rPr>
+          <w:b/>
+          <w:bCs/>
+        </w:rPr>
+        <w:t xml:space="preserve">TODO 3</w:t>
+      </w:r>
+      <w:r>
+        <w:t xml:space="preserve"> </w:t>
+      </w:r>
+      <w:r>
+        <w:rPr>
+          <w:rFonts w:ascii="Consolas" w:cs="Consolas" w:eastAsia="Consolas" w:hAnsi="Consolas"/>
+          <w:color w:val="4F46E5"/>
+          <w:sz w:val="20"/>
+          <w:szCs w:val="20"/>
+        </w:rPr>
+        <w:t xml:space="preserve">extract_number</w:t>
+      </w:r>
+      <w:r>
+        <w:t xml:space="preserve"> returns the last number as a float (</w:t>
+      </w:r>
+      <w:r>
+        <w:rPr>
+          <w:rFonts w:ascii="Consolas" w:cs="Consolas" w:eastAsia="Consolas" w:hAnsi="Consolas"/>
+          <w:color w:val="4F46E5"/>
+          <w:sz w:val="20"/>
+          <w:szCs w:val="20"/>
+        </w:rPr>
+        <w:t xml:space="preserve">"It costs 1,200 euro"</w:t>
+      </w:r>
+      <w:r>
+        <w:t xml:space="preserve"> gives 1200.0); </w:t>
+      </w:r>
+      <w:r>
+        <w:rPr>
+          <w:rFonts w:ascii="Consolas" w:cs="Consolas" w:eastAsia="Consolas" w:hAnsi="Consolas"/>
+          <w:color w:val="4F46E5"/>
+          <w:sz w:val="20"/>
+          <w:szCs w:val="20"/>
+        </w:rPr>
+        <w:t xml:space="preserve">majority_vote([21, 21, 18, None])</w:t>
+      </w:r>
+      <w:r>
+        <w:t xml:space="preserve"> returns 21.</w:t>
+      </w:r>
+    </w:p>
+    <w:p>
+      <w:pPr>
+        <w:pStyle w:val="ListParagraph"/>
+        <w:keepLines/>
+        <w:numPr>
+          <w:ilvl w:val="0"/>
+          <w:numId w:val="15"/>
+        </w:numPr>
+        <w:spacing w:after="80" w:line="276"/>
+      </w:pPr>
+      <w:r>
+        <w:rPr>
+          <w:b/>
+          <w:bCs/>
+        </w:rPr>
+        <w:t xml:space="preserve">TODO 4</w:t>
+      </w:r>
+      <w:r>
+        <w:t xml:space="preserve"> </w:t>
+      </w:r>
+      <w:r>
+        <w:rPr>
+          <w:rFonts w:ascii="Consolas" w:cs="Consolas" w:eastAsia="Consolas" w:hAnsi="Consolas"/>
+          <w:color w:val="4F46E5"/>
+          <w:sz w:val="20"/>
+          <w:szCs w:val="20"/>
+        </w:rPr>
+        <w:t xml:space="preserve">parse_with_retry</w:t>
+      </w:r>
+      <w:r>
+        <w:t xml:space="preserve">: on a parse or validation error, append the model's output as an assistant message and a user message containing the error, call the model once more and return </w:t>
+      </w:r>
+      <w:r>
+        <w:rPr>
+          <w:rFonts w:ascii="Consolas" w:cs="Consolas" w:eastAsia="Consolas" w:hAnsi="Consolas"/>
+          <w:color w:val="4F46E5"/>
+          <w:sz w:val="20"/>
+          <w:szCs w:val="20"/>
+        </w:rPr>
+        <w:t xml:space="preserve">(Request or None, 1)</w:t>
+      </w:r>
+      <w:r>
+        <w:t xml:space="preserve">. The check uses a fake model whose first reply has a seven-digit ID.</w:t>
+      </w:r>
+    </w:p>
+    <w:p>
+      <w:pPr>
+        <w:pStyle w:val="ListParagraph"/>
+        <w:keepLines/>
+        <w:numPr>
+          <w:ilvl w:val="0"/>
+          <w:numId w:val="15"/>
+        </w:numPr>
+        <w:spacing w:after="80" w:line="276"/>
+      </w:pPr>
+      <w:r>
+        <w:rPr>
+          <w:b/>
+          <w:bCs/>
+        </w:rPr>
+        <w:t xml:space="preserve">TODO 5</w:t>
+      </w:r>
+      <w:r>
+        <w:t xml:space="preserve"> </w:t>
+      </w:r>
+      <w:r>
+        <w:rPr>
+          <w:rFonts w:ascii="Consolas" w:cs="Consolas" w:eastAsia="Consolas" w:hAnsi="Consolas"/>
+          <w:color w:val="4F46E5"/>
+          <w:sz w:val="20"/>
+          <w:szCs w:val="20"/>
+        </w:rPr>
+        <w:t xml:space="preserve">defended_prompt</w:t>
+      </w:r>
+      <w:r>
+        <w:t xml:space="preserve">: a system rule that document text is untrusted data, then the document inside </w:t>
+      </w:r>
+      <w:r>
+        <w:rPr>
+          <w:rFonts w:ascii="Consolas" w:cs="Consolas" w:eastAsia="Consolas" w:hAnsi="Consolas"/>
+          <w:color w:val="4F46E5"/>
+          <w:sz w:val="20"/>
+          <w:szCs w:val="20"/>
+        </w:rPr>
+        <w:t xml:space="preserve">&lt;document&gt;</w:t>
+      </w:r>
+      <w:r>
+        <w:t xml:space="preserve"> tags with a request for a one-sentence factual summary.</w:t>
+      </w:r>
+    </w:p>
+    <w:p>
+      <w:pPr>
+        <w:pStyle w:val="ListParagraph"/>
+        <w:keepLines/>
+        <w:numPr>
+          <w:ilvl w:val="0"/>
+          <w:numId w:val="15"/>
+        </w:numPr>
+        <w:spacing w:after="80" w:line="276"/>
+      </w:pPr>
+      <w:r>
+        <w:rPr>
+          <w:b/>
+          <w:bCs/>
+        </w:rPr>
         <w:t xml:space="preserve">TODO 6</w:t>
       </w:r>
       <w:r>
-        <w:t xml:space="preserve"> judge: parse "A" or "B" with a regex.</w:t>
+        <w:t xml:space="preserve"> </w:t>
+      </w:r>
+      <w:r>
+        <w:rPr>
+          <w:rFonts w:ascii="Consolas" w:cs="Consolas" w:eastAsia="Consolas" w:hAnsi="Consolas"/>
+          <w:color w:val="4F46E5"/>
+          <w:sz w:val="20"/>
+          <w:szCs w:val="20"/>
+        </w:rPr>
+        <w:t xml:space="preserve">parse_verdict</w:t>
+      </w:r>
+      <w:r>
+        <w:t xml:space="preserve">: return "A" or "B" when exactly one of them appears as a separate letter; otherwise "?".</w:t>
       </w:r>
     </w:p>
     <w:p>
@@ -10578,7 +11385,495 @@
         <w:keepNext/>
       </w:pPr>
       <w:r>
-        <w:t xml:space="preserve">Measured results (instructor run)</w:t>
+        <w:t xml:space="preserve">Measured CPU core (course laptop)</w:t>
+      </w:r>
+    </w:p>
+    <w:tbl>
+      <w:tblPr>
+        <w:tblW w:type="dxa" w:w="9412"/>
+        <w:tblBorders>
+          <w:top w:val="single" w:color="auto" w:sz="4"/>
+          <w:left w:val="single" w:color="auto" w:sz="4"/>
+          <w:bottom w:val="single" w:color="auto" w:sz="4"/>
+          <w:right w:val="single" w:color="auto" w:sz="4"/>
+          <w:insideH w:val="single" w:color="auto" w:sz="4"/>
+          <w:insideV w:val="single" w:color="auto" w:sz="4"/>
+        </w:tblBorders>
+        <w:tblLayout w:type="fixed"/>
+      </w:tblPr>
+      <w:tblGrid>
+        <w:gridCol w:w="3828"/>
+        <w:gridCol w:w="5584"/>
+      </w:tblGrid>
+      <w:tr>
+        <w:trPr>
+          <w:cantSplit/>
+          <w:tblHeader/>
+        </w:trPr>
+        <w:tc>
+          <w:tcPr>
+            <w:tcW w:type="dxa" w:w="3828"/>
+            <w:tcBorders>
+              <w:top w:val="single" w:color="D1D5DB" w:sz="4"/>
+              <w:left w:val="single" w:color="D1D5DB" w:sz="4"/>
+              <w:bottom w:val="single" w:color="D1D5DB" w:sz="4"/>
+              <w:right w:val="single" w:color="D1D5DB" w:sz="4"/>
+            </w:tcBorders>
+            <w:shd w:fill="1E1B4B" w:color="auto" w:val="clear"/>
+            <w:tcMar>
+              <w:top w:type="dxa" w:w="80"/>
+              <w:left w:type="dxa" w:w="120"/>
+              <w:bottom w:type="dxa" w:w="80"/>
+              <w:right w:type="dxa" w:w="120"/>
+            </w:tcMar>
+            <w:vAlign w:val="top"/>
+          </w:tcPr>
+          <w:p>
+            <w:r>
+              <w:rPr>
+                <w:b/>
+                <w:bCs/>
+                <w:color w:val="FFFFFF"/>
+                <w:sz w:val="20"/>
+                <w:szCs w:val="20"/>
+              </w:rPr>
+              <w:t xml:space="preserve">Experiment</w:t>
+            </w:r>
+          </w:p>
+        </w:tc>
+        <w:tc>
+          <w:tcPr>
+            <w:tcW w:type="dxa" w:w="5584"/>
+            <w:tcBorders>
+              <w:top w:val="single" w:color="D1D5DB" w:sz="4"/>
+              <w:left w:val="single" w:color="D1D5DB" w:sz="4"/>
+              <w:bottom w:val="single" w:color="D1D5DB" w:sz="4"/>
+              <w:right w:val="single" w:color="D1D5DB" w:sz="4"/>
+            </w:tcBorders>
+            <w:shd w:fill="1E1B4B" w:color="auto" w:val="clear"/>
+            <w:tcMar>
+              <w:top w:type="dxa" w:w="80"/>
+              <w:left w:type="dxa" w:w="120"/>
+              <w:bottom w:type="dxa" w:w="80"/>
+              <w:right w:type="dxa" w:w="120"/>
+            </w:tcMar>
+            <w:vAlign w:val="top"/>
+          </w:tcPr>
+          <w:p>
+            <w:r>
+              <w:rPr>
+                <w:b/>
+                <w:bCs/>
+                <w:color w:val="FFFFFF"/>
+                <w:sz w:val="20"/>
+                <w:szCs w:val="20"/>
+              </w:rPr>
+              <w:t xml:space="preserve">Result (Qwen2.5-0.5B-Instruct)</w:t>
+            </w:r>
+          </w:p>
+        </w:tc>
+      </w:tr>
+      <w:tr>
+        <w:trPr>
+          <w:cantSplit/>
+        </w:trPr>
+        <w:tc>
+          <w:tcPr>
+            <w:tcW w:type="dxa" w:w="3828"/>
+            <w:tcBorders>
+              <w:top w:val="single" w:color="D1D5DB" w:sz="4"/>
+              <w:left w:val="single" w:color="D1D5DB" w:sz="4"/>
+              <w:bottom w:val="single" w:color="D1D5DB" w:sz="4"/>
+              <w:right w:val="single" w:color="D1D5DB" w:sz="4"/>
+            </w:tcBorders>
+            <w:shd w:fill="EEF0FF" w:color="auto" w:val="clear"/>
+            <w:tcMar>
+              <w:top w:type="dxa" w:w="80"/>
+              <w:left w:type="dxa" w:w="120"/>
+              <w:bottom w:type="dxa" w:w="80"/>
+              <w:right w:type="dxa" w:w="120"/>
+            </w:tcMar>
+            <w:vAlign w:val="top"/>
+          </w:tcPr>
+          <w:p>
+            <w:r>
+              <w:rPr>
+                <w:b/>
+                <w:bCs/>
+                <w:sz w:val="20"/>
+                <w:szCs w:val="20"/>
+              </w:rPr>
+              <w:t xml:space="preserve">Routing, 20 development messages</w:t>
+            </w:r>
+          </w:p>
+        </w:tc>
+        <w:tc>
+          <w:tcPr>
+            <w:tcW w:type="dxa" w:w="5584"/>
+            <w:tcBorders>
+              <w:top w:val="single" w:color="D1D5DB" w:sz="4"/>
+              <w:left w:val="single" w:color="D1D5DB" w:sz="4"/>
+              <w:bottom w:val="single" w:color="D1D5DB" w:sz="4"/>
+              <w:right w:val="single" w:color="D1D5DB" w:sz="4"/>
+            </w:tcBorders>
+            <w:shd w:fill="EEF0FF" w:color="auto" w:val="clear"/>
+            <w:tcMar>
+              <w:top w:type="dxa" w:w="80"/>
+              <w:left w:type="dxa" w:w="120"/>
+              <w:bottom w:type="dxa" w:w="80"/>
+              <w:right w:type="dxa" w:w="120"/>
+            </w:tcMar>
+            <w:vAlign w:val="top"/>
+          </w:tcPr>
+          <w:p>
+            <w:r>
+              <w:rPr>
+                <w:sz w:val="20"/>
+                <w:szCs w:val="20"/>
+              </w:rPr>
+              <w:t xml:space="preserve">zero-shot 20%, one-shot 25%, few-shot 50%, role + few-shot 50%</w:t>
+            </w:r>
+          </w:p>
+        </w:tc>
+      </w:tr>
+      <w:tr>
+        <w:trPr>
+          <w:cantSplit/>
+        </w:trPr>
+        <w:tc>
+          <w:tcPr>
+            <w:tcW w:type="dxa" w:w="3828"/>
+            <w:tcBorders>
+              <w:top w:val="single" w:color="D1D5DB" w:sz="4"/>
+              <w:left w:val="single" w:color="D1D5DB" w:sz="4"/>
+              <w:bottom w:val="single" w:color="D1D5DB" w:sz="4"/>
+              <w:right w:val="single" w:color="D1D5DB" w:sz="4"/>
+            </w:tcBorders>
+            <w:shd w:fill="FFFFFF" w:color="auto" w:val="clear"/>
+            <w:tcMar>
+              <w:top w:type="dxa" w:w="80"/>
+              <w:left w:type="dxa" w:w="120"/>
+              <w:bottom w:type="dxa" w:w="80"/>
+              <w:right w:type="dxa" w:w="120"/>
+            </w:tcMar>
+            <w:vAlign w:val="top"/>
+          </w:tcPr>
+          <w:p>
+            <w:r>
+              <w:rPr>
+                <w:b/>
+                <w:bCs/>
+                <w:sz w:val="20"/>
+                <w:szCs w:val="20"/>
+              </w:rPr>
+              <w:t xml:space="preserve">Routing, held out</w:t>
+            </w:r>
+          </w:p>
+        </w:tc>
+        <w:tc>
+          <w:tcPr>
+            <w:tcW w:type="dxa" w:w="5584"/>
+            <w:tcBorders>
+              <w:top w:val="single" w:color="D1D5DB" w:sz="4"/>
+              <w:left w:val="single" w:color="D1D5DB" w:sz="4"/>
+              <w:bottom w:val="single" w:color="D1D5DB" w:sz="4"/>
+              <w:right w:val="single" w:color="D1D5DB" w:sz="4"/>
+            </w:tcBorders>
+            <w:shd w:fill="FFFFFF" w:color="auto" w:val="clear"/>
+            <w:tcMar>
+              <w:top w:type="dxa" w:w="80"/>
+              <w:left w:type="dxa" w:w="120"/>
+              <w:bottom w:type="dxa" w:w="80"/>
+              <w:right w:type="dxa" w:w="120"/>
+            </w:tcMar>
+            <w:vAlign w:val="top"/>
+          </w:tcPr>
+          <w:p>
+            <w:r>
+              <w:rPr>
+                <w:sz w:val="20"/>
+                <w:szCs w:val="20"/>
+              </w:rPr>
+              <w:t xml:space="preserve">role + few-shot: 45% on 20 messages</w:t>
+            </w:r>
+          </w:p>
+        </w:tc>
+      </w:tr>
+      <w:tr>
+        <w:trPr>
+          <w:cantSplit/>
+        </w:trPr>
+        <w:tc>
+          <w:tcPr>
+            <w:tcW w:type="dxa" w:w="3828"/>
+            <w:tcBorders>
+              <w:top w:val="single" w:color="D1D5DB" w:sz="4"/>
+              <w:left w:val="single" w:color="D1D5DB" w:sz="4"/>
+              <w:bottom w:val="single" w:color="D1D5DB" w:sz="4"/>
+              <w:right w:val="single" w:color="D1D5DB" w:sz="4"/>
+            </w:tcBorders>
+            <w:shd w:fill="EEF0FF" w:color="auto" w:val="clear"/>
+            <w:tcMar>
+              <w:top w:type="dxa" w:w="80"/>
+              <w:left w:type="dxa" w:w="120"/>
+              <w:bottom w:type="dxa" w:w="80"/>
+              <w:right w:type="dxa" w:w="120"/>
+            </w:tcMar>
+            <w:vAlign w:val="top"/>
+          </w:tcPr>
+          <w:p>
+            <w:r>
+              <w:rPr>
+                <w:b/>
+                <w:bCs/>
+                <w:sz w:val="20"/>
+                <w:szCs w:val="20"/>
+              </w:rPr>
+              <w:t xml:space="preserve">Word problems</w:t>
+            </w:r>
+          </w:p>
+        </w:tc>
+        <w:tc>
+          <w:tcPr>
+            <w:tcW w:type="dxa" w:w="5584"/>
+            <w:tcBorders>
+              <w:top w:val="single" w:color="D1D5DB" w:sz="4"/>
+              <w:left w:val="single" w:color="D1D5DB" w:sz="4"/>
+              <w:bottom w:val="single" w:color="D1D5DB" w:sz="4"/>
+              <w:right w:val="single" w:color="D1D5DB" w:sz="4"/>
+            </w:tcBorders>
+            <w:shd w:fill="EEF0FF" w:color="auto" w:val="clear"/>
+            <w:tcMar>
+              <w:top w:type="dxa" w:w="80"/>
+              <w:left w:type="dxa" w:w="120"/>
+              <w:bottom w:type="dxa" w:w="80"/>
+              <w:right w:type="dxa" w:w="120"/>
+            </w:tcMar>
+            <w:vAlign w:val="top"/>
+          </w:tcPr>
+          <w:p>
+            <w:r>
+              <w:rPr>
+                <w:sz w:val="20"/>
+                <w:szCs w:val="20"/>
+              </w:rPr>
+              <w:t xml:space="preserve">direct 33% on 6 problems (4 output tokens); chain-of-thought 50% on 6 problems (190 output tokens); self-consistency (k=3) 100% on 1 problem (573 output tokens)</w:t>
+            </w:r>
+          </w:p>
+        </w:tc>
+      </w:tr>
+      <w:tr>
+        <w:trPr>
+          <w:cantSplit/>
+        </w:trPr>
+        <w:tc>
+          <w:tcPr>
+            <w:tcW w:type="dxa" w:w="3828"/>
+            <w:tcBorders>
+              <w:top w:val="single" w:color="D1D5DB" w:sz="4"/>
+              <w:left w:val="single" w:color="D1D5DB" w:sz="4"/>
+              <w:bottom w:val="single" w:color="D1D5DB" w:sz="4"/>
+              <w:right w:val="single" w:color="D1D5DB" w:sz="4"/>
+            </w:tcBorders>
+            <w:shd w:fill="FFFFFF" w:color="auto" w:val="clear"/>
+            <w:tcMar>
+              <w:top w:type="dxa" w:w="80"/>
+              <w:left w:type="dxa" w:w="120"/>
+              <w:bottom w:type="dxa" w:w="80"/>
+              <w:right w:type="dxa" w:w="120"/>
+            </w:tcMar>
+            <w:vAlign w:val="top"/>
+          </w:tcPr>
+          <w:p>
+            <w:r>
+              <w:rPr>
+                <w:b/>
+                <w:bCs/>
+                <w:sz w:val="20"/>
+                <w:szCs w:val="20"/>
+              </w:rPr>
+              <w:t xml:space="preserve">JSON extraction</w:t>
+            </w:r>
+          </w:p>
+        </w:tc>
+        <w:tc>
+          <w:tcPr>
+            <w:tcW w:type="dxa" w:w="5584"/>
+            <w:tcBorders>
+              <w:top w:val="single" w:color="D1D5DB" w:sz="4"/>
+              <w:left w:val="single" w:color="D1D5DB" w:sz="4"/>
+              <w:bottom w:val="single" w:color="D1D5DB" w:sz="4"/>
+              <w:right w:val="single" w:color="D1D5DB" w:sz="4"/>
+            </w:tcBorders>
+            <w:shd w:fill="FFFFFF" w:color="auto" w:val="clear"/>
+            <w:tcMar>
+              <w:top w:type="dxa" w:w="80"/>
+              <w:left w:type="dxa" w:w="120"/>
+              <w:bottom w:type="dxa" w:w="80"/>
+              <w:right w:type="dxa" w:w="120"/>
+            </w:tcMar>
+            <w:vAlign w:val="top"/>
+          </w:tcPr>
+          <w:p>
+            <w:r>
+              <w:rPr>
+                <w:sz w:val="20"/>
+                <w:szCs w:val="20"/>
+              </w:rPr>
+              <w:t xml:space="preserve">100% valid after at most one retry, 33% with every field correct</w:t>
+            </w:r>
+          </w:p>
+        </w:tc>
+      </w:tr>
+      <w:tr>
+        <w:trPr>
+          <w:cantSplit/>
+        </w:trPr>
+        <w:tc>
+          <w:tcPr>
+            <w:tcW w:type="dxa" w:w="3828"/>
+            <w:tcBorders>
+              <w:top w:val="single" w:color="D1D5DB" w:sz="4"/>
+              <w:left w:val="single" w:color="D1D5DB" w:sz="4"/>
+              <w:bottom w:val="single" w:color="D1D5DB" w:sz="4"/>
+              <w:right w:val="single" w:color="D1D5DB" w:sz="4"/>
+            </w:tcBorders>
+            <w:shd w:fill="EEF0FF" w:color="auto" w:val="clear"/>
+            <w:tcMar>
+              <w:top w:type="dxa" w:w="80"/>
+              <w:left w:type="dxa" w:w="120"/>
+              <w:bottom w:type="dxa" w:w="80"/>
+              <w:right w:type="dxa" w:w="120"/>
+            </w:tcMar>
+            <w:vAlign w:val="top"/>
+          </w:tcPr>
+          <w:p>
+            <w:r>
+              <w:rPr>
+                <w:b/>
+                <w:bCs/>
+                <w:sz w:val="20"/>
+                <w:szCs w:val="20"/>
+              </w:rPr>
+              <w:t xml:space="preserve">Injection, keyword flags on 3 injected documents</w:t>
+            </w:r>
+          </w:p>
+        </w:tc>
+        <w:tc>
+          <w:tcPr>
+            <w:tcW w:type="dxa" w:w="5584"/>
+            <w:tcBorders>
+              <w:top w:val="single" w:color="D1D5DB" w:sz="4"/>
+              <w:left w:val="single" w:color="D1D5DB" w:sz="4"/>
+              <w:bottom w:val="single" w:color="D1D5DB" w:sz="4"/>
+              <w:right w:val="single" w:color="D1D5DB" w:sz="4"/>
+            </w:tcBorders>
+            <w:shd w:fill="EEF0FF" w:color="auto" w:val="clear"/>
+            <w:tcMar>
+              <w:top w:type="dxa" w:w="80"/>
+              <w:left w:type="dxa" w:w="120"/>
+              <w:bottom w:type="dxa" w:w="80"/>
+              <w:right w:type="dxa" w:w="120"/>
+            </w:tcMar>
+            <w:vAlign w:val="top"/>
+          </w:tcPr>
+          <w:p>
+            <w:r>
+              <w:rPr>
+                <w:sz w:val="20"/>
+                <w:szCs w:val="20"/>
+              </w:rPr>
+              <w:t xml:space="preserve">naive prompt 2 of 3, defended prompt 2 of 3</w:t>
+            </w:r>
+          </w:p>
+        </w:tc>
+      </w:tr>
+      <w:tr>
+        <w:trPr>
+          <w:cantSplit/>
+        </w:trPr>
+        <w:tc>
+          <w:tcPr>
+            <w:tcW w:type="dxa" w:w="3828"/>
+            <w:tcBorders>
+              <w:top w:val="single" w:color="D1D5DB" w:sz="4"/>
+              <w:left w:val="single" w:color="D1D5DB" w:sz="4"/>
+              <w:bottom w:val="single" w:color="D1D5DB" w:sz="4"/>
+              <w:right w:val="single" w:color="D1D5DB" w:sz="4"/>
+            </w:tcBorders>
+            <w:shd w:fill="FFFFFF" w:color="auto" w:val="clear"/>
+            <w:tcMar>
+              <w:top w:type="dxa" w:w="80"/>
+              <w:left w:type="dxa" w:w="120"/>
+              <w:bottom w:type="dxa" w:w="80"/>
+              <w:right w:type="dxa" w:w="120"/>
+            </w:tcMar>
+            <w:vAlign w:val="top"/>
+          </w:tcPr>
+          <w:p>
+            <w:r>
+              <w:rPr>
+                <w:b/>
+                <w:bCs/>
+                <w:sz w:val="20"/>
+                <w:szCs w:val="20"/>
+              </w:rPr>
+              <w:t xml:space="preserve">Judge, 4 pairs in both orders</w:t>
+            </w:r>
+          </w:p>
+        </w:tc>
+        <w:tc>
+          <w:tcPr>
+            <w:tcW w:type="dxa" w:w="5584"/>
+            <w:tcBorders>
+              <w:top w:val="single" w:color="D1D5DB" w:sz="4"/>
+              <w:left w:val="single" w:color="D1D5DB" w:sz="4"/>
+              <w:bottom w:val="single" w:color="D1D5DB" w:sz="4"/>
+              <w:right w:val="single" w:color="D1D5DB" w:sz="4"/>
+            </w:tcBorders>
+            <w:shd w:fill="FFFFFF" w:color="auto" w:val="clear"/>
+            <w:tcMar>
+              <w:top w:type="dxa" w:w="80"/>
+              <w:left w:type="dxa" w:w="120"/>
+              <w:bottom w:type="dxa" w:w="80"/>
+              <w:right w:type="dxa" w:w="120"/>
+            </w:tcMar>
+            <w:vAlign w:val="top"/>
+          </w:tcPr>
+          <w:p>
+            <w:r>
+              <w:rPr>
+                <w:sz w:val="20"/>
+                <w:szCs w:val="20"/>
+              </w:rPr>
+              <w:t xml:space="preserve">consistent in both orders for 0 of 4 pairs, correct in both orders for 0 of 4</w:t>
+            </w:r>
+          </w:p>
+        </w:tc>
+      </w:tr>
+    </w:tbl>
+    <w:p>
+      <w:pPr>
+        <w:spacing w:after="120"/>
+      </w:pPr>
+    </w:p>
+    <w:p>
+      <w:pPr>
+        <w:keepNext w:val="false"/>
+        <w:keepLines/>
+        <w:spacing w:after="140" w:line="288"/>
+      </w:pPr>
+      <w:r>
+        <w:t xml:space="preserve">Read the tables, not only the numbers. Small models often show three patterns worth discussing: zero-shot replies that collapse onto one favourite label, invented dates inside otherwise valid JSON, and judge verdicts that follow the answer slot. Students' numbers can differ slightly with library versions; the patterns are the lesson.</w:t>
+      </w:r>
+    </w:p>
+    <w:p>
+      <w:pPr>
+        <w:pStyle w:val="Heading2"/>
+        <w:keepNext/>
+      </w:pPr>
+      <w:r>
+        <w:t xml:space="preserve">Stored GPU run (earlier, larger version of this lab)</w:t>
       </w:r>
     </w:p>
     <w:tbl>
@@ -11814,7 +13109,7 @@
         <w:spacing w:after="140" w:line="288"/>
       </w:pPr>
       <w:r>
-        <w:t xml:space="preserve">Students' numbers will differ slightly (hardware, library versions); the patterns should be similar. Encourage students to discuss whether their differences exceed the margin of error.</w:t>
+        <w:t xml:space="preserve">This instructor run used Qwen2.5-1.5B-Instruct on a 4 GB GTX 1650 laptop GPU, with all 40 routing messages scored by every prompt (no held-out split), 16 word problems and five-sample votes; the full notebook took about 58 minutes. Its numbers are not directly comparable with the CPU core, which uses a smaller model, a split data set and fewer problems.</w:t>
       </w:r>
     </w:p>
     <w:p>
@@ -11841,7 +13136,7 @@
         <w:keepLines/>
         <w:numPr>
           <w:ilvl w:val="0"/>
-          <w:numId w:val="14"/>
+          <w:numId w:val="16"/>
         </w:numPr>
         <w:spacing w:after="80" w:line="276"/>
       </w:pPr>
@@ -11902,7 +13197,7 @@
         <w:keepLines/>
         <w:numPr>
           <w:ilvl w:val="0"/>
-          <w:numId w:val="14"/>
+          <w:numId w:val="16"/>
         </w:numPr>
         <w:spacing w:after="80" w:line="276"/>
       </w:pPr>
@@ -11963,7 +13258,7 @@
         <w:keepLines/>
         <w:numPr>
           <w:ilvl w:val="0"/>
-          <w:numId w:val="14"/>
+          <w:numId w:val="16"/>
         </w:numPr>
         <w:spacing w:after="80" w:line="276"/>
       </w:pPr>
@@ -12024,7 +13319,7 @@
         <w:keepLines/>
         <w:numPr>
           <w:ilvl w:val="0"/>
-          <w:numId w:val="14"/>
+          <w:numId w:val="16"/>
         </w:numPr>
         <w:spacing w:after="80" w:line="276"/>
       </w:pPr>
@@ -12094,7 +13389,7 @@
         <w:keepLines/>
         <w:numPr>
           <w:ilvl w:val="0"/>
-          <w:numId w:val="15"/>
+          <w:numId w:val="17"/>
         </w:numPr>
         <w:spacing w:after="80" w:line="276"/>
       </w:pPr>
@@ -12125,7 +13420,7 @@
         <w:keepLines/>
         <w:numPr>
           <w:ilvl w:val="0"/>
-          <w:numId w:val="15"/>
+          <w:numId w:val="17"/>
         </w:numPr>
         <w:spacing w:after="80" w:line="276"/>
       </w:pPr>
@@ -12156,7 +13451,7 @@
         <w:keepLines/>
         <w:numPr>
           <w:ilvl w:val="0"/>
-          <w:numId w:val="15"/>
+          <w:numId w:val="17"/>
         </w:numPr>
         <w:spacing w:after="80" w:line="276"/>
       </w:pPr>
@@ -12187,7 +13482,7 @@
         <w:keepLines/>
         <w:numPr>
           <w:ilvl w:val="0"/>
-          <w:numId w:val="15"/>
+          <w:numId w:val="17"/>
         </w:numPr>
         <w:spacing w:after="80" w:line="276"/>
       </w:pPr>
@@ -13266,7 +14561,7 @@
         <w:keepLines/>
         <w:numPr>
           <w:ilvl w:val="0"/>
-          <w:numId w:val="16"/>
+          <w:numId w:val="18"/>
         </w:numPr>
         <w:spacing w:after="80" w:line="276"/>
       </w:pPr>
@@ -13290,7 +14585,7 @@
         <w:keepLines/>
         <w:numPr>
           <w:ilvl w:val="0"/>
-          <w:numId w:val="16"/>
+          <w:numId w:val="18"/>
         </w:numPr>
         <w:spacing w:after="80" w:line="276"/>
       </w:pPr>
@@ -13328,11 +14623,11 @@
         <w:keepLines/>
         <w:numPr>
           <w:ilvl w:val="0"/>
-          <w:numId w:val="17"/>
+          <w:numId w:val="19"/>
         </w:numPr>
         <w:spacing w:after="80" w:line="276"/>
       </w:pPr>
-      <w:hyperlink w:history="1" r:id="rIdhg95ixbhljkx0hpuaouw1">
+      <w:hyperlink w:history="1" r:id="rIdasxbngbzxzhgdwiirfcne">
         <w:r>
           <w:rPr>
             <w:color w:val="4F46E5"/>
@@ -13344,7 +14639,7 @@
       <w:r>
         <w:t xml:space="preserve">, </w:t>
       </w:r>
-      <w:hyperlink w:history="1" r:id="rIdybx2h9kjmgkyjck-haap2">
+      <w:hyperlink w:history="1" r:id="rId5hajq1sqddsbbzv11wvxe">
         <w:r>
           <w:rPr>
             <w:color w:val="4F46E5"/>
@@ -13356,7 +14651,7 @@
       <w:r>
         <w:t xml:space="preserve">, </w:t>
       </w:r>
-      <w:hyperlink w:history="1" r:id="rId4lc9shx8z24p6quxovrd_">
+      <w:hyperlink w:history="1" r:id="rIdbpfrap1usvoxzndfdzudb">
         <w:r>
           <w:rPr>
             <w:color w:val="4F46E5"/>
@@ -13372,11 +14667,11 @@
         <w:keepLines/>
         <w:numPr>
           <w:ilvl w:val="0"/>
-          <w:numId w:val="17"/>
+          <w:numId w:val="19"/>
         </w:numPr>
         <w:spacing w:after="80" w:line="276"/>
       </w:pPr>
-      <w:hyperlink w:history="1" r:id="rIdiofwr1o5vo1hnqvtsyfmi">
+      <w:hyperlink w:history="1" r:id="rId4ulmyt-2zmiglxdx4sg21">
         <w:r>
           <w:rPr>
             <w:color w:val="4F46E5"/>
@@ -13388,7 +14683,7 @@
       <w:r>
         <w:t xml:space="preserve"> and </w:t>
       </w:r>
-      <w:hyperlink w:history="1" r:id="rId172mcwdi84gg9mjg2rzrk">
+      <w:hyperlink w:history="1" r:id="rIdsaozzfxqzmuju6nmjhswe">
         <w:r>
           <w:rPr>
             <w:color w:val="4F46E5"/>
@@ -13404,11 +14699,11 @@
         <w:keepLines/>
         <w:numPr>
           <w:ilvl w:val="0"/>
-          <w:numId w:val="17"/>
+          <w:numId w:val="19"/>
         </w:numPr>
         <w:spacing w:after="80" w:line="276"/>
       </w:pPr>
-      <w:hyperlink w:history="1" r:id="rIdh-zitaklx-30r150zbygt">
+      <w:hyperlink w:history="1" r:id="rIdzmbfccz2_mcdwfcxffrku">
         <w:r>
           <w:rPr>
             <w:color w:val="4F46E5"/>
@@ -13420,7 +14715,7 @@
       <w:r>
         <w:t xml:space="preserve"> and </w:t>
       </w:r>
-      <w:hyperlink w:history="1" r:id="rIdbhdnzarltkvsmced09h2h">
+      <w:hyperlink w:history="1" r:id="rIdtcr2tjogaysdstmedgrje">
         <w:r>
           <w:rPr>
             <w:color w:val="4F46E5"/>
@@ -13436,11 +14731,11 @@
         <w:keepLines/>
         <w:numPr>
           <w:ilvl w:val="0"/>
-          <w:numId w:val="17"/>
+          <w:numId w:val="19"/>
         </w:numPr>
         <w:spacing w:after="80" w:line="276"/>
       </w:pPr>
-      <w:hyperlink w:history="1" r:id="rIdp97kmbp_sf3rikv0djokb">
+      <w:hyperlink w:history="1" r:id="rIdvcuxja81xm2ywrisci5gh">
         <w:r>
           <w:rPr>
             <w:color w:val="4F46E5"/>
@@ -13459,11 +14754,11 @@
         <w:keepLines/>
         <w:numPr>
           <w:ilvl w:val="0"/>
-          <w:numId w:val="17"/>
+          <w:numId w:val="19"/>
         </w:numPr>
         <w:spacing w:after="80" w:line="276"/>
       </w:pPr>
-      <w:hyperlink w:history="1" r:id="rIduv5lj1mqtwbyuzakhnzx_">
+      <w:hyperlink w:history="1" r:id="rIdl_1owlgf0il_ypfc4yori">
         <w:r>
           <w:rPr>
             <w:color w:val="4F46E5"/>
@@ -13496,11 +14791,11 @@
         <w:keepLines/>
         <w:numPr>
           <w:ilvl w:val="0"/>
-          <w:numId w:val="18"/>
+          <w:numId w:val="20"/>
         </w:numPr>
         <w:spacing w:after="80" w:line="276"/>
       </w:pPr>
-      <w:hyperlink w:history="1" r:id="rIdylri0qwaw0lbyrhl_yj9c">
+      <w:hyperlink w:history="1" r:id="rId7_u_oy4yn9xwfn4cmvyjt">
         <w:r>
           <w:rPr>
             <w:color w:val="4F46E5"/>
@@ -13516,11 +14811,11 @@
         <w:keepLines/>
         <w:numPr>
           <w:ilvl w:val="0"/>
-          <w:numId w:val="18"/>
+          <w:numId w:val="20"/>
         </w:numPr>
         <w:spacing w:after="80" w:line="276"/>
       </w:pPr>
-      <w:hyperlink w:history="1" r:id="rIdwiv99eitpg7iw61hiwdyv">
+      <w:hyperlink w:history="1" r:id="rIdqesjjkmh26rlbvoom07fz">
         <w:r>
           <w:rPr>
             <w:color w:val="4F46E5"/>
@@ -13550,14 +14845,14 @@
         <w:keepLines/>
         <w:numPr>
           <w:ilvl w:val="0"/>
-          <w:numId w:val="19"/>
+          <w:numId w:val="21"/>
         </w:numPr>
         <w:spacing w:after="80" w:line="276"/>
       </w:pPr>
       <w:r>
         <w:t xml:space="preserve">Wei et al. (2022) </w:t>
       </w:r>
-      <w:hyperlink w:history="1" r:id="rIdxsohk8zvtqohq-xh6e3bw">
+      <w:hyperlink w:history="1" r:id="rIdpqfynbrm7u1z8y5lwsxel">
         <w:r>
           <w:rPr>
             <w:color w:val="4F46E5"/>
@@ -13569,7 +14864,7 @@
       <w:r>
         <w:t xml:space="preserve">; Wang et al. (2022) </w:t>
       </w:r>
-      <w:hyperlink w:history="1" r:id="rIdpcmlu7nv1eccqbky_vw2x">
+      <w:hyperlink w:history="1" r:id="rIdhuj_78d8d5rhpxbp4mupf">
         <w:r>
           <w:rPr>
             <w:color w:val="4F46E5"/>
@@ -13581,7 +14876,7 @@
       <w:r>
         <w:t xml:space="preserve">; Zheng et al. (2023) </w:t>
       </w:r>
-      <w:hyperlink w:history="1" r:id="rIdizd6qdtrx2yjw8aemdqzl">
+      <w:hyperlink w:history="1" r:id="rIdcseufwioetd5asrrfnavm">
         <w:r>
           <w:rPr>
             <w:color w:val="4F46E5"/>
@@ -13593,7 +14888,7 @@
       <w:r>
         <w:t xml:space="preserve">; Brown et al. (2020) </w:t>
       </w:r>
-      <w:hyperlink w:history="1" r:id="rIdlksv9s-4gpibllacqltey">
+      <w:hyperlink w:history="1" r:id="rId7wolsynsvggtnjuer0obk">
         <w:r>
           <w:rPr>
             <w:color w:val="4F46E5"/>
@@ -13666,119 +14961,12 @@
         <w:keepLines/>
         <w:numPr>
           <w:ilvl w:val="0"/>
-          <w:numId w:val="20"/>
+          <w:numId w:val="22"/>
         </w:numPr>
         <w:spacing w:after="80" w:line="276"/>
       </w:pPr>
       <w:r>
         <w:t xml:space="preserve">Who is the audience? What is the purpose and the key message?</w:t>
-      </w:r>
-    </w:p>
-    <w:p>
-      <w:pPr>
-        <w:pStyle w:val="ListParagraph"/>
-        <w:keepLines/>
-        <w:numPr>
-          <w:ilvl w:val="0"/>
-          <w:numId w:val="20"/>
-        </w:numPr>
-        <w:spacing w:after="80" w:line="276"/>
-      </w:pPr>
-      <w:r>
-        <w:t xml:space="preserve">What length, tone, structure and format? Any facts or sources to use?</w:t>
-      </w:r>
-    </w:p>
-    <w:p>
-      <w:pPr>
-        <w:pStyle w:val="ListParagraph"/>
-        <w:keepLines/>
-        <w:numPr>
-          <w:ilvl w:val="0"/>
-          <w:numId w:val="20"/>
-        </w:numPr>
-        <w:spacing w:after="80" w:line="276"/>
-      </w:pPr>
-      <w:r>
-        <w:t xml:space="preserve">How will you know if the output is good?</w:t>
-      </w:r>
-    </w:p>
-    <w:p>
-      <w:pPr>
-        <w:pStyle w:val="Heading2"/>
-        <w:keepNext/>
-      </w:pPr>
-      <w:r>
-        <w:t xml:space="preserve">Slide 8: Three ways to adapt a model</w:t>
-      </w:r>
-    </w:p>
-    <w:p>
-      <w:pPr>
-        <w:keepNext/>
-        <w:keepLines/>
-        <w:spacing w:after="140" w:line="288"/>
-      </w:pPr>
-      <w:r>
-        <w:rPr>
-          <w:b/>
-          <w:bCs/>
-        </w:rPr>
-        <w:t xml:space="preserve">Pre-training</w:t>
-      </w:r>
-    </w:p>
-    <w:p>
-      <w:pPr>
-        <w:pStyle w:val="ListParagraph"/>
-        <w:keepLines/>
-        <w:numPr>
-          <w:ilvl w:val="0"/>
-          <w:numId w:val="21"/>
-        </w:numPr>
-        <w:spacing w:after="80" w:line="276"/>
-      </w:pPr>
-      <w:r>
-        <w:t xml:space="preserve">Train from the beginning on a very large text collection</w:t>
-      </w:r>
-    </w:p>
-    <w:p>
-      <w:pPr>
-        <w:pStyle w:val="ListParagraph"/>
-        <w:keepLines/>
-        <w:numPr>
-          <w:ilvl w:val="0"/>
-          <w:numId w:val="21"/>
-        </w:numPr>
-        <w:spacing w:after="80" w:line="276"/>
-      </w:pPr>
-      <w:r>
-        <w:t xml:space="preserve">Change model weights; needs substantial computing resources</w:t>
-      </w:r>
-    </w:p>
-    <w:p>
-      <w:pPr>
-        <w:pStyle w:val="ListParagraph"/>
-        <w:keepLines/>
-        <w:numPr>
-          <w:ilvl w:val="0"/>
-          <w:numId w:val="21"/>
-        </w:numPr>
-        <w:spacing w:after="80" w:line="276"/>
-      </w:pPr>
-      <w:r>
-        <w:t xml:space="preserve">Build general abilities (week 6)</w:t>
-      </w:r>
-    </w:p>
-    <w:p>
-      <w:pPr>
-        <w:keepNext/>
-        <w:keepLines/>
-        <w:spacing w:after="140" w:line="288"/>
-      </w:pPr>
-      <w:r>
-        <w:rPr>
-          <w:b/>
-          <w:bCs/>
-        </w:rPr>
-        <w:t xml:space="preserve">Fine-tuning</w:t>
       </w:r>
     </w:p>
     <w:p>
@@ -13792,7 +14980,7 @@
         <w:spacing w:after="80" w:line="276"/>
       </w:pPr>
       <w:r>
-        <w:t xml:space="preserve">Train an existing model on task examples</w:t>
+        <w:t xml:space="preserve">What length, tone, structure and format? Any facts or sources to use?</w:t>
       </w:r>
     </w:p>
     <w:p>
@@ -13806,21 +14994,16 @@
         <w:spacing w:after="80" w:line="276"/>
       </w:pPr>
       <w:r>
-        <w:t xml:space="preserve">Change some or all weights; needs data and computing time</w:t>
-      </w:r>
-    </w:p>
-    <w:p>
-      <w:pPr>
-        <w:pStyle w:val="ListParagraph"/>
-        <w:keepLines/>
-        <w:numPr>
-          <w:ilvl w:val="0"/>
-          <w:numId w:val="22"/>
-        </w:numPr>
-        <w:spacing w:after="80" w:line="276"/>
-      </w:pPr>
-      <w:r>
-        <w:t xml:space="preserve">Teach a consistent task, style or format (week 8)</w:t>
+        <w:t xml:space="preserve">How will you know if the output is good?</w:t>
+      </w:r>
+    </w:p>
+    <w:p>
+      <w:pPr>
+        <w:pStyle w:val="Heading2"/>
+        <w:keepNext/>
+      </w:pPr>
+      <w:r>
+        <w:t xml:space="preserve">Slide 8: Three ways to adapt a model</w:t>
       </w:r>
     </w:p>
     <w:p>
@@ -13834,7 +15017,7 @@
           <w:b/>
           <w:bCs/>
         </w:rPr>
-        <w:t xml:space="preserve">Prompting</w:t>
+        <w:t xml:space="preserve">Pre-training</w:t>
       </w:r>
     </w:p>
     <w:p>
@@ -13848,7 +15031,7 @@
         <w:spacing w:after="80" w:line="276"/>
       </w:pPr>
       <w:r>
-        <w:t xml:space="preserve">Change the instructions and information sent with a request</w:t>
+        <w:t xml:space="preserve">Train from the beginning on a very large text collection</w:t>
       </w:r>
     </w:p>
     <w:p>
@@ -13862,7 +15045,7 @@
         <w:spacing w:after="80" w:line="276"/>
       </w:pPr>
       <w:r>
-        <w:t xml:space="preserve">Keep the model weights fixed; pay for each call</w:t>
+        <w:t xml:space="preserve">Change model weights; needs substantial computing resources</w:t>
       </w:r>
     </w:p>
     <w:p>
@@ -13876,12 +15059,12 @@
         <w:spacing w:after="80" w:line="276"/>
       </w:pPr>
       <w:r>
-        <w:t xml:space="preserve">A useful first step before trying further training</w:t>
-      </w:r>
-    </w:p>
-    <w:p>
-      <w:pPr>
-        <w:keepNext w:val="false"/>
+        <w:t xml:space="preserve">Build general abilities (week 6)</w:t>
+      </w:r>
+    </w:p>
+    <w:p>
+      <w:pPr>
+        <w:keepNext/>
         <w:keepLines/>
         <w:spacing w:after="140" w:line="288"/>
       </w:pPr>
@@ -13890,19 +15073,7 @@
           <w:b/>
           <w:bCs/>
         </w:rPr>
-        <w:t xml:space="preserve">Key idea:</w:t>
-      </w:r>
-      <w:r>
-        <w:t xml:space="preserve"> Try a clear prompt first. Add document search for missing facts. Fine-tune when measured errors show a need to change behaviour.</w:t>
-      </w:r>
-    </w:p>
-    <w:p>
-      <w:pPr>
-        <w:pStyle w:val="Heading2"/>
-        <w:keepNext/>
-      </w:pPr>
-      <w:r>
-        <w:t xml:space="preserve">Slide 9: In-context learning: prompts as programs</w:t>
+        <w:t xml:space="preserve">Fine-tuning</w:t>
       </w:r>
     </w:p>
     <w:p>
@@ -13916,17 +15087,7 @@
         <w:spacing w:after="80" w:line="276"/>
       </w:pPr>
       <w:r>
-        <w:t xml:space="preserve">A </w:t>
-      </w:r>
-      <w:r>
-        <w:rPr>
-          <w:b/>
-          <w:bCs/>
-        </w:rPr>
-        <w:t xml:space="preserve">token</w:t>
-      </w:r>
-      <w:r>
-        <w:t xml:space="preserve"> is a piece of text. The input contains tokens from rules, messages, documents, examples and the question.</w:t>
+        <w:t xml:space="preserve">Train an existing model on task examples</w:t>
       </w:r>
     </w:p>
     <w:p>
@@ -13940,14 +15101,7 @@
         <w:spacing w:after="80" w:line="276"/>
       </w:pPr>
       <w:r>
-        <w:rPr>
-          <w:b/>
-          <w:bCs/>
-        </w:rPr>
-        <w:t xml:space="preserve">In-context learning</w:t>
-      </w:r>
-      <w:r>
-        <w:t xml:space="preserve"> means examples in the input guide the answer; the stored model weights do not change.</w:t>
+        <w:t xml:space="preserve">Change some or all weights; needs data and computing time</w:t>
       </w:r>
     </w:p>
     <w:p>
@@ -13961,7 +15115,21 @@
         <w:spacing w:after="80" w:line="276"/>
       </w:pPr>
       <w:r>
-        <w:t xml:space="preserve">Treat a prompt like a small program: state its job, test it, and keep versions.</w:t>
+        <w:t xml:space="preserve">Teach a consistent task, style or format (week 8)</w:t>
+      </w:r>
+    </w:p>
+    <w:p>
+      <w:pPr>
+        <w:keepNext/>
+        <w:keepLines/>
+        <w:spacing w:after="140" w:line="288"/>
+      </w:pPr>
+      <w:r>
+        <w:rPr>
+          <w:b/>
+          <w:bCs/>
+        </w:rPr>
+        <w:t xml:space="preserve">Prompting</w:t>
       </w:r>
     </w:p>
     <w:p>
@@ -13970,7 +15138,134 @@
         <w:keepLines/>
         <w:numPr>
           <w:ilvl w:val="0"/>
-          <w:numId w:val="24"/>
+          <w:numId w:val="25"/>
+        </w:numPr>
+        <w:spacing w:after="80" w:line="276"/>
+      </w:pPr>
+      <w:r>
+        <w:t xml:space="preserve">Change the instructions and information sent with a request</w:t>
+      </w:r>
+    </w:p>
+    <w:p>
+      <w:pPr>
+        <w:pStyle w:val="ListParagraph"/>
+        <w:keepLines/>
+        <w:numPr>
+          <w:ilvl w:val="0"/>
+          <w:numId w:val="25"/>
+        </w:numPr>
+        <w:spacing w:after="80" w:line="276"/>
+      </w:pPr>
+      <w:r>
+        <w:t xml:space="preserve">Keep the model weights fixed; use local compute or any provider usage charges</w:t>
+      </w:r>
+    </w:p>
+    <w:p>
+      <w:pPr>
+        <w:pStyle w:val="ListParagraph"/>
+        <w:keepLines/>
+        <w:numPr>
+          <w:ilvl w:val="0"/>
+          <w:numId w:val="25"/>
+        </w:numPr>
+        <w:spacing w:after="80" w:line="276"/>
+      </w:pPr>
+      <w:r>
+        <w:t xml:space="preserve">A useful first step before trying further training</w:t>
+      </w:r>
+    </w:p>
+    <w:p>
+      <w:pPr>
+        <w:keepNext w:val="false"/>
+        <w:keepLines/>
+        <w:spacing w:after="140" w:line="288"/>
+      </w:pPr>
+      <w:r>
+        <w:rPr>
+          <w:b/>
+          <w:bCs/>
+        </w:rPr>
+        <w:t xml:space="preserve">Key idea:</w:t>
+      </w:r>
+      <w:r>
+        <w:t xml:space="preserve"> Try a clear prompt first. Add document search for missing facts. Fine-tune when measured errors show a need to change behaviour.</w:t>
+      </w:r>
+    </w:p>
+    <w:p>
+      <w:pPr>
+        <w:pStyle w:val="Heading2"/>
+        <w:keepNext/>
+      </w:pPr>
+      <w:r>
+        <w:t xml:space="preserve">Slide 9: In-context learning: prompts as programs</w:t>
+      </w:r>
+    </w:p>
+    <w:p>
+      <w:pPr>
+        <w:pStyle w:val="ListParagraph"/>
+        <w:keepLines/>
+        <w:numPr>
+          <w:ilvl w:val="0"/>
+          <w:numId w:val="26"/>
+        </w:numPr>
+        <w:spacing w:after="80" w:line="276"/>
+      </w:pPr>
+      <w:r>
+        <w:t xml:space="preserve">A </w:t>
+      </w:r>
+      <w:r>
+        <w:rPr>
+          <w:b/>
+          <w:bCs/>
+        </w:rPr>
+        <w:t xml:space="preserve">token</w:t>
+      </w:r>
+      <w:r>
+        <w:t xml:space="preserve"> is a piece of text. The input contains tokens from rules, messages, documents, examples and the question.</w:t>
+      </w:r>
+    </w:p>
+    <w:p>
+      <w:pPr>
+        <w:pStyle w:val="ListParagraph"/>
+        <w:keepLines/>
+        <w:numPr>
+          <w:ilvl w:val="0"/>
+          <w:numId w:val="26"/>
+        </w:numPr>
+        <w:spacing w:after="80" w:line="276"/>
+      </w:pPr>
+      <w:r>
+        <w:rPr>
+          <w:b/>
+          <w:bCs/>
+        </w:rPr>
+        <w:t xml:space="preserve">In-context learning</w:t>
+      </w:r>
+      <w:r>
+        <w:t xml:space="preserve"> means examples in the input guide the answer; the stored model weights do not change.</w:t>
+      </w:r>
+    </w:p>
+    <w:p>
+      <w:pPr>
+        <w:pStyle w:val="ListParagraph"/>
+        <w:keepLines/>
+        <w:numPr>
+          <w:ilvl w:val="0"/>
+          <w:numId w:val="26"/>
+        </w:numPr>
+        <w:spacing w:after="80" w:line="276"/>
+      </w:pPr>
+      <w:r>
+        <w:t xml:space="preserve">Treat a prompt like a small program: state its job, test it, and keep versions.</w:t>
+      </w:r>
+    </w:p>
+    <w:p>
+      <w:pPr>
+        <w:pStyle w:val="ListParagraph"/>
+        <w:keepLines/>
+        <w:numPr>
+          <w:ilvl w:val="0"/>
+          <w:numId w:val="26"/>
         </w:numPr>
         <w:spacing w:after="80" w:line="276"/>
       </w:pPr>
@@ -15198,110 +16493,12 @@
         <w:keepLines/>
         <w:numPr>
           <w:ilvl w:val="0"/>
-          <w:numId w:val="25"/>
+          <w:numId w:val="27"/>
         </w:numPr>
         <w:spacing w:after="80" w:line="276"/>
       </w:pPr>
       <w:r>
         <w:t xml:space="preserve">Describe the task, without a worked example</w:t>
-      </w:r>
-    </w:p>
-    <w:p>
-      <w:pPr>
-        <w:pStyle w:val="ListParagraph"/>
-        <w:keepLines/>
-        <w:numPr>
-          <w:ilvl w:val="0"/>
-          <w:numId w:val="25"/>
-        </w:numPr>
-        <w:spacing w:after="80" w:line="276"/>
-      </w:pPr>
-      <w:r>
-        <w:t xml:space="preserve">Example: "Return the team label for this message."</w:t>
-      </w:r>
-    </w:p>
-    <w:p>
-      <w:pPr>
-        <w:pStyle w:val="ListParagraph"/>
-        <w:keepLines/>
-        <w:numPr>
-          <w:ilvl w:val="0"/>
-          <w:numId w:val="25"/>
-        </w:numPr>
-        <w:spacing w:after="80" w:line="276"/>
-      </w:pPr>
-      <w:r>
-        <w:t xml:space="preserve">Short input; the model must infer the format</w:t>
-      </w:r>
-    </w:p>
-    <w:p>
-      <w:pPr>
-        <w:keepNext/>
-        <w:keepLines/>
-        <w:spacing w:after="140" w:line="288"/>
-      </w:pPr>
-      <w:r>
-        <w:rPr>
-          <w:b/>
-          <w:bCs/>
-        </w:rPr>
-        <w:t xml:space="preserve">One-shot</w:t>
-      </w:r>
-    </w:p>
-    <w:p>
-      <w:pPr>
-        <w:pStyle w:val="ListParagraph"/>
-        <w:keepLines/>
-        <w:numPr>
-          <w:ilvl w:val="0"/>
-          <w:numId w:val="26"/>
-        </w:numPr>
-        <w:spacing w:after="80" w:line="276"/>
-      </w:pPr>
-      <w:r>
-        <w:t xml:space="preserve">Add one input with its expected answer</w:t>
-      </w:r>
-    </w:p>
-    <w:p>
-      <w:pPr>
-        <w:pStyle w:val="ListParagraph"/>
-        <w:keepLines/>
-        <w:numPr>
-          <w:ilvl w:val="0"/>
-          <w:numId w:val="26"/>
-        </w:numPr>
-        <w:spacing w:after="80" w:line="276"/>
-      </w:pPr>
-      <w:r>
-        <w:t xml:space="preserve">Shows exactly what the reply should look like</w:t>
-      </w:r>
-    </w:p>
-    <w:p>
-      <w:pPr>
-        <w:pStyle w:val="ListParagraph"/>
-        <w:keepLines/>
-        <w:numPr>
-          <w:ilvl w:val="0"/>
-          <w:numId w:val="26"/>
-        </w:numPr>
-        <w:spacing w:after="80" w:line="276"/>
-      </w:pPr>
-      <w:r>
-        <w:t xml:space="preserve">One example may favour its particular category</w:t>
-      </w:r>
-    </w:p>
-    <w:p>
-      <w:pPr>
-        <w:keepNext/>
-        <w:keepLines/>
-        <w:spacing w:after="140" w:line="288"/>
-      </w:pPr>
-      <w:r>
-        <w:rPr>
-          <w:b/>
-          <w:bCs/>
-        </w:rPr>
-        <w:t xml:space="preserve">Few-shot</w:t>
       </w:r>
     </w:p>
     <w:p>
@@ -15315,7 +16512,7 @@
         <w:spacing w:after="80" w:line="276"/>
       </w:pPr>
       <w:r>
-        <w:t xml:space="preserve">Add several varied input-answer examples</w:t>
+        <w:t xml:space="preserve">Example: "Return the team label for this message."</w:t>
       </w:r>
     </w:p>
     <w:p>
@@ -15329,30 +16526,21 @@
         <w:spacing w:after="80" w:line="276"/>
       </w:pPr>
       <w:r>
-        <w:t xml:space="preserve">Shows the format and boundaries between categories</w:t>
-      </w:r>
-    </w:p>
-    <w:p>
-      <w:pPr>
-        <w:pStyle w:val="ListParagraph"/>
-        <w:keepLines/>
-        <w:numPr>
-          <w:ilvl w:val="0"/>
-          <w:numId w:val="27"/>
-        </w:numPr>
-        <w:spacing w:after="80" w:line="276"/>
-      </w:pPr>
-      <w:r>
-        <w:t xml:space="preserve">Longer input; example choice and order matter</w:t>
-      </w:r>
-    </w:p>
-    <w:p>
-      <w:pPr>
-        <w:pStyle w:val="Heading2"/>
+        <w:t xml:space="preserve">Short input; the model must infer the format</w:t>
+      </w:r>
+    </w:p>
+    <w:p>
+      <w:pPr>
         <w:keepNext/>
-      </w:pPr>
-      <w:r>
-        <w:t xml:space="preserve">Slide 15: A few-shot prompt as chat messages</w:t>
+        <w:keepLines/>
+        <w:spacing w:after="140" w:line="288"/>
+      </w:pPr>
+      <w:r>
+        <w:rPr>
+          <w:b/>
+          <w:bCs/>
+        </w:rPr>
+        <w:t xml:space="preserve">One-shot</w:t>
       </w:r>
     </w:p>
     <w:p>
@@ -15366,17 +16554,7 @@
         <w:spacing w:after="80" w:line="276"/>
       </w:pPr>
       <w:r>
-        <w:t xml:space="preserve">The </w:t>
-      </w:r>
-      <w:r>
-        <w:rPr>
-          <w:b/>
-          <w:bCs/>
-        </w:rPr>
-        <w:t xml:space="preserve">system</w:t>
-      </w:r>
-      <w:r>
-        <w:t xml:space="preserve"> message states the rules and allowed labels.</w:t>
+        <w:t xml:space="preserve">Add one input with its expected answer</w:t>
       </w:r>
     </w:p>
     <w:p>
@@ -15390,7 +16568,7 @@
         <w:spacing w:after="80" w:line="276"/>
       </w:pPr>
       <w:r>
-        <w:t xml:space="preserve">The examples show the exact input and answer format.</w:t>
+        <w:t xml:space="preserve">Shows exactly what the reply should look like</w:t>
       </w:r>
     </w:p>
     <w:p>
@@ -15404,16 +16582,21 @@
         <w:spacing w:after="80" w:line="276"/>
       </w:pPr>
       <w:r>
-        <w:t xml:space="preserve">"Category:" starts the answer; the code still checks what comes back.</w:t>
-      </w:r>
-    </w:p>
-    <w:p>
-      <w:pPr>
-        <w:pStyle w:val="Heading2"/>
+        <w:t xml:space="preserve">One example may favour its particular category</w:t>
+      </w:r>
+    </w:p>
+    <w:p>
+      <w:pPr>
         <w:keepNext/>
-      </w:pPr>
-      <w:r>
-        <w:t xml:space="preserve">Slide 16: Role-based prompting and its limits</w:t>
+        <w:keepLines/>
+        <w:spacing w:after="140" w:line="288"/>
+      </w:pPr>
+      <w:r>
+        <w:rPr>
+          <w:b/>
+          <w:bCs/>
+        </w:rPr>
+        <w:t xml:space="preserve">Few-shot</w:t>
       </w:r>
     </w:p>
     <w:p>
@@ -15427,17 +16610,7 @@
         <w:spacing w:after="80" w:line="276"/>
       </w:pPr>
       <w:r>
-        <w:t xml:space="preserve">A </w:t>
-      </w:r>
-      <w:r>
-        <w:rPr>
-          <w:b/>
-          <w:bCs/>
-        </w:rPr>
-        <w:t xml:space="preserve">role prompt</w:t>
-      </w:r>
-      <w:r>
-        <w:t xml:space="preserve"> asks the model to act as a tutor or reviewer; it mainly changes tone and priorities.</w:t>
+        <w:t xml:space="preserve">Add several varied input-answer examples</w:t>
       </w:r>
     </w:p>
     <w:p>
@@ -15451,7 +16624,7 @@
         <w:spacing w:after="80" w:line="276"/>
       </w:pPr>
       <w:r>
-        <w:t xml:space="preserve">Name the audience: "Explain to a first-year student" is useful style guidance.</w:t>
+        <w:t xml:space="preserve">Shows the format and boundaries between categories</w:t>
       </w:r>
     </w:p>
     <w:p>
@@ -15465,21 +16638,7 @@
         <w:spacing w:after="80" w:line="276"/>
       </w:pPr>
       <w:r>
-        <w:t xml:space="preserve">A role does not supply missing knowledge. A confident voice can still give a false answer.</w:t>
-      </w:r>
-    </w:p>
-    <w:p>
-      <w:pPr>
-        <w:pStyle w:val="ListParagraph"/>
-        <w:keepLines/>
-        <w:numPr>
-          <w:ilvl w:val="0"/>
-          <w:numId w:val="29"/>
-        </w:numPr>
-        <w:spacing w:after="80" w:line="276"/>
-      </w:pPr>
-      <w:r>
-        <w:t xml:space="preserve">Give a checkable instruction: "Check each claim against the document."</w:t>
+        <w:t xml:space="preserve">Longer input; example choice and order matter</w:t>
       </w:r>
     </w:p>
     <w:p>
@@ -15488,7 +16647,7 @@
         <w:keepNext/>
       </w:pPr>
       <w:r>
-        <w:t xml:space="preserve">Slide 17: Principles from the official prompting guides</w:t>
+        <w:t xml:space="preserve">Slide 15: A few-shot prompt as chat messages</w:t>
       </w:r>
     </w:p>
     <w:p>
@@ -15502,14 +16661,17 @@
         <w:spacing w:after="80" w:line="276"/>
       </w:pPr>
       <w:r>
+        <w:t xml:space="preserve">The </w:t>
+      </w:r>
+      <w:r>
         <w:rPr>
           <w:b/>
           <w:bCs/>
         </w:rPr>
-        <w:t xml:space="preserve">Be clear and specific:</w:t>
-      </w:r>
-      <w:r>
-        <w:t xml:space="preserve"> Name the task, audience, length and answer format.</w:t>
+        <w:t xml:space="preserve">system</w:t>
+      </w:r>
+      <w:r>
+        <w:t xml:space="preserve"> message states the rules and allowed labels.</w:t>
       </w:r>
     </w:p>
     <w:p>
@@ -15523,26 +16685,7 @@
         <w:spacing w:after="80" w:line="276"/>
       </w:pPr>
       <w:r>
-        <w:rPr>
-          <w:b/>
-          <w:bCs/>
-        </w:rPr>
-        <w:t xml:space="preserve">Give context:</w:t>
-      </w:r>
-      <w:r>
-        <w:t xml:space="preserve"> Supply needed facts. Use tags such as </w:t>
-      </w:r>
-      <w:r>
-        <w:rPr>
-          <w:rFonts w:ascii="Consolas" w:cs="Consolas" w:eastAsia="Consolas" w:hAnsi="Consolas"/>
-          <w:color w:val="4F46E5"/>
-          <w:sz w:val="20"/>
-          <w:szCs w:val="20"/>
-        </w:rPr>
-        <w:t xml:space="preserve">&lt;document&gt;</w:t>
-      </w:r>
-      <w:r>
-        <w:t xml:space="preserve"> to mark where source text begins and ends.</w:t>
+        <w:t xml:space="preserve">The examples show the exact input and answer format.</w:t>
       </w:r>
     </w:p>
     <w:p>
@@ -15556,77 +16699,7 @@
         <w:spacing w:after="80" w:line="276"/>
       </w:pPr>
       <w:r>
-        <w:rPr>
-          <w:b/>
-          <w:bCs/>
-        </w:rPr>
-        <w:t xml:space="preserve">Show examples:</w:t>
-      </w:r>
-      <w:r>
-        <w:t xml:space="preserve"> Show varied input-answer pairs in the desired format.</w:t>
-      </w:r>
-    </w:p>
-    <w:p>
-      <w:pPr>
-        <w:pStyle w:val="ListParagraph"/>
-        <w:keepLines/>
-        <w:numPr>
-          <w:ilvl w:val="0"/>
-          <w:numId w:val="30"/>
-        </w:numPr>
-        <w:spacing w:after="80" w:line="276"/>
-      </w:pPr>
-      <w:r>
-        <w:rPr>
-          <w:b/>
-          <w:bCs/>
-        </w:rPr>
-        <w:t xml:space="preserve">Break tasks down:</w:t>
-      </w:r>
-      <w:r>
-        <w:t xml:space="preserve"> Use several small prompts for a complex job; check the result of each step.</w:t>
-      </w:r>
-    </w:p>
-    <w:p>
-      <w:pPr>
-        <w:pStyle w:val="ListParagraph"/>
-        <w:keepLines/>
-        <w:numPr>
-          <w:ilvl w:val="0"/>
-          <w:numId w:val="30"/>
-        </w:numPr>
-        <w:spacing w:after="80" w:line="276"/>
-      </w:pPr>
-      <w:r>
-        <w:rPr>
-          <w:b/>
-          <w:bCs/>
-        </w:rPr>
-        <w:t xml:space="preserve">Allow uncertainty:</w:t>
-      </w:r>
-      <w:r>
-        <w:t xml:space="preserve"> Say what to do when evidence is missing, such as "I do not know". Still check the reply.</w:t>
-      </w:r>
-    </w:p>
-    <w:p>
-      <w:pPr>
-        <w:pStyle w:val="ListParagraph"/>
-        <w:keepLines/>
-        <w:numPr>
-          <w:ilvl w:val="0"/>
-          <w:numId w:val="30"/>
-        </w:numPr>
-        <w:spacing w:after="80" w:line="276"/>
-      </w:pPr>
-      <w:r>
-        <w:rPr>
-          <w:b/>
-          <w:bCs/>
-        </w:rPr>
-        <w:t xml:space="preserve">Test systematically:</w:t>
-      </w:r>
-      <w:r>
-        <w:t xml:space="preserve"> Compare prompt versions on the same questions and model settings.</w:t>
+        <w:t xml:space="preserve">"Category:" starts the answer; the code still checks what comes back.</w:t>
       </w:r>
     </w:p>
     <w:p>
@@ -15635,7 +16708,7 @@
         <w:keepNext/>
       </w:pPr>
       <w:r>
-        <w:t xml:space="preserve">Slide 18: Real results: does few-shot prompting help?</w:t>
+        <w:t xml:space="preserve">Slide 16: Role-based prompting and its limits</w:t>
       </w:r>
     </w:p>
     <w:p>
@@ -15649,7 +16722,17 @@
         <w:spacing w:after="80" w:line="276"/>
       </w:pPr>
       <w:r>
-        <w:t xml:space="preserve">Accuracy on 40 messages: zero-shot 70.0%, one-shot 60.0%, few-shot 72.5%, role + few-shot 67.5%.</w:t>
+        <w:t xml:space="preserve">A </w:t>
+      </w:r>
+      <w:r>
+        <w:rPr>
+          <w:b/>
+          <w:bCs/>
+        </w:rPr>
+        <w:t xml:space="preserve">role prompt</w:t>
+      </w:r>
+      <w:r>
+        <w:t xml:space="preserve"> asks the model to act as a tutor or reviewer; it mainly changes tone and priorities.</w:t>
       </w:r>
     </w:p>
     <w:p>
@@ -15663,7 +16746,7 @@
         <w:spacing w:after="80" w:line="276"/>
       </w:pPr>
       <w:r>
-        <w:t xml:space="preserve">Only the prompt changes: the model and 40 messages stay the same; temperature is 0.</w:t>
+        <w:t xml:space="preserve">Name the audience: "Explain to a first-year student" is useful style guidance.</w:t>
       </w:r>
     </w:p>
     <w:p>
@@ -15677,7 +16760,21 @@
         <w:spacing w:after="80" w:line="276"/>
       </w:pPr>
       <w:r>
-        <w:t xml:space="preserve">One answer changes accuracy by 2.5 percentage points. A small gain needs more evidence.</w:t>
+        <w:t xml:space="preserve">A role does not supply missing knowledge. A confident voice can still give a false answer.</w:t>
+      </w:r>
+    </w:p>
+    <w:p>
+      <w:pPr>
+        <w:pStyle w:val="ListParagraph"/>
+        <w:keepLines/>
+        <w:numPr>
+          <w:ilvl w:val="0"/>
+          <w:numId w:val="31"/>
+        </w:numPr>
+        <w:spacing w:after="80" w:line="276"/>
+      </w:pPr>
+      <w:r>
+        <w:t xml:space="preserve">Give a checkable instruction: "Check each claim against the document."</w:t>
       </w:r>
     </w:p>
     <w:p>
@@ -15686,7 +16783,7 @@
         <w:keepNext/>
       </w:pPr>
       <w:r>
-        <w:t xml:space="preserve">Slide 21: Chain-of-thought (CoT) prompting</w:t>
+        <w:t xml:space="preserve">Slide 17: Principles from the official prompting guides</w:t>
       </w:r>
     </w:p>
     <w:p>
@@ -15704,10 +16801,10 @@
           <w:b/>
           <w:bCs/>
         </w:rPr>
-        <w:t xml:space="preserve">Chain-of-thought (CoT)</w:t>
-      </w:r>
-      <w:r>
-        <w:t xml:space="preserve"> prompting asks for written intermediate steps before an answer (Wei et al., 2022).</w:t>
+        <w:t xml:space="preserve">Be clear and specific:</w:t>
+      </w:r>
+      <w:r>
+        <w:t xml:space="preserve"> Name the task, audience, length and answer format.</w:t>
       </w:r>
     </w:p>
     <w:p>
@@ -15721,7 +16818,26 @@
         <w:spacing w:after="80" w:line="276"/>
       </w:pPr>
       <w:r>
-        <w:t xml:space="preserve">It can help arithmetic and logic tasks, especially with larger models. It can also fail.</w:t>
+        <w:rPr>
+          <w:b/>
+          <w:bCs/>
+        </w:rPr>
+        <w:t xml:space="preserve">Give context:</w:t>
+      </w:r>
+      <w:r>
+        <w:t xml:space="preserve"> Supply needed facts. Use tags such as </w:t>
+      </w:r>
+      <w:r>
+        <w:rPr>
+          <w:rFonts w:ascii="Consolas" w:cs="Consolas" w:eastAsia="Consolas" w:hAnsi="Consolas"/>
+          <w:color w:val="4F46E5"/>
+          <w:sz w:val="20"/>
+          <w:szCs w:val="20"/>
+        </w:rPr>
+        <w:t xml:space="preserve">&lt;document&gt;</w:t>
+      </w:r>
+      <w:r>
+        <w:t xml:space="preserve"> to mark where source text begins and ends.</w:t>
       </w:r>
     </w:p>
     <w:p>
@@ -15735,17 +16851,14 @@
         <w:spacing w:after="80" w:line="276"/>
       </w:pPr>
       <w:r>
-        <w:t xml:space="preserve">Longer replies use more </w:t>
-      </w:r>
-      <w:r>
         <w:rPr>
           <w:b/>
           <w:bCs/>
         </w:rPr>
-        <w:t xml:space="preserve">output tokens</w:t>
-      </w:r>
-      <w:r>
-        <w:t xml:space="preserve">, increasing time and cost.</w:t>
+        <w:t xml:space="preserve">Show examples:</w:t>
+      </w:r>
+      <w:r>
+        <w:t xml:space="preserve"> Show varied input-answer pairs in the desired format.</w:t>
       </w:r>
     </w:p>
     <w:p>
@@ -15759,7 +16872,14 @@
         <w:spacing w:after="80" w:line="276"/>
       </w:pPr>
       <w:r>
-        <w:t xml:space="preserve">Ask for a final line such as "Answer: 12" so code can extract the number.</w:t>
+        <w:rPr>
+          <w:b/>
+          <w:bCs/>
+        </w:rPr>
+        <w:t xml:space="preserve">Break tasks down:</w:t>
+      </w:r>
+      <w:r>
+        <w:t xml:space="preserve"> Use several small prompts for a complex job; check the result of each step.</w:t>
       </w:r>
     </w:p>
     <w:p>
@@ -15773,7 +16893,35 @@
         <w:spacing w:after="80" w:line="276"/>
       </w:pPr>
       <w:r>
-        <w:t xml:space="preserve">Written steps are generated text. Check the final answer and inspect steps for mistakes.</w:t>
+        <w:rPr>
+          <w:b/>
+          <w:bCs/>
+        </w:rPr>
+        <w:t xml:space="preserve">Allow uncertainty:</w:t>
+      </w:r>
+      <w:r>
+        <w:t xml:space="preserve"> Say what to do when evidence is missing, such as "I do not know". Still check the reply.</w:t>
+      </w:r>
+    </w:p>
+    <w:p>
+      <w:pPr>
+        <w:pStyle w:val="ListParagraph"/>
+        <w:keepLines/>
+        <w:numPr>
+          <w:ilvl w:val="0"/>
+          <w:numId w:val="32"/>
+        </w:numPr>
+        <w:spacing w:after="80" w:line="276"/>
+      </w:pPr>
+      <w:r>
+        <w:rPr>
+          <w:b/>
+          <w:bCs/>
+        </w:rPr>
+        <w:t xml:space="preserve">Test systematically:</w:t>
+      </w:r>
+      <w:r>
+        <w:t xml:space="preserve"> Compare prompt versions on the same questions and model settings.</w:t>
       </w:r>
     </w:p>
     <w:p>
@@ -15782,7 +16930,7 @@
         <w:keepNext/>
       </w:pPr>
       <w:r>
-        <w:t xml:space="preserve">Slide 22: Real results: direct vs. chain-of-thought vs. self-consistency</w:t>
+        <w:t xml:space="preserve">Slide 18: Real results: does few-shot prompting help?</w:t>
       </w:r>
     </w:p>
     <w:p>
@@ -15796,7 +16944,7 @@
         <w:spacing w:after="80" w:line="276"/>
       </w:pPr>
       <w:r>
-        <w:t xml:space="preserve">Direct 50.0% (3 tokens); chain-of-thought 81.2% (189 tokens); self-consistency (k=5) 87.5% (914 tokens).</w:t>
+        <w:t xml:space="preserve">Accuracy on 40 messages: zero-shot 70.0%, one-shot 60.0%, few-shot 72.5%, role + few-shot 67.5%.</w:t>
       </w:r>
     </w:p>
     <w:p>
@@ -15810,14 +16958,7 @@
         <w:spacing w:after="80" w:line="276"/>
       </w:pPr>
       <w:r>
-        <w:rPr>
-          <w:b/>
-          <w:bCs/>
-        </w:rPr>
-        <w:t xml:space="preserve">Self-consistency</w:t>
-      </w:r>
-      <w:r>
-        <w:t xml:space="preserve"> samples several replies and chooses their most common answer (Wang et al., 2022).</w:t>
+        <w:t xml:space="preserve">Stored GPU run: only the prompt changes; the model, the 40 messages and temperature 0 stay the same.</w:t>
       </w:r>
     </w:p>
     <w:p>
@@ -15831,7 +16972,7 @@
         <w:spacing w:after="80" w:line="276"/>
       </w:pPr>
       <w:r>
-        <w:t xml:space="preserve">Several model calls cost more tokens; a majority can still be wrong.</w:t>
+        <w:t xml:space="preserve">One answer changes accuracy by 2.5 percentage points. A small gain needs more evidence.</w:t>
       </w:r>
     </w:p>
     <w:p>
@@ -15840,7 +16981,7 @@
         <w:keepNext/>
       </w:pPr>
       <w:r>
-        <w:t xml:space="preserve">Slide 23: Prompting reasoning models</w:t>
+        <w:t xml:space="preserve">Slide 21: Chain-of-thought (CoT) prompting</w:t>
       </w:r>
     </w:p>
     <w:p>
@@ -15858,10 +16999,10 @@
           <w:b/>
           <w:bCs/>
         </w:rPr>
-        <w:t xml:space="preserve">Reasoning models</w:t>
-      </w:r>
-      <w:r>
-        <w:t xml:space="preserve"> are trained to spend extra computation on difficult questions (week 6).</w:t>
+        <w:t xml:space="preserve">Chain-of-thought (CoT)</w:t>
+      </w:r>
+      <w:r>
+        <w:t xml:space="preserve"> prompting asks for written intermediate steps before an answer (Wei et al., 2022).</w:t>
       </w:r>
     </w:p>
     <w:p>
@@ -15875,7 +17016,7 @@
         <w:spacing w:after="80" w:line="276"/>
       </w:pPr>
       <w:r>
-        <w:t xml:space="preserve">State the goal, constraints and what a successful answer must contain.</w:t>
+        <w:t xml:space="preserve">It can help arithmetic and logic tasks, especially with larger models. It can also fail.</w:t>
       </w:r>
     </w:p>
     <w:p>
@@ -15889,7 +17030,17 @@
         <w:spacing w:after="80" w:line="276"/>
       </w:pPr>
       <w:r>
-        <w:t xml:space="preserve">Supply needed facts and a clear final answer format.</w:t>
+        <w:t xml:space="preserve">Longer replies use more </w:t>
+      </w:r>
+      <w:r>
+        <w:rPr>
+          <w:b/>
+          <w:bCs/>
+        </w:rPr>
+        <w:t xml:space="preserve">output tokens</w:t>
+      </w:r>
+      <w:r>
+        <w:t xml:space="preserve">, increasing time and cost.</w:t>
       </w:r>
     </w:p>
     <w:p>
@@ -15903,17 +17054,7 @@
         <w:spacing w:after="80" w:line="276"/>
       </w:pPr>
       <w:r>
-        <w:t xml:space="preserve">Where supported, an </w:t>
-      </w:r>
-      <w:r>
-        <w:rPr>
-          <w:b/>
-          <w:bCs/>
-        </w:rPr>
-        <w:t xml:space="preserve">effort setting</w:t>
-      </w:r>
-      <w:r>
-        <w:t xml:space="preserve"> controls the computation budget; measure quality, time and cost.</w:t>
+        <w:t xml:space="preserve">Ask for a final line such as "Answer: 12" so code can extract the number.</w:t>
       </w:r>
     </w:p>
     <w:p>
@@ -15927,7 +17068,7 @@
         <w:spacing w:after="80" w:line="276"/>
       </w:pPr>
       <w:r>
-        <w:t xml:space="preserve">Compare model types on your task before choosing one.</w:t>
+        <w:t xml:space="preserve">Written steps are generated text. Check the final answer and inspect steps for mistakes.</w:t>
       </w:r>
     </w:p>
     <w:p>
@@ -15936,7 +17077,7 @@
         <w:keepNext/>
       </w:pPr>
       <w:r>
-        <w:t xml:space="preserve">Slide 24: Prompt chaining: decompose complex tasks</w:t>
+        <w:t xml:space="preserve">Slide 22: Real results: direct vs. chain-of-thought vs. self-consistency</w:t>
       </w:r>
     </w:p>
     <w:p>
@@ -15950,17 +17091,7 @@
         <w:spacing w:after="80" w:line="276"/>
       </w:pPr>
       <w:r>
-        <w:t xml:space="preserve">A </w:t>
-      </w:r>
-      <w:r>
-        <w:rPr>
-          <w:b/>
-          <w:bCs/>
-        </w:rPr>
-        <w:t xml:space="preserve">prompt chain</w:t>
-      </w:r>
-      <w:r>
-        <w:t xml:space="preserve"> passes one step's result into the next prompt. Check each intermediate result.</w:t>
+        <w:t xml:space="preserve">Direct 50.0% (3 tokens); chain-of-thought 81.2% (189 tokens); self-consistency (k=5) 87.5% (914 tokens).</w:t>
       </w:r>
     </w:p>
     <w:p>
@@ -15974,7 +17105,14 @@
         <w:spacing w:after="80" w:line="276"/>
       </w:pPr>
       <w:r>
-        <w:t xml:space="preserve">Example: extract invoice amounts → check them → add them in code → explain the total.</w:t>
+        <w:rPr>
+          <w:b/>
+          <w:bCs/>
+        </w:rPr>
+        <w:t xml:space="preserve">Self-consistency</w:t>
+      </w:r>
+      <w:r>
+        <w:t xml:space="preserve"> samples several replies and chooses their most common answer (Wang et al., 2022).</w:t>
       </w:r>
     </w:p>
     <w:p>
@@ -15988,63 +17126,7 @@
         <w:spacing w:after="80" w:line="276"/>
       </w:pPr>
       <w:r>
-        <w:t xml:space="preserve">Extract: Pull the facts from the source document</w:t>
-      </w:r>
-    </w:p>
-    <w:p>
-      <w:pPr>
-        <w:pStyle w:val="ListParagraph"/>
-        <w:keepLines/>
-        <w:numPr>
-          <w:ilvl w:val="0"/>
-          <w:numId w:val="35"/>
-        </w:numPr>
-        <w:spacing w:after="80" w:line="276"/>
-      </w:pPr>
-      <w:r>
-        <w:t xml:space="preserve">Verify: Check each fact against the source; flag gaps</w:t>
-      </w:r>
-    </w:p>
-    <w:p>
-      <w:pPr>
-        <w:pStyle w:val="ListParagraph"/>
-        <w:keepLines/>
-        <w:numPr>
-          <w:ilvl w:val="0"/>
-          <w:numId w:val="35"/>
-        </w:numPr>
-        <w:spacing w:after="80" w:line="276"/>
-      </w:pPr>
-      <w:r>
-        <w:t xml:space="preserve">Draft: Write the output from verified facts only</w:t>
-      </w:r>
-    </w:p>
-    <w:p>
-      <w:pPr>
-        <w:pStyle w:val="ListParagraph"/>
-        <w:keepLines/>
-        <w:numPr>
-          <w:ilvl w:val="0"/>
-          <w:numId w:val="35"/>
-        </w:numPr>
-        <w:spacing w:after="80" w:line="276"/>
-      </w:pPr>
-      <w:r>
-        <w:t xml:space="preserve">Critique: Review the draft against a checklist</w:t>
-      </w:r>
-    </w:p>
-    <w:p>
-      <w:pPr>
-        <w:pStyle w:val="ListParagraph"/>
-        <w:keepLines/>
-        <w:numPr>
-          <w:ilvl w:val="0"/>
-          <w:numId w:val="35"/>
-        </w:numPr>
-        <w:spacing w:after="80" w:line="276"/>
-      </w:pPr>
-      <w:r>
-        <w:t xml:space="preserve">Finalise: Fix issues; output in the required format</w:t>
+        <w:t xml:space="preserve">Several model calls cost more tokens; a majority can still be wrong.</w:t>
       </w:r>
     </w:p>
     <w:p>
@@ -16053,7 +17135,7 @@
         <w:keepNext/>
       </w:pPr>
       <w:r>
-        <w:t xml:space="preserve">Slide 26: Structured outputs: a schema as a contract</w:t>
+        <w:t xml:space="preserve">Slide 23: Prompting reasoning models</w:t>
       </w:r>
     </w:p>
     <w:p>
@@ -16067,17 +17149,14 @@
         <w:spacing w:after="80" w:line="276"/>
       </w:pPr>
       <w:r>
-        <w:t xml:space="preserve">A </w:t>
-      </w:r>
-      <w:r>
         <w:rPr>
           <w:b/>
           <w:bCs/>
         </w:rPr>
-        <w:t xml:space="preserve">schema</w:t>
-      </w:r>
-      <w:r>
-        <w:t xml:space="preserve"> lists required fields, types and allowed values; JSON is a text format for those fields.</w:t>
+        <w:t xml:space="preserve">Reasoning models</w:t>
+      </w:r>
+      <w:r>
+        <w:t xml:space="preserve"> are trained to spend extra computation on difficult questions (week 6).</w:t>
       </w:r>
     </w:p>
     <w:p>
@@ -16091,7 +17170,7 @@
         <w:spacing w:after="80" w:line="276"/>
       </w:pPr>
       <w:r>
-        <w:t xml:space="preserve">Some APIs enforce a supported schema while generating. This lab requests JSON and checks it afterwards.</w:t>
+        <w:t xml:space="preserve">State the goal, constraints and what a successful answer must contain.</w:t>
       </w:r>
     </w:p>
     <w:p>
@@ -16105,7 +17184,7 @@
         <w:spacing w:after="80" w:line="276"/>
       </w:pPr>
       <w:r>
-        <w:t xml:space="preserve">Check the output in code. On failure, give the model the error and retry once.</w:t>
+        <w:t xml:space="preserve">Supply needed facts and a clear final answer format.</w:t>
       </w:r>
     </w:p>
     <w:p>
@@ -16119,7 +17198,31 @@
         <w:spacing w:after="80" w:line="276"/>
       </w:pPr>
       <w:r>
-        <w:t xml:space="preserve">Valid format does not prove truth: an eight-digit student ID can belong to the wrong person.</w:t>
+        <w:t xml:space="preserve">Where supported, an </w:t>
+      </w:r>
+      <w:r>
+        <w:rPr>
+          <w:b/>
+          <w:bCs/>
+        </w:rPr>
+        <w:t xml:space="preserve">effort setting</w:t>
+      </w:r>
+      <w:r>
+        <w:t xml:space="preserve"> controls the computation budget; measure quality, time and cost.</w:t>
+      </w:r>
+    </w:p>
+    <w:p>
+      <w:pPr>
+        <w:pStyle w:val="ListParagraph"/>
+        <w:keepLines/>
+        <w:numPr>
+          <w:ilvl w:val="0"/>
+          <w:numId w:val="36"/>
+        </w:numPr>
+        <w:spacing w:after="80" w:line="276"/>
+      </w:pPr>
+      <w:r>
+        <w:t xml:space="preserve">Compare model types on your task before choosing one.</w:t>
       </w:r>
     </w:p>
     <w:p>
@@ -16128,7 +17231,70 @@
         <w:keepNext/>
       </w:pPr>
       <w:r>
-        <w:t xml:space="preserve">Slide 27: Context engineering: what the model sees matters most</w:t>
+        <w:t xml:space="preserve">Slide 24: Prompt chaining: decompose complex tasks</w:t>
+      </w:r>
+    </w:p>
+    <w:p>
+      <w:pPr>
+        <w:keepNext/>
+        <w:spacing w:after="60" w:before="160"/>
+        <w:jc w:val="center"/>
+      </w:pPr>
+      <w:r>
+        <w:drawing>
+          <wp:inline distT="0" distB="0" distL="0" distR="0">
+            <wp:extent cx="5334000" cy="1162050"/>
+            <wp:effectExtent t="0" r="0" b="0" l="0"/>
+            <wp:docPr id="14" name="Prompt chaining: decompose complex tasks" descr="Prompt chaining: decompose complex tasks" title="Prompt chaining: decompose complex tasks"/>
+            <wp:cNvGraphicFramePr>
+              <a:graphicFrameLocks xmlns:a="http://schemas.openxmlformats.org/drawingml/2006/main" noChangeAspect="1"/>
+            </wp:cNvGraphicFramePr>
+            <a:graphic xmlns:a="http://schemas.openxmlformats.org/drawingml/2006/main">
+              <a:graphicData uri="http://schemas.openxmlformats.org/drawingml/2006/picture">
+                <pic:pic xmlns:pic="http://schemas.openxmlformats.org/drawingml/2006/picture">
+                  <pic:nvPicPr>
+                    <pic:cNvPr id="0" name="" descr=""/>
+                    <pic:cNvPicPr>
+                      <a:picLocks noChangeAspect="1" noChangeArrowheads="1"/>
+                    </pic:cNvPicPr>
+                  </pic:nvPicPr>
+                  <pic:blipFill>
+                    <a:blip r:embed="rId22" cstate="none"/>
+                    <a:srcRect/>
+                    <a:stretch>
+                      <a:fillRect/>
+                    </a:stretch>
+                  </pic:blipFill>
+                  <pic:spPr bwMode="auto">
+                    <a:xfrm>
+                      <a:off x="0" y="0"/>
+                      <a:ext cx="5334000" cy="1162050"/>
+                    </a:xfrm>
+                    <a:prstGeom prst="rect">
+                      <a:avLst/>
+                    </a:prstGeom>
+                  </pic:spPr>
+                </pic:pic>
+              </a:graphicData>
+            </a:graphic>
+          </wp:inline>
+        </w:drawing>
+      </w:r>
+    </w:p>
+    <w:p>
+      <w:pPr>
+        <w:spacing w:after="200"/>
+        <w:jc w:val="center"/>
+      </w:pPr>
+      <w:r>
+        <w:rPr>
+          <w:i/>
+          <w:iCs/>
+          <w:color w:val="6B7280"/>
+          <w:sz w:val="19"/>
+          <w:szCs w:val="19"/>
+        </w:rPr>
+        <w:t xml:space="preserve">Prompt chaining: decompose complex tasks</w:t>
       </w:r>
     </w:p>
     <w:p>
@@ -16142,14 +17308,17 @@
         <w:spacing w:after="80" w:line="276"/>
       </w:pPr>
       <w:r>
+        <w:t xml:space="preserve">A </w:t>
+      </w:r>
+      <w:r>
         <w:rPr>
           <w:b/>
           <w:bCs/>
         </w:rPr>
-        <w:t xml:space="preserve">Context engineering</w:t>
-      </w:r>
-      <w:r>
-        <w:t xml:space="preserve"> means choosing the information included with each model call.</w:t>
+        <w:t xml:space="preserve">prompt chain</w:t>
+      </w:r>
+      <w:r>
+        <w:t xml:space="preserve"> passes one step's result into the next prompt. Check each intermediate result.</w:t>
       </w:r>
     </w:p>
     <w:p>
@@ -16163,7 +17332,7 @@
         <w:spacing w:after="80" w:line="276"/>
       </w:pPr>
       <w:r>
-        <w:t xml:space="preserve">Select relevant sources, shorten old messages, and label where each source came from.</w:t>
+        <w:t xml:space="preserve">Example: extract invoice amounts → check them → add them in code → explain the total.</w:t>
       </w:r>
     </w:p>
     <w:p>
@@ -16177,7 +17346,7 @@
         <w:spacing w:after="80" w:line="276"/>
       </w:pPr>
       <w:r>
-        <w:t xml:space="preserve">Test the order of instructions and documents; keep the rules consistent.</w:t>
+        <w:t xml:space="preserve">Extract: Pull the facts from the source document</w:t>
       </w:r>
     </w:p>
     <w:p>
@@ -16191,7 +17360,49 @@
         <w:spacing w:after="80" w:line="276"/>
       </w:pPr>
       <w:r>
-        <w:t xml:space="preserve">More text uses more time and money and can distract the model.</w:t>
+        <w:t xml:space="preserve">Verify: Check each fact against the source; flag gaps</w:t>
+      </w:r>
+    </w:p>
+    <w:p>
+      <w:pPr>
+        <w:pStyle w:val="ListParagraph"/>
+        <w:keepLines/>
+        <w:numPr>
+          <w:ilvl w:val="0"/>
+          <w:numId w:val="37"/>
+        </w:numPr>
+        <w:spacing w:after="80" w:line="276"/>
+      </w:pPr>
+      <w:r>
+        <w:t xml:space="preserve">Draft: Write the output from verified facts only</w:t>
+      </w:r>
+    </w:p>
+    <w:p>
+      <w:pPr>
+        <w:pStyle w:val="ListParagraph"/>
+        <w:keepLines/>
+        <w:numPr>
+          <w:ilvl w:val="0"/>
+          <w:numId w:val="37"/>
+        </w:numPr>
+        <w:spacing w:after="80" w:line="276"/>
+      </w:pPr>
+      <w:r>
+        <w:t xml:space="preserve">Critique: Review the draft against a checklist</w:t>
+      </w:r>
+    </w:p>
+    <w:p>
+      <w:pPr>
+        <w:pStyle w:val="ListParagraph"/>
+        <w:keepLines/>
+        <w:numPr>
+          <w:ilvl w:val="0"/>
+          <w:numId w:val="37"/>
+        </w:numPr>
+        <w:spacing w:after="80" w:line="276"/>
+      </w:pPr>
+      <w:r>
+        <w:t xml:space="preserve">Finalise: Fix issues; output in the required format</w:t>
       </w:r>
     </w:p>
     <w:p>
@@ -16200,7 +17411,7 @@
         <w:keepNext/>
       </w:pPr>
       <w:r>
-        <w:t xml:space="preserve">Slide 29: Prompting for different tasks</w:t>
+        <w:t xml:space="preserve">Slide 26: Structured outputs: a schema as a contract</w:t>
       </w:r>
     </w:p>
     <w:p>
@@ -16214,14 +17425,17 @@
         <w:spacing w:after="80" w:line="276"/>
       </w:pPr>
       <w:r>
+        <w:t xml:space="preserve">A </w:t>
+      </w:r>
+      <w:r>
         <w:rPr>
           <w:b/>
           <w:bCs/>
         </w:rPr>
-        <w:t xml:space="preserve">Summarisation:</w:t>
-      </w:r>
-      <w:r>
-        <w:t xml:space="preserve"> Say who will read it, how long it should be and which facts to keep. Check claims against the text.</w:t>
+        <w:t xml:space="preserve">schema</w:t>
+      </w:r>
+      <w:r>
+        <w:t xml:space="preserve"> lists required fields, types and allowed values; JSON is a text format for those fields.</w:t>
       </w:r>
     </w:p>
     <w:p>
@@ -16235,14 +17449,7 @@
         <w:spacing w:after="80" w:line="276"/>
       </w:pPr>
       <w:r>
-        <w:rPr>
-          <w:b/>
-          <w:bCs/>
-        </w:rPr>
-        <w:t xml:space="preserve">Extraction:</w:t>
-      </w:r>
-      <w:r>
-        <w:t xml:space="preserve"> List required fields and allowed values. Use null for missing data. Check JSON and values in code.</w:t>
+        <w:t xml:space="preserve">Some APIs enforce a supported schema while generating. This lab requests JSON and checks it afterwards.</w:t>
       </w:r>
     </w:p>
     <w:p>
@@ -16256,14 +17463,7 @@
         <w:spacing w:after="80" w:line="276"/>
       </w:pPr>
       <w:r>
-        <w:rPr>
-          <w:b/>
-          <w:bCs/>
-        </w:rPr>
-        <w:t xml:space="preserve">Classification:</w:t>
-      </w:r>
-      <w:r>
-        <w:t xml:space="preserve"> Define every category. Show examples. Request one allowed label and check it.</w:t>
+        <w:t xml:space="preserve">Check the output in code. On failure, give the model the error and retry once.</w:t>
       </w:r>
     </w:p>
     <w:p>
@@ -16277,56 +17477,7 @@
         <w:spacing w:after="80" w:line="276"/>
       </w:pPr>
       <w:r>
-        <w:rPr>
-          <w:b/>
-          <w:bCs/>
-        </w:rPr>
-        <w:t xml:space="preserve">Code:</w:t>
-      </w:r>
-      <w:r>
-        <w:t xml:space="preserve"> Specify the language, inputs and outputs. Run the code and relevant checks.</w:t>
-      </w:r>
-    </w:p>
-    <w:p>
-      <w:pPr>
-        <w:pStyle w:val="ListParagraph"/>
-        <w:keepLines/>
-        <w:numPr>
-          <w:ilvl w:val="0"/>
-          <w:numId w:val="38"/>
-        </w:numPr>
-        <w:spacing w:after="80" w:line="276"/>
-      </w:pPr>
-      <w:r>
-        <w:rPr>
-          <w:b/>
-          <w:bCs/>
-        </w:rPr>
-        <w:t xml:space="preserve">Image generation:</w:t>
-      </w:r>
-      <w:r>
-        <w:t xml:space="preserve"> Describe the subject, style, layout, lighting and image shape (week 4).</w:t>
-      </w:r>
-    </w:p>
-    <w:p>
-      <w:pPr>
-        <w:pStyle w:val="ListParagraph"/>
-        <w:keepLines/>
-        <w:numPr>
-          <w:ilvl w:val="0"/>
-          <w:numId w:val="38"/>
-        </w:numPr>
-        <w:spacing w:after="80" w:line="276"/>
-      </w:pPr>
-      <w:r>
-        <w:rPr>
-          <w:b/>
-          <w:bCs/>
-        </w:rPr>
-        <w:t xml:space="preserve">Data analysis:</w:t>
-      </w:r>
-      <w:r>
-        <w:t xml:space="preserve"> Supply column meanings. Ask for analysis code; run it and inspect the numbers.</w:t>
+        <w:t xml:space="preserve">Valid format does not prove truth: an eight-digit student ID can belong to the wrong person.</w:t>
       </w:r>
     </w:p>
     <w:p>
@@ -16335,24 +17486,7 @@
         <w:keepNext/>
       </w:pPr>
       <w:r>
-        <w:t xml:space="preserve">Slide 32: The evaluation loop (eval-driven development)</w:t>
-      </w:r>
-    </w:p>
-    <w:p>
-      <w:pPr>
-        <w:keepNext w:val="false"/>
-        <w:keepLines/>
-        <w:spacing w:after="140" w:line="288"/>
-      </w:pPr>
-      <w:r>
-        <w:rPr>
-          <w:b/>
-          <w:bCs/>
-        </w:rPr>
-        <w:t xml:space="preserve">Key idea:</w:t>
-      </w:r>
-      <w:r>
-        <w:t xml:space="preserve"> Begin with 20–50 realistic examples. Use one set to improve the prompt and new examples for a final check.</w:t>
+        <w:t xml:space="preserve">Slide 27: Context engineering: what the model sees matters most</w:t>
       </w:r>
     </w:p>
     <w:p>
@@ -16366,7 +17500,14 @@
         <w:spacing w:after="80" w:line="276"/>
       </w:pPr>
       <w:r>
-        <w:t xml:space="preserve">Define success: What makes an output good? Write criteria and examples</w:t>
+        <w:rPr>
+          <w:b/>
+          <w:bCs/>
+        </w:rPr>
+        <w:t xml:space="preserve">Context engineering</w:t>
+      </w:r>
+      <w:r>
+        <w:t xml:space="preserve"> means choosing the information included with each model call.</w:t>
       </w:r>
     </w:p>
     <w:p>
@@ -16380,7 +17521,7 @@
         <w:spacing w:after="80" w:line="276"/>
       </w:pPr>
       <w:r>
-        <w:t xml:space="preserve">Build a test set: Realistic inputs, including edge cases; hold some out</w:t>
+        <w:t xml:space="preserve">Select relevant sources, shorten old messages, and label where each source came from.</w:t>
       </w:r>
     </w:p>
     <w:p>
@@ -16394,7 +17535,7 @@
         <w:spacing w:after="80" w:line="276"/>
       </w:pPr>
       <w:r>
-        <w:t xml:space="preserve">Run: Fixed model, version, settings; log everything</w:t>
+        <w:t xml:space="preserve">Test the order of instructions and documents; keep the rules consistent.</w:t>
       </w:r>
     </w:p>
     <w:p>
@@ -16408,7 +17549,16 @@
         <w:spacing w:after="80" w:line="276"/>
       </w:pPr>
       <w:r>
-        <w:t xml:space="preserve">Score: Automatic metrics + rubric + human review</w:t>
+        <w:t xml:space="preserve">More text uses more time and money and can distract the model.</w:t>
+      </w:r>
+    </w:p>
+    <w:p>
+      <w:pPr>
+        <w:pStyle w:val="Heading2"/>
+        <w:keepNext/>
+      </w:pPr>
+      <w:r>
+        <w:t xml:space="preserve">Slide 29: Prompting for different tasks</w:t>
       </w:r>
     </w:p>
     <w:p>
@@ -16417,7 +17567,278 @@
         <w:keepLines/>
         <w:numPr>
           <w:ilvl w:val="0"/>
-          <w:numId w:val="39"/>
+          <w:numId w:val="40"/>
+        </w:numPr>
+        <w:spacing w:after="80" w:line="276"/>
+      </w:pPr>
+      <w:r>
+        <w:rPr>
+          <w:b/>
+          <w:bCs/>
+        </w:rPr>
+        <w:t xml:space="preserve">Summarisation:</w:t>
+      </w:r>
+      <w:r>
+        <w:t xml:space="preserve"> Say who will read it, how long it should be and which facts to keep. Check claims against the text.</w:t>
+      </w:r>
+    </w:p>
+    <w:p>
+      <w:pPr>
+        <w:pStyle w:val="ListParagraph"/>
+        <w:keepLines/>
+        <w:numPr>
+          <w:ilvl w:val="0"/>
+          <w:numId w:val="40"/>
+        </w:numPr>
+        <w:spacing w:after="80" w:line="276"/>
+      </w:pPr>
+      <w:r>
+        <w:rPr>
+          <w:b/>
+          <w:bCs/>
+        </w:rPr>
+        <w:t xml:space="preserve">Extraction:</w:t>
+      </w:r>
+      <w:r>
+        <w:t xml:space="preserve"> List required fields and allowed values. Use null for missing data. Check JSON and values in code.</w:t>
+      </w:r>
+    </w:p>
+    <w:p>
+      <w:pPr>
+        <w:pStyle w:val="ListParagraph"/>
+        <w:keepLines/>
+        <w:numPr>
+          <w:ilvl w:val="0"/>
+          <w:numId w:val="40"/>
+        </w:numPr>
+        <w:spacing w:after="80" w:line="276"/>
+      </w:pPr>
+      <w:r>
+        <w:rPr>
+          <w:b/>
+          <w:bCs/>
+        </w:rPr>
+        <w:t xml:space="preserve">Classification:</w:t>
+      </w:r>
+      <w:r>
+        <w:t xml:space="preserve"> Define every category. Show examples. Request one allowed label and check it.</w:t>
+      </w:r>
+    </w:p>
+    <w:p>
+      <w:pPr>
+        <w:pStyle w:val="ListParagraph"/>
+        <w:keepLines/>
+        <w:numPr>
+          <w:ilvl w:val="0"/>
+          <w:numId w:val="40"/>
+        </w:numPr>
+        <w:spacing w:after="80" w:line="276"/>
+      </w:pPr>
+      <w:r>
+        <w:rPr>
+          <w:b/>
+          <w:bCs/>
+        </w:rPr>
+        <w:t xml:space="preserve">Code:</w:t>
+      </w:r>
+      <w:r>
+        <w:t xml:space="preserve"> Specify the language, inputs and outputs. Run the code and relevant checks.</w:t>
+      </w:r>
+    </w:p>
+    <w:p>
+      <w:pPr>
+        <w:pStyle w:val="ListParagraph"/>
+        <w:keepLines/>
+        <w:numPr>
+          <w:ilvl w:val="0"/>
+          <w:numId w:val="40"/>
+        </w:numPr>
+        <w:spacing w:after="80" w:line="276"/>
+      </w:pPr>
+      <w:r>
+        <w:rPr>
+          <w:b/>
+          <w:bCs/>
+        </w:rPr>
+        <w:t xml:space="preserve">Image generation:</w:t>
+      </w:r>
+      <w:r>
+        <w:t xml:space="preserve"> Describe the subject, style, layout, lighting and image shape (week 4).</w:t>
+      </w:r>
+    </w:p>
+    <w:p>
+      <w:pPr>
+        <w:pStyle w:val="ListParagraph"/>
+        <w:keepLines/>
+        <w:numPr>
+          <w:ilvl w:val="0"/>
+          <w:numId w:val="40"/>
+        </w:numPr>
+        <w:spacing w:after="80" w:line="276"/>
+      </w:pPr>
+      <w:r>
+        <w:rPr>
+          <w:b/>
+          <w:bCs/>
+        </w:rPr>
+        <w:t xml:space="preserve">Data analysis:</w:t>
+      </w:r>
+      <w:r>
+        <w:t xml:space="preserve"> Supply column meanings. Ask for analysis code; run it and inspect the numbers.</w:t>
+      </w:r>
+    </w:p>
+    <w:p>
+      <w:pPr>
+        <w:pStyle w:val="Heading2"/>
+        <w:keepNext/>
+      </w:pPr>
+      <w:r>
+        <w:t xml:space="preserve">Slide 32: The evaluation loop (eval-driven development)</w:t>
+      </w:r>
+    </w:p>
+    <w:p>
+      <w:pPr>
+        <w:keepNext/>
+        <w:spacing w:after="60" w:before="160"/>
+        <w:jc w:val="center"/>
+      </w:pPr>
+      <w:r>
+        <w:drawing>
+          <wp:inline distT="0" distB="0" distL="0" distR="0">
+            <wp:extent cx="5334000" cy="1162050"/>
+            <wp:effectExtent t="0" r="0" b="0" l="0"/>
+            <wp:docPr id="15" name="The evaluation loop (eval-driven development)" descr="The evaluation loop (eval-driven development)" title="The evaluation loop (eval-driven development)"/>
+            <wp:cNvGraphicFramePr>
+              <a:graphicFrameLocks xmlns:a="http://schemas.openxmlformats.org/drawingml/2006/main" noChangeAspect="1"/>
+            </wp:cNvGraphicFramePr>
+            <a:graphic xmlns:a="http://schemas.openxmlformats.org/drawingml/2006/main">
+              <a:graphicData uri="http://schemas.openxmlformats.org/drawingml/2006/picture">
+                <pic:pic xmlns:pic="http://schemas.openxmlformats.org/drawingml/2006/picture">
+                  <pic:nvPicPr>
+                    <pic:cNvPr id="0" name="" descr=""/>
+                    <pic:cNvPicPr>
+                      <a:picLocks noChangeAspect="1" noChangeArrowheads="1"/>
+                    </pic:cNvPicPr>
+                  </pic:nvPicPr>
+                  <pic:blipFill>
+                    <a:blip r:embed="rId23" cstate="none"/>
+                    <a:srcRect/>
+                    <a:stretch>
+                      <a:fillRect/>
+                    </a:stretch>
+                  </pic:blipFill>
+                  <pic:spPr bwMode="auto">
+                    <a:xfrm>
+                      <a:off x="0" y="0"/>
+                      <a:ext cx="5334000" cy="1162050"/>
+                    </a:xfrm>
+                    <a:prstGeom prst="rect">
+                      <a:avLst/>
+                    </a:prstGeom>
+                  </pic:spPr>
+                </pic:pic>
+              </a:graphicData>
+            </a:graphic>
+          </wp:inline>
+        </w:drawing>
+      </w:r>
+    </w:p>
+    <w:p>
+      <w:pPr>
+        <w:spacing w:after="200"/>
+        <w:jc w:val="center"/>
+      </w:pPr>
+      <w:r>
+        <w:rPr>
+          <w:i/>
+          <w:iCs/>
+          <w:color w:val="6B7280"/>
+          <w:sz w:val="19"/>
+          <w:szCs w:val="19"/>
+        </w:rPr>
+        <w:t xml:space="preserve">The evaluation loop (eval-driven development)</w:t>
+      </w:r>
+    </w:p>
+    <w:p>
+      <w:pPr>
+        <w:keepNext w:val="false"/>
+        <w:keepLines/>
+        <w:spacing w:after="140" w:line="288"/>
+      </w:pPr>
+      <w:r>
+        <w:rPr>
+          <w:b/>
+          <w:bCs/>
+        </w:rPr>
+        <w:t xml:space="preserve">Key idea:</w:t>
+      </w:r>
+      <w:r>
+        <w:t xml:space="preserve"> Begin with 20–50 realistic examples. Use one set to improve the prompt and new examples for a final check.</w:t>
+      </w:r>
+    </w:p>
+    <w:p>
+      <w:pPr>
+        <w:pStyle w:val="ListParagraph"/>
+        <w:keepLines/>
+        <w:numPr>
+          <w:ilvl w:val="0"/>
+          <w:numId w:val="41"/>
+        </w:numPr>
+        <w:spacing w:after="80" w:line="276"/>
+      </w:pPr>
+      <w:r>
+        <w:t xml:space="preserve">Define success: What makes an output good? Write criteria and examples</w:t>
+      </w:r>
+    </w:p>
+    <w:p>
+      <w:pPr>
+        <w:pStyle w:val="ListParagraph"/>
+        <w:keepLines/>
+        <w:numPr>
+          <w:ilvl w:val="0"/>
+          <w:numId w:val="41"/>
+        </w:numPr>
+        <w:spacing w:after="80" w:line="276"/>
+      </w:pPr>
+      <w:r>
+        <w:t xml:space="preserve">Build a test set: Realistic inputs, including edge cases; hold some out</w:t>
+      </w:r>
+    </w:p>
+    <w:p>
+      <w:pPr>
+        <w:pStyle w:val="ListParagraph"/>
+        <w:keepLines/>
+        <w:numPr>
+          <w:ilvl w:val="0"/>
+          <w:numId w:val="41"/>
+        </w:numPr>
+        <w:spacing w:after="80" w:line="276"/>
+      </w:pPr>
+      <w:r>
+        <w:t xml:space="preserve">Run: Fixed model, version, settings; log everything</w:t>
+      </w:r>
+    </w:p>
+    <w:p>
+      <w:pPr>
+        <w:pStyle w:val="ListParagraph"/>
+        <w:keepLines/>
+        <w:numPr>
+          <w:ilvl w:val="0"/>
+          <w:numId w:val="41"/>
+        </w:numPr>
+        <w:spacing w:after="80" w:line="276"/>
+      </w:pPr>
+      <w:r>
+        <w:t xml:space="preserve">Score: Automatic metrics + rubric + human review</w:t>
+      </w:r>
+    </w:p>
+    <w:p>
+      <w:pPr>
+        <w:pStyle w:val="ListParagraph"/>
+        <w:keepLines/>
+        <w:numPr>
+          <w:ilvl w:val="0"/>
+          <w:numId w:val="41"/>
         </w:numPr>
         <w:spacing w:after="80" w:line="276"/>
       </w:pPr>
@@ -17318,7 +18739,7 @@
         <w:keepLines/>
         <w:numPr>
           <w:ilvl w:val="0"/>
-          <w:numId w:val="40"/>
+          <w:numId w:val="42"/>
         </w:numPr>
         <w:spacing w:after="80" w:line="276"/>
       </w:pPr>
@@ -17332,7 +18753,7 @@
         <w:keepLines/>
         <w:numPr>
           <w:ilvl w:val="0"/>
-          <w:numId w:val="40"/>
+          <w:numId w:val="42"/>
         </w:numPr>
         <w:spacing w:after="80" w:line="276"/>
       </w:pPr>
@@ -17346,7 +18767,7 @@
         <w:keepLines/>
         <w:numPr>
           <w:ilvl w:val="0"/>
-          <w:numId w:val="40"/>
+          <w:numId w:val="42"/>
         </w:numPr>
         <w:spacing w:after="80" w:line="276"/>
       </w:pPr>
@@ -17369,7 +18790,7 @@
         <w:keepLines/>
         <w:numPr>
           <w:ilvl w:val="0"/>
-          <w:numId w:val="41"/>
+          <w:numId w:val="43"/>
         </w:numPr>
         <w:spacing w:after="80" w:line="276"/>
       </w:pPr>
@@ -17403,7 +18824,7 @@
         <w:keepLines/>
         <w:numPr>
           <w:ilvl w:val="0"/>
-          <w:numId w:val="41"/>
+          <w:numId w:val="43"/>
         </w:numPr>
         <w:spacing w:after="80" w:line="276"/>
       </w:pPr>
@@ -17417,7 +18838,7 @@
         <w:keepLines/>
         <w:numPr>
           <w:ilvl w:val="0"/>
-          <w:numId w:val="41"/>
+          <w:numId w:val="43"/>
         </w:numPr>
         <w:spacing w:after="80" w:line="276"/>
       </w:pPr>
@@ -17431,7 +18852,7 @@
         <w:keepLines/>
         <w:numPr>
           <w:ilvl w:val="0"/>
-          <w:numId w:val="41"/>
+          <w:numId w:val="43"/>
         </w:numPr>
         <w:spacing w:after="80" w:line="276"/>
       </w:pPr>
@@ -18111,222 +19532,12 @@
         <w:keepLines/>
         <w:numPr>
           <w:ilvl w:val="0"/>
-          <w:numId w:val="42"/>
+          <w:numId w:val="44"/>
         </w:numPr>
         <w:spacing w:after="80" w:line="276"/>
       </w:pPr>
       <w:r>
-        <w:t xml:space="preserve">With 40 questions, one correct answer adds 2.5 percentage points. An 80% score has an approximate 95% margin of ±12 points.</w:t>
-      </w:r>
-    </w:p>
-    <w:p>
-      <w:pPr>
-        <w:pStyle w:val="ListParagraph"/>
-        <w:keepLines/>
-        <w:numPr>
-          <w:ilvl w:val="0"/>
-          <w:numId w:val="42"/>
-        </w:numPr>
-        <w:spacing w:after="80" w:line="276"/>
-      </w:pPr>
-      <w:r>
-        <w:t xml:space="preserve">Compare prompts on the same questions; inspect where their answers differ.</w:t>
-      </w:r>
-    </w:p>
-    <w:p>
-      <w:pPr>
-        <w:pStyle w:val="ListParagraph"/>
-        <w:keepLines/>
-        <w:numPr>
-          <w:ilvl w:val="0"/>
-          <w:numId w:val="42"/>
-        </w:numPr>
-        <w:spacing w:after="80" w:line="276"/>
-      </w:pPr>
-      <w:r>
-        <w:t xml:space="preserve">For sampled replies, repeat runs with different random seeds and report the variation.</w:t>
-      </w:r>
-    </w:p>
-    <w:p>
-      <w:pPr>
-        <w:pStyle w:val="ListParagraph"/>
-        <w:keepLines/>
-        <w:numPr>
-          <w:ilvl w:val="0"/>
-          <w:numId w:val="42"/>
-        </w:numPr>
-        <w:spacing w:after="80" w:line="276"/>
-      </w:pPr>
-      <w:r>
-        <w:t xml:space="preserve">Keep </w:t>
-      </w:r>
-      <w:r>
-        <w:rPr>
-          <w:b/>
-          <w:bCs/>
-        </w:rPr>
-        <w:t xml:space="preserve">held-out examples</w:t>
-      </w:r>
-      <w:r>
-        <w:t xml:space="preserve"> separate: do not use the final test to keep editing your prompt.</w:t>
-      </w:r>
-    </w:p>
-    <w:p>
-      <w:pPr>
-        <w:pStyle w:val="ListParagraph"/>
-        <w:keepLines/>
-        <w:numPr>
-          <w:ilvl w:val="0"/>
-          <w:numId w:val="42"/>
-        </w:numPr>
-        <w:spacing w:after="80" w:line="276"/>
-      </w:pPr>
-      <w:r>
-        <w:t xml:space="preserve">Report the model, version, settings, date, number of examples and representative errors.</w:t>
-      </w:r>
-    </w:p>
-    <w:p>
-      <w:pPr>
-        <w:pStyle w:val="Heading2"/>
-        <w:keepNext/>
-      </w:pPr>
-      <w:r>
-        <w:t xml:space="preserve">Slide 39: Limitations that prompting cannot remove</w:t>
-      </w:r>
-    </w:p>
-    <w:p>
-      <w:pPr>
-        <w:pStyle w:val="ListParagraph"/>
-        <w:keepLines/>
-        <w:numPr>
-          <w:ilvl w:val="0"/>
-          <w:numId w:val="43"/>
-        </w:numPr>
-        <w:spacing w:after="80" w:line="276"/>
-      </w:pPr>
-      <w:r>
-        <w:rPr>
-          <w:b/>
-          <w:bCs/>
-        </w:rPr>
-        <w:t xml:space="preserve">Hallucination:</w:t>
-      </w:r>
-      <w:r>
-        <w:t xml:space="preserve"> A fluent answer can be false. Sources and checking reduce this risk but do not remove it.</w:t>
-      </w:r>
-    </w:p>
-    <w:p>
-      <w:pPr>
-        <w:pStyle w:val="ListParagraph"/>
-        <w:keepLines/>
-        <w:numPr>
-          <w:ilvl w:val="0"/>
-          <w:numId w:val="43"/>
-        </w:numPr>
-        <w:spacing w:after="80" w:line="276"/>
-      </w:pPr>
-      <w:r>
-        <w:rPr>
-          <w:b/>
-          <w:bCs/>
-        </w:rPr>
-        <w:t xml:space="preserve">Prompt sensitivity:</w:t>
-      </w:r>
-      <w:r>
-        <w:t xml:space="preserve"> Small wording or example-order changes can change the answers. Test several variants.</w:t>
-      </w:r>
-    </w:p>
-    <w:p>
-      <w:pPr>
-        <w:pStyle w:val="ListParagraph"/>
-        <w:keepLines/>
-        <w:numPr>
-          <w:ilvl w:val="0"/>
-          <w:numId w:val="43"/>
-        </w:numPr>
-        <w:spacing w:after="80" w:line="276"/>
-      </w:pPr>
-      <w:r>
-        <w:rPr>
-          <w:b/>
-          <w:bCs/>
-        </w:rPr>
-        <w:t xml:space="preserve">Knowledge cut-off:</w:t>
-      </w:r>
-      <w:r>
-        <w:t xml:space="preserve"> A model may not know recent events. Supply current sources or use a search tool.</w:t>
-      </w:r>
-    </w:p>
-    <w:p>
-      <w:pPr>
-        <w:pStyle w:val="ListParagraph"/>
-        <w:keepLines/>
-        <w:numPr>
-          <w:ilvl w:val="0"/>
-          <w:numId w:val="43"/>
-        </w:numPr>
-        <w:spacing w:after="80" w:line="276"/>
-      </w:pPr>
-      <w:r>
-        <w:rPr>
-          <w:b/>
-          <w:bCs/>
-        </w:rPr>
-        <w:t xml:space="preserve">Sycophancy:</w:t>
-      </w:r>
-      <w:r>
-        <w:t xml:space="preserve"> The model may agree with a user's wrong claim. Test whether it corrects clear mistakes.</w:t>
-      </w:r>
-    </w:p>
-    <w:p>
-      <w:pPr>
-        <w:pStyle w:val="ListParagraph"/>
-        <w:keepLines/>
-        <w:numPr>
-          <w:ilvl w:val="0"/>
-          <w:numId w:val="43"/>
-        </w:numPr>
-        <w:spacing w:after="80" w:line="276"/>
-      </w:pPr>
-      <w:r>
-        <w:rPr>
-          <w:b/>
-          <w:bCs/>
-        </w:rPr>
-        <w:t xml:space="preserve">Bias:</w:t>
-      </w:r>
-      <w:r>
-        <w:t xml:space="preserve"> Compare similar questions with varied names, languages and groups.</w:t>
-      </w:r>
-    </w:p>
-    <w:p>
-      <w:pPr>
-        <w:pStyle w:val="ListParagraph"/>
-        <w:keepLines/>
-        <w:numPr>
-          <w:ilvl w:val="0"/>
-          <w:numId w:val="43"/>
-        </w:numPr>
-        <w:spacing w:after="80" w:line="276"/>
-      </w:pPr>
-      <w:r>
-        <w:rPr>
-          <w:b/>
-          <w:bCs/>
-        </w:rPr>
-        <w:t xml:space="preserve">Non-determinism:</w:t>
-      </w:r>
-      <w:r>
-        <w:t xml:space="preserve"> Sampling and service updates can change replies. Record settings and model versions.</w:t>
-      </w:r>
-    </w:p>
-    <w:p>
-      <w:pPr>
-        <w:pStyle w:val="Heading2"/>
-        <w:keepNext/>
-      </w:pPr>
-      <w:r>
-        <w:t xml:space="preserve">Slide 40: Prompt injection and jailbreaks: a real measurement</w:t>
+        <w:t xml:space="preserve">With 40 questions, one correct answer adds 2.5 percentage points. An 80% score has an approximate 95% margin of ±12 points. With the lab's 20 development messages, one answer is 5 points.</w:t>
       </w:r>
     </w:p>
     <w:p>
@@ -18340,24 +19551,7 @@
         <w:spacing w:after="80" w:line="276"/>
       </w:pPr>
       <w:r>
-        <w:rPr>
-          <w:b/>
-          <w:bCs/>
-        </w:rPr>
-        <w:t xml:space="preserve">Direct injection</w:t>
-      </w:r>
-      <w:r>
-        <w:t xml:space="preserve"> is an attempt in the user's request to override rules. A </w:t>
-      </w:r>
-      <w:r>
-        <w:rPr>
-          <w:b/>
-          <w:bCs/>
-        </w:rPr>
-        <w:t xml:space="preserve">jailbreak</w:t>
-      </w:r>
-      <w:r>
-        <w:t xml:space="preserve"> attempts to bypass safety rules.</w:t>
+        <w:t xml:space="preserve">Compare prompts on the same questions; inspect where their answers differ.</w:t>
       </w:r>
     </w:p>
     <w:p>
@@ -18371,14 +19565,7 @@
         <w:spacing w:after="80" w:line="276"/>
       </w:pPr>
       <w:r>
-        <w:rPr>
-          <w:b/>
-          <w:bCs/>
-        </w:rPr>
-        <w:t xml:space="preserve">Indirect injection</w:t>
-      </w:r>
-      <w:r>
-        <w:t xml:space="preserve"> places hostile instructions inside a document, web page or email. Measured keyword flags on 3 injected-document replies: naive prompt 100% (3 of 3), defended prompt 67% (2 of 3).</w:t>
+        <w:t xml:space="preserve">For sampled replies, repeat runs with different random seeds and report the variation.</w:t>
       </w:r>
     </w:p>
     <w:p>
@@ -18392,7 +19579,31 @@
         <w:spacing w:after="80" w:line="276"/>
       </w:pPr>
       <w:r>
-        <w:t xml:space="preserve">Use several protections: limited tool permissions, approved tools, output checks and human review for consequential actions.</w:t>
+        <w:t xml:space="preserve">Keep </w:t>
+      </w:r>
+      <w:r>
+        <w:rPr>
+          <w:b/>
+          <w:bCs/>
+        </w:rPr>
+        <w:t xml:space="preserve">held-out examples</w:t>
+      </w:r>
+      <w:r>
+        <w:t xml:space="preserve"> separate: do not use the final test to keep editing your prompt.</w:t>
+      </w:r>
+    </w:p>
+    <w:p>
+      <w:pPr>
+        <w:pStyle w:val="ListParagraph"/>
+        <w:keepLines/>
+        <w:numPr>
+          <w:ilvl w:val="0"/>
+          <w:numId w:val="44"/>
+        </w:numPr>
+        <w:spacing w:after="80" w:line="276"/>
+      </w:pPr>
+      <w:r>
+        <w:t xml:space="preserve">Report the model, version, settings, date, number of examples and representative errors.</w:t>
       </w:r>
     </w:p>
     <w:p>
@@ -18401,7 +19612,7 @@
         <w:keepNext/>
       </w:pPr>
       <w:r>
-        <w:t xml:space="preserve">Slide 41: Supporting tools</w:t>
+        <w:t xml:space="preserve">Slide 39: Limitations that prompting cannot remove</w:t>
       </w:r>
     </w:p>
     <w:p>
@@ -18419,10 +19630,10 @@
           <w:b/>
           <w:bCs/>
         </w:rPr>
-        <w:t xml:space="preserve">Playgrounds:</w:t>
-      </w:r>
-      <w:r>
-        <w:t xml:space="preserve"> Try and compare prompts interactively in vendor playgrounds; check account access and costs.</w:t>
+        <w:t xml:space="preserve">Hallucination:</w:t>
+      </w:r>
+      <w:r>
+        <w:t xml:space="preserve"> A fluent answer can be false. Sources and checking reduce this risk but do not remove it.</w:t>
       </w:r>
     </w:p>
     <w:p>
@@ -18440,10 +19651,10 @@
           <w:b/>
           <w:bCs/>
         </w:rPr>
-        <w:t xml:space="preserve">Prompt management:</w:t>
-      </w:r>
-      <w:r>
-        <w:t xml:space="preserve"> Save prompt templates and changes alongside code.</w:t>
+        <w:t xml:space="preserve">Prompt sensitivity:</w:t>
+      </w:r>
+      <w:r>
+        <w:t xml:space="preserve"> Small wording or example-order changes can change the answers. Test several variants.</w:t>
       </w:r>
     </w:p>
     <w:p>
@@ -18461,10 +19672,10 @@
           <w:b/>
           <w:bCs/>
         </w:rPr>
-        <w:t xml:space="preserve">Evaluation frameworks:</w:t>
-      </w:r>
-      <w:r>
-        <w:t xml:space="preserve"> Tools such as OpenAI Evals, promptfoo, Inspect and LangSmith run the same test examples.</w:t>
+        <w:t xml:space="preserve">Knowledge cut-off:</w:t>
+      </w:r>
+      <w:r>
+        <w:t xml:space="preserve"> A model may not know recent events. Supply current sources or use a search tool.</w:t>
       </w:r>
     </w:p>
     <w:p>
@@ -18482,10 +19693,10 @@
           <w:b/>
           <w:bCs/>
         </w:rPr>
-        <w:t xml:space="preserve">Prompt optimisers:</w:t>
-      </w:r>
-      <w:r>
-        <w:t xml:space="preserve"> Tools such as DSPy search for prompt versions that improve a chosen score.</w:t>
+        <w:t xml:space="preserve">Sycophancy:</w:t>
+      </w:r>
+      <w:r>
+        <w:t xml:space="preserve"> The model may agree with a user's wrong claim. Test whether it corrects clear mistakes.</w:t>
       </w:r>
     </w:p>
     <w:p>
@@ -18503,10 +19714,10 @@
           <w:b/>
           <w:bCs/>
         </w:rPr>
-        <w:t xml:space="preserve">Observability:</w:t>
-      </w:r>
-      <w:r>
-        <w:t xml:space="preserve"> Record each model call's timing, tokens and result so failures can be traced (week 11).</w:t>
+        <w:t xml:space="preserve">Bias:</w:t>
+      </w:r>
+      <w:r>
+        <w:t xml:space="preserve"> Compare similar questions with varied names, languages and groups.</w:t>
       </w:r>
     </w:p>
     <w:p>
@@ -18524,10 +19735,10 @@
           <w:b/>
           <w:bCs/>
         </w:rPr>
-        <w:t xml:space="preserve">Guardrails:</w:t>
-      </w:r>
-      <w:r>
-        <w:t xml:space="preserve"> Use format checks, personal-data checks and safety filters. Test what they miss.</w:t>
+        <w:t xml:space="preserve">Non-determinism:</w:t>
+      </w:r>
+      <w:r>
+        <w:t xml:space="preserve"> Sampling and service updates can change replies. Record settings and model versions.</w:t>
       </w:r>
     </w:p>
     <w:p>
@@ -18536,7 +19747,7 @@
         <w:keepNext/>
       </w:pPr>
       <w:r>
-        <w:t xml:space="preserve">Slide 42: Responsible AI lens: prompting and evaluation</w:t>
+        <w:t xml:space="preserve">Slide 40: Prompt injection and jailbreaks: a real measurement</w:t>
       </w:r>
     </w:p>
     <w:p>
@@ -18554,10 +19765,20 @@
           <w:b/>
           <w:bCs/>
         </w:rPr>
-        <w:t xml:space="preserve">Privacy</w:t>
-      </w:r>
-      <w:r>
-        <w:t xml:space="preserve">: prompts are data. Do not paste personal or confidential information into tools without approval.</w:t>
+        <w:t xml:space="preserve">Direct injection</w:t>
+      </w:r>
+      <w:r>
+        <w:t xml:space="preserve"> is an attempt in the user's request to override rules. A </w:t>
+      </w:r>
+      <w:r>
+        <w:rPr>
+          <w:b/>
+          <w:bCs/>
+        </w:rPr>
+        <w:t xml:space="preserve">jailbreak</w:t>
+      </w:r>
+      <w:r>
+        <w:t xml:space="preserve"> attempts to bypass safety rules.</w:t>
       </w:r>
     </w:p>
     <w:p>
@@ -18575,10 +19796,10 @@
           <w:b/>
           <w:bCs/>
         </w:rPr>
-        <w:t xml:space="preserve">Bias testing</w:t>
-      </w:r>
-      <w:r>
-        <w:t xml:space="preserve">: include varied names, dialects and demographics in test sets; compare outcomes.</w:t>
+        <w:t xml:space="preserve">Indirect injection</w:t>
+      </w:r>
+      <w:r>
+        <w:t xml:space="preserve"> places hostile instructions inside a document, web page or email. Keyword flags on 3 injected documents: naive 3 of 3, defended 2 of 3.</w:t>
       </w:r>
     </w:p>
     <w:p>
@@ -18592,56 +19813,7 @@
         <w:spacing w:after="80" w:line="276"/>
       </w:pPr>
       <w:r>
-        <w:rPr>
-          <w:b/>
-          <w:bCs/>
-        </w:rPr>
-        <w:t xml:space="preserve">Over-reliance</w:t>
-      </w:r>
-      <w:r>
-        <w:t xml:space="preserve">: a polished answer invites trust; design for human verification where it matters.</w:t>
-      </w:r>
-    </w:p>
-    <w:p>
-      <w:pPr>
-        <w:pStyle w:val="ListParagraph"/>
-        <w:keepLines/>
-        <w:numPr>
-          <w:ilvl w:val="0"/>
-          <w:numId w:val="46"/>
-        </w:numPr>
-        <w:spacing w:after="80" w:line="276"/>
-      </w:pPr>
-      <w:r>
-        <w:rPr>
-          <w:b/>
-          <w:bCs/>
-        </w:rPr>
-        <w:t xml:space="preserve">Transparency</w:t>
-      </w:r>
-      <w:r>
-        <w:t xml:space="preserve">: disclose AI assistance and keep prompts and versions for accountability.</w:t>
-      </w:r>
-    </w:p>
-    <w:p>
-      <w:pPr>
-        <w:pStyle w:val="ListParagraph"/>
-        <w:keepLines/>
-        <w:numPr>
-          <w:ilvl w:val="0"/>
-          <w:numId w:val="46"/>
-        </w:numPr>
-        <w:spacing w:after="80" w:line="276"/>
-      </w:pPr>
-      <w:r>
-        <w:rPr>
-          <w:b/>
-          <w:bCs/>
-        </w:rPr>
-        <w:t xml:space="preserve">Evaluation is responsible practice:</w:t>
-      </w:r>
-      <w:r>
-        <w:t xml:space="preserve"> untested prompts are untested software.</w:t>
+        <w:t xml:space="preserve">Use several protections: limited tool permissions, approved tools, output checks and human review for consequential actions.</w:t>
       </w:r>
     </w:p>
     <w:p>
@@ -18650,7 +19822,7 @@
         <w:keepNext/>
       </w:pPr>
       <w:r>
-        <w:t xml:space="preserve">Slide 44: Lab 7: prompt engineering with evidence</w:t>
+        <w:t xml:space="preserve">Slide 41: Supporting tools</w:t>
       </w:r>
     </w:p>
     <w:p>
@@ -18664,17 +19836,14 @@
         <w:spacing w:after="80" w:line="276"/>
       </w:pPr>
       <w:r>
-        <w:t xml:space="preserve">Build an </w:t>
-      </w:r>
-      <w:r>
         <w:rPr>
           <w:b/>
           <w:bCs/>
         </w:rPr>
-        <w:t xml:space="preserve">evaluation harness</w:t>
-      </w:r>
-      <w:r>
-        <w:t xml:space="preserve">: code that runs examples and stores scores.</w:t>
+        <w:t xml:space="preserve">Playgrounds:</w:t>
+      </w:r>
+      <w:r>
+        <w:t xml:space="preserve"> Try and compare prompts interactively in vendor playgrounds; check account access and costs.</w:t>
       </w:r>
     </w:p>
     <w:p>
@@ -18688,7 +19857,14 @@
         <w:spacing w:after="80" w:line="276"/>
       </w:pPr>
       <w:r>
-        <w:t xml:space="preserve">Compare prompts with no, one and several examples on 40 labelled messages.</w:t>
+        <w:rPr>
+          <w:b/>
+          <w:bCs/>
+        </w:rPr>
+        <w:t xml:space="preserve">Prompt management:</w:t>
+      </w:r>
+      <w:r>
+        <w:t xml:space="preserve"> Save prompt templates and changes alongside code.</w:t>
       </w:r>
     </w:p>
     <w:p>
@@ -18702,7 +19878,14 @@
         <w:spacing w:after="80" w:line="276"/>
       </w:pPr>
       <w:r>
-        <w:t xml:space="preserve">Compare direct answers, written steps and majority voting on maths questions; count tokens too.</w:t>
+        <w:rPr>
+          <w:b/>
+          <w:bCs/>
+        </w:rPr>
+        <w:t xml:space="preserve">Evaluation frameworks:</w:t>
+      </w:r>
+      <w:r>
+        <w:t xml:space="preserve"> Tools such as OpenAI Evals, promptfoo, Inspect and LangSmith run the same test examples.</w:t>
       </w:r>
     </w:p>
     <w:p>
@@ -18716,17 +19899,14 @@
         <w:spacing w:after="80" w:line="276"/>
       </w:pPr>
       <w:r>
-        <w:t xml:space="preserve">Extract email fields as </w:t>
-      </w:r>
-      <w:r>
         <w:rPr>
           <w:b/>
           <w:bCs/>
         </w:rPr>
-        <w:t xml:space="preserve">JSON</w:t>
-      </w:r>
-      <w:r>
-        <w:t xml:space="preserve">. Check the schema and the actual field values.</w:t>
+        <w:t xml:space="preserve">Prompt optimisers:</w:t>
+      </w:r>
+      <w:r>
+        <w:t xml:space="preserve"> Tools such as DSPy search for prompt versions that improve a chosen score.</w:t>
       </w:r>
     </w:p>
     <w:p>
@@ -18740,7 +19920,14 @@
         <w:spacing w:after="80" w:line="276"/>
       </w:pPr>
       <w:r>
-        <w:t xml:space="preserve">Compare simple and defended prompts on documents with hostile instructions.</w:t>
+        <w:rPr>
+          <w:b/>
+          <w:bCs/>
+        </w:rPr>
+        <w:t xml:space="preserve">Observability:</w:t>
+      </w:r>
+      <w:r>
+        <w:t xml:space="preserve"> Record each model call's timing, tokens and result so failures can be traced (week 11).</w:t>
       </w:r>
     </w:p>
     <w:p>
@@ -18754,7 +19941,14 @@
         <w:spacing w:after="80" w:line="276"/>
       </w:pPr>
       <w:r>
-        <w:t xml:space="preserve">Use a model to judge A/B answers; swap their order and inspect invalid verdicts.</w:t>
+        <w:rPr>
+          <w:b/>
+          <w:bCs/>
+        </w:rPr>
+        <w:t xml:space="preserve">Guardrails:</w:t>
+      </w:r>
+      <w:r>
+        <w:t xml:space="preserve"> Use format checks, personal-data checks and safety filters. Test what they miss.</w:t>
       </w:r>
     </w:p>
     <w:p>
@@ -18763,7 +19957,7 @@
         <w:keepNext/>
       </w:pPr>
       <w:r>
-        <w:t xml:space="preserve">Slide 46: Summary</w:t>
+        <w:t xml:space="preserve">Slide 42: Responsible AI lens: prompting and evaluation</w:t>
       </w:r>
     </w:p>
     <w:p>
@@ -18777,7 +19971,14 @@
         <w:spacing w:after="80" w:line="276"/>
       </w:pPr>
       <w:r>
-        <w:t xml:space="preserve">A prompt changes the input; it does not train the model.</w:t>
+        <w:rPr>
+          <w:b/>
+          <w:bCs/>
+        </w:rPr>
+        <w:t xml:space="preserve">Privacy</w:t>
+      </w:r>
+      <w:r>
+        <w:t xml:space="preserve">: prompts are data. Do not paste personal or confidential information into tools without approval.</w:t>
       </w:r>
     </w:p>
     <w:p>
@@ -18791,7 +19992,14 @@
         <w:spacing w:after="80" w:line="276"/>
       </w:pPr>
       <w:r>
-        <w:t xml:space="preserve">Include rules, source facts, examples, a clear task and an answer format.</w:t>
+        <w:rPr>
+          <w:b/>
+          <w:bCs/>
+        </w:rPr>
+        <w:t xml:space="preserve">Bias testing</w:t>
+      </w:r>
+      <w:r>
+        <w:t xml:space="preserve">: include varied names, dialects and demographics in test sets; compare outcomes.</w:t>
       </w:r>
     </w:p>
     <w:p>
@@ -18805,7 +20013,14 @@
         <w:spacing w:after="80" w:line="276"/>
       </w:pPr>
       <w:r>
-        <w:t xml:space="preserve">Examples show behaviour; roles mainly guide style.</w:t>
+        <w:rPr>
+          <w:b/>
+          <w:bCs/>
+        </w:rPr>
+        <w:t xml:space="preserve">Over-reliance</w:t>
+      </w:r>
+      <w:r>
+        <w:t xml:space="preserve">: a polished answer invites trust; design for human verification where it matters.</w:t>
       </w:r>
     </w:p>
     <w:p>
@@ -18819,7 +20034,14 @@
         <w:spacing w:after="80" w:line="276"/>
       </w:pPr>
       <w:r>
-        <w:t xml:space="preserve">Written steps and voting can help, but cost more and can still be wrong.</w:t>
+        <w:rPr>
+          <w:b/>
+          <w:bCs/>
+        </w:rPr>
+        <w:t xml:space="preserve">Transparency</w:t>
+      </w:r>
+      <w:r>
+        <w:t xml:space="preserve">: disclose AI assistance and keep prompts and versions for accountability.</w:t>
       </w:r>
     </w:p>
     <w:p>
@@ -18833,7 +20055,23 @@
         <w:spacing w:after="80" w:line="276"/>
       </w:pPr>
       <w:r>
-        <w:t xml:space="preserve">Check structured output for both valid format and correct facts.</w:t>
+        <w:rPr>
+          <w:b/>
+          <w:bCs/>
+        </w:rPr>
+        <w:t xml:space="preserve">Evaluation is responsible practice:</w:t>
+      </w:r>
+      <w:r>
+        <w:t xml:space="preserve"> untested prompts are untested software.</w:t>
+      </w:r>
+    </w:p>
+    <w:p>
+      <w:pPr>
+        <w:pStyle w:val="Heading2"/>
+        <w:keepNext/>
+      </w:pPr>
+      <w:r>
+        <w:t xml:space="preserve">Slide 44: Lab 7: prompt engineering with evidence</w:t>
       </w:r>
     </w:p>
     <w:p>
@@ -18842,12 +20080,22 @@
         <w:keepLines/>
         <w:numPr>
           <w:ilvl w:val="0"/>
-          <w:numId w:val="48"/>
+          <w:numId w:val="49"/>
         </w:numPr>
         <w:spacing w:after="80" w:line="276"/>
       </w:pPr>
       <w:r>
-        <w:t xml:space="preserve">Compare prompts using the same examples and settings; keep a separate final test.</w:t>
+        <w:t xml:space="preserve">Build an </w:t>
+      </w:r>
+      <w:r>
+        <w:rPr>
+          <w:b/>
+          <w:bCs/>
+        </w:rPr>
+        <w:t xml:space="preserve">evaluation harness</w:t>
+      </w:r>
+      <w:r>
+        <w:t xml:space="preserve">: code that runs examples and stores scores.</w:t>
       </w:r>
     </w:p>
     <w:p>
@@ -18856,12 +20104,12 @@
         <w:keepLines/>
         <w:numPr>
           <w:ilvl w:val="0"/>
-          <w:numId w:val="48"/>
+          <w:numId w:val="49"/>
         </w:numPr>
         <w:spacing w:after="80" w:line="276"/>
       </w:pPr>
       <w:r>
-        <w:t xml:space="preserve">False answers, bias and hostile instructions remain possible.</w:t>
+        <w:t xml:space="preserve">Compare prompts with no, one and several examples on 20 development messages, then check the best once on 20 held-out messages.</w:t>
       </w:r>
     </w:p>
     <w:p>
@@ -18870,7 +20118,180 @@
         <w:keepLines/>
         <w:numPr>
           <w:ilvl w:val="0"/>
-          <w:numId w:val="48"/>
+          <w:numId w:val="49"/>
+        </w:numPr>
+        <w:spacing w:after="80" w:line="276"/>
+      </w:pPr>
+      <w:r>
+        <w:t xml:space="preserve">Compare direct answers, written steps and majority voting on maths questions; count tokens too.</w:t>
+      </w:r>
+    </w:p>
+    <w:p>
+      <w:pPr>
+        <w:pStyle w:val="ListParagraph"/>
+        <w:keepLines/>
+        <w:numPr>
+          <w:ilvl w:val="0"/>
+          <w:numId w:val="49"/>
+        </w:numPr>
+        <w:spacing w:after="80" w:line="276"/>
+      </w:pPr>
+      <w:r>
+        <w:t xml:space="preserve">Extract email fields as </w:t>
+      </w:r>
+      <w:r>
+        <w:rPr>
+          <w:b/>
+          <w:bCs/>
+        </w:rPr>
+        <w:t xml:space="preserve">JSON</w:t>
+      </w:r>
+      <w:r>
+        <w:t xml:space="preserve">. Check the schema and the actual field values.</w:t>
+      </w:r>
+    </w:p>
+    <w:p>
+      <w:pPr>
+        <w:pStyle w:val="ListParagraph"/>
+        <w:keepLines/>
+        <w:numPr>
+          <w:ilvl w:val="0"/>
+          <w:numId w:val="49"/>
+        </w:numPr>
+        <w:spacing w:after="80" w:line="276"/>
+      </w:pPr>
+      <w:r>
+        <w:t xml:space="preserve">Compare simple and defended prompts on documents with hostile instructions.</w:t>
+      </w:r>
+    </w:p>
+    <w:p>
+      <w:pPr>
+        <w:pStyle w:val="ListParagraph"/>
+        <w:keepLines/>
+        <w:numPr>
+          <w:ilvl w:val="0"/>
+          <w:numId w:val="49"/>
+        </w:numPr>
+        <w:spacing w:after="80" w:line="276"/>
+      </w:pPr>
+      <w:r>
+        <w:t xml:space="preserve">Use a model to judge A/B answers; swap their order and inspect invalid verdicts.</w:t>
+      </w:r>
+    </w:p>
+    <w:p>
+      <w:pPr>
+        <w:pStyle w:val="Heading2"/>
+        <w:keepNext/>
+      </w:pPr>
+      <w:r>
+        <w:t xml:space="preserve">Slide 46: Summary</w:t>
+      </w:r>
+    </w:p>
+    <w:p>
+      <w:pPr>
+        <w:pStyle w:val="ListParagraph"/>
+        <w:keepLines/>
+        <w:numPr>
+          <w:ilvl w:val="0"/>
+          <w:numId w:val="50"/>
+        </w:numPr>
+        <w:spacing w:after="80" w:line="276"/>
+      </w:pPr>
+      <w:r>
+        <w:t xml:space="preserve">A prompt changes the input; it does not train the model.</w:t>
+      </w:r>
+    </w:p>
+    <w:p>
+      <w:pPr>
+        <w:pStyle w:val="ListParagraph"/>
+        <w:keepLines/>
+        <w:numPr>
+          <w:ilvl w:val="0"/>
+          <w:numId w:val="50"/>
+        </w:numPr>
+        <w:spacing w:after="80" w:line="276"/>
+      </w:pPr>
+      <w:r>
+        <w:t xml:space="preserve">Include rules, source facts, examples, a clear task and an answer format.</w:t>
+      </w:r>
+    </w:p>
+    <w:p>
+      <w:pPr>
+        <w:pStyle w:val="ListParagraph"/>
+        <w:keepLines/>
+        <w:numPr>
+          <w:ilvl w:val="0"/>
+          <w:numId w:val="50"/>
+        </w:numPr>
+        <w:spacing w:after="80" w:line="276"/>
+      </w:pPr>
+      <w:r>
+        <w:t xml:space="preserve">Examples show behaviour; roles mainly guide style.</w:t>
+      </w:r>
+    </w:p>
+    <w:p>
+      <w:pPr>
+        <w:pStyle w:val="ListParagraph"/>
+        <w:keepLines/>
+        <w:numPr>
+          <w:ilvl w:val="0"/>
+          <w:numId w:val="50"/>
+        </w:numPr>
+        <w:spacing w:after="80" w:line="276"/>
+      </w:pPr>
+      <w:r>
+        <w:t xml:space="preserve">Written steps and voting can help, but cost more and can still be wrong.</w:t>
+      </w:r>
+    </w:p>
+    <w:p>
+      <w:pPr>
+        <w:pStyle w:val="ListParagraph"/>
+        <w:keepLines/>
+        <w:numPr>
+          <w:ilvl w:val="0"/>
+          <w:numId w:val="50"/>
+        </w:numPr>
+        <w:spacing w:after="80" w:line="276"/>
+      </w:pPr>
+      <w:r>
+        <w:t xml:space="preserve">Check structured output for both valid format and correct facts.</w:t>
+      </w:r>
+    </w:p>
+    <w:p>
+      <w:pPr>
+        <w:pStyle w:val="ListParagraph"/>
+        <w:keepLines/>
+        <w:numPr>
+          <w:ilvl w:val="0"/>
+          <w:numId w:val="50"/>
+        </w:numPr>
+        <w:spacing w:after="80" w:line="276"/>
+      </w:pPr>
+      <w:r>
+        <w:t xml:space="preserve">Compare prompts using the same examples and settings; keep a separate final test.</w:t>
+      </w:r>
+    </w:p>
+    <w:p>
+      <w:pPr>
+        <w:pStyle w:val="ListParagraph"/>
+        <w:keepLines/>
+        <w:numPr>
+          <w:ilvl w:val="0"/>
+          <w:numId w:val="50"/>
+        </w:numPr>
+        <w:spacing w:after="80" w:line="276"/>
+      </w:pPr>
+      <w:r>
+        <w:t xml:space="preserve">False answers, bias and hostile instructions remain possible.</w:t>
+      </w:r>
+    </w:p>
+    <w:p>
+      <w:pPr>
+        <w:pStyle w:val="ListParagraph"/>
+        <w:keepLines/>
+        <w:numPr>
+          <w:ilvl w:val="0"/>
+          <w:numId w:val="50"/>
         </w:numPr>
         <w:spacing w:after="80" w:line="276"/>
       </w:pPr>
@@ -18928,7 +20349,7 @@
         <w:t xml:space="preserve">results.json</w:t>
       </w:r>
       <w:r>
-        <w:t xml:space="preserve">), so the rate can be checked by hand: in the recorded run the judge chose B in both orders for the temperature question, which is position bias.</w:t>
+        <w:t xml:space="preserve">), so the rate can be checked by hand: in the stored GPU run the judge chose B in both orders for the temperature question, which is position bias. Check the four CPU-core verdict pairs in your own notebook in the same way.</w:t>
       </w:r>
     </w:p>
     <w:p>
@@ -19495,7 +20916,7 @@
         <w:keepLines/>
         <w:numPr>
           <w:ilvl w:val="0"/>
-          <w:numId w:val="49"/>
+          <w:numId w:val="51"/>
         </w:numPr>
         <w:spacing w:after="80" w:line="276"/>
       </w:pPr>
@@ -19509,12 +20930,12 @@
         <w:keepLines/>
         <w:numPr>
           <w:ilvl w:val="0"/>
-          <w:numId w:val="49"/>
+          <w:numId w:val="51"/>
         </w:numPr>
         <w:spacing w:after="80" w:line="276"/>
       </w:pPr>
       <w:r>
-        <w:t xml:space="preserve">Rules, examples and context guide replies.</w:t>
+        <w:t xml:space="preserve">Briefs state rules, examples, format.</w:t>
       </w:r>
     </w:p>
     <w:p>
@@ -19523,12 +20944,12 @@
         <w:keepLines/>
         <w:numPr>
           <w:ilvl w:val="0"/>
-          <w:numId w:val="49"/>
+          <w:numId w:val="51"/>
         </w:numPr>
         <w:spacing w:after="80" w:line="276"/>
       </w:pPr>
       <w:r>
-        <w:t xml:space="preserve">Validate structure and facts.</w:t>
+        <w:t xml:space="preserve">Schemas check shape, not truth.</w:t>
       </w:r>
     </w:p>
     <w:p>
@@ -19537,12 +20958,12 @@
         <w:keepLines/>
         <w:numPr>
           <w:ilvl w:val="0"/>
-          <w:numId w:val="49"/>
+          <w:numId w:val="51"/>
         </w:numPr>
         <w:spacing w:after="80" w:line="276"/>
       </w:pPr>
       <w:r>
-        <w:t xml:space="preserve">Evaluate on realistic, separate cases.</w:t>
+        <w:t xml:space="preserve">Choose on dev; report held-out.</w:t>
       </w:r>
     </w:p>
     <w:p>
@@ -19551,12 +20972,12 @@
         <w:keepLines/>
         <w:numPr>
           <w:ilvl w:val="0"/>
-          <w:numId w:val="49"/>
+          <w:numId w:val="51"/>
         </w:numPr>
         <w:spacing w:after="80" w:line="276"/>
       </w:pPr>
       <w:r>
-        <w:t xml:space="preserve">Check judges and uncertainty.</w:t>
+        <w:t xml:space="preserve">Check judges and small samples.</w:t>
       </w:r>
     </w:p>
     <w:p>
@@ -19565,12 +20986,46 @@
         <w:keepLines/>
         <w:numPr>
           <w:ilvl w:val="0"/>
-          <w:numId w:val="49"/>
+          <w:numId w:val="51"/>
         </w:numPr>
         <w:spacing w:after="80" w:line="276"/>
       </w:pPr>
       <w:r>
         <w:t xml:space="preserve">Enforce tool permissions in code.</w:t>
+      </w:r>
+    </w:p>
+    <w:p>
+      <w:pPr>
+        <w:keepNext/>
+        <w:keepLines/>
+        <w:spacing w:after="140" w:line="288"/>
+      </w:pPr>
+      <w:r>
+        <w:rPr>
+          <w:b/>
+          <w:bCs/>
+        </w:rPr>
+        <w:t xml:space="preserve">Exit question.</w:t>
+      </w:r>
+      <w:r>
+        <w:t xml:space="preserve"> Valid JSON proves facts?</w:t>
+      </w:r>
+    </w:p>
+    <w:p>
+      <w:pPr>
+        <w:keepNext/>
+        <w:keepLines/>
+        <w:spacing w:after="140" w:line="288"/>
+      </w:pPr>
+      <w:r>
+        <w:rPr>
+          <w:b/>
+          <w:bCs/>
+        </w:rPr>
+        <w:t xml:space="preserve">Answer.</w:t>
+      </w:r>
+      <w:r>
+        <w:t xml:space="preserve"> No; compare with the source.</w:t>
       </w:r>
     </w:p>
     <w:p>
@@ -19584,7 +21039,7 @@
           <wp:inline distT="0" distB="0" distL="0" distR="0">
             <wp:extent cx="5334000" cy="2266950"/>
             <wp:effectExtent t="0" r="0" b="0" l="0"/>
-            <wp:docPr id="14" name="What we learned: prompts and evidence" descr="What we learned: prompts and evidence" title="What we learned: prompts and evidence"/>
+            <wp:docPr id="16" name="What we learned: prompts and evidence" descr="What we learned: prompts and evidence" title="What we learned: prompts and evidence"/>
             <wp:cNvGraphicFramePr>
               <a:graphicFrameLocks xmlns:a="http://schemas.openxmlformats.org/drawingml/2006/main" noChangeAspect="1"/>
             </wp:cNvGraphicFramePr>
@@ -19598,7 +21053,7 @@
                     </pic:cNvPicPr>
                   </pic:nvPicPr>
                   <pic:blipFill>
-                    <a:blip r:embed="rId22" cstate="none"/>
+                    <a:blip r:embed="rId24" cstate="none"/>
                     <a:srcRect/>
                     <a:stretch>
                       <a:fillRect/>
@@ -19634,40 +21089,6 @@
           <w:szCs w:val="19"/>
         </w:rPr>
         <w:t xml:space="preserve">What we learned: prompts and evidence</w:t>
-      </w:r>
-    </w:p>
-    <w:p>
-      <w:pPr>
-        <w:keepNext/>
-        <w:keepLines/>
-        <w:spacing w:after="140" w:line="288"/>
-      </w:pPr>
-      <w:r>
-        <w:rPr>
-          <w:b/>
-          <w:bCs/>
-        </w:rPr>
-        <w:t xml:space="preserve">Exit question.</w:t>
-      </w:r>
-      <w:r>
-        <w:t xml:space="preserve"> What proves that a prompt revision helped?</w:t>
-      </w:r>
-    </w:p>
-    <w:p>
-      <w:pPr>
-        <w:keepNext w:val="false"/>
-        <w:keepLines/>
-        <w:spacing w:after="140" w:line="288"/>
-      </w:pPr>
-      <w:r>
-        <w:rPr>
-          <w:b/>
-          <w:bCs/>
-        </w:rPr>
-        <w:t xml:space="preserve">Answer.</w:t>
-      </w:r>
-      <w:r>
-        <w:t xml:space="preserve"> A fair comparison on the same development cases, followed by a fresh final check; report costs and errors.</w:t>
       </w:r>
     </w:p>
     <w:sectPr>
@@ -20023,37 +21444,37 @@
     </w:lvlOverride>
   </w:num>
   <w:num w:numId="12">
+    <w:abstractNumId w:val="3"/>
+    <w:lvlOverride w:ilvl="0">
+      <w:startOverride w:val="1"/>
+    </w:lvlOverride>
+  </w:num>
+  <w:num w:numId="13">
+    <w:abstractNumId w:val="3"/>
+    <w:lvlOverride w:ilvl="0">
+      <w:startOverride w:val="1"/>
+    </w:lvlOverride>
+  </w:num>
+  <w:num w:numId="14">
     <w:abstractNumId w:val="2"/>
     <w:lvlOverride w:ilvl="0">
       <w:startOverride w:val="1"/>
     </w:lvlOverride>
   </w:num>
-  <w:num w:numId="13">
+  <w:num w:numId="15">
     <w:abstractNumId w:val="2"/>
     <w:lvlOverride w:ilvl="0">
       <w:startOverride w:val="1"/>
     </w:lvlOverride>
   </w:num>
-  <w:num w:numId="14">
+  <w:num w:numId="16">
     <w:abstractNumId w:val="3"/>
     <w:lvlOverride w:ilvl="0">
       <w:startOverride w:val="1"/>
     </w:lvlOverride>
   </w:num>
-  <w:num w:numId="15">
+  <w:num w:numId="17">
     <w:abstractNumId w:val="3"/>
-    <w:lvlOverride w:ilvl="0">
-      <w:startOverride w:val="1"/>
-    </w:lvlOverride>
-  </w:num>
-  <w:num w:numId="16">
-    <w:abstractNumId w:val="2"/>
-    <w:lvlOverride w:ilvl="0">
-      <w:startOverride w:val="1"/>
-    </w:lvlOverride>
-  </w:num>
-  <w:num w:numId="17">
-    <w:abstractNumId w:val="2"/>
     <w:lvlOverride w:ilvl="0">
       <w:startOverride w:val="1"/>
     </w:lvlOverride>
@@ -20245,6 +21666,18 @@
     </w:lvlOverride>
   </w:num>
   <w:num w:numId="49">
+    <w:abstractNumId w:val="2"/>
+    <w:lvlOverride w:ilvl="0">
+      <w:startOverride w:val="1"/>
+    </w:lvlOverride>
+  </w:num>
+  <w:num w:numId="50">
+    <w:abstractNumId w:val="2"/>
+    <w:lvlOverride w:ilvl="0">
+      <w:startOverride w:val="1"/>
+    </w:lvlOverride>
+  </w:num>
+  <w:num w:numId="51">
     <w:abstractNumId w:val="2"/>
     <w:lvlOverride w:ilvl="0">
       <w:startOverride w:val="1"/>
